--- a/Documentation/handout.docx
+++ b/Documentation/handout.docx
@@ -6,91 +6,163 @@
       <w:pPr>
         <w:pStyle w:val="GvdeMetni"/>
         <w:rPr>
-          <w:rFonts w:ascii="Times New Roman"/>
+          <w:rFonts w:ascii="Lucida Calligraphy"/>
+          <w:i/>
           <w:sz w:val="20"/>
         </w:rPr>
       </w:pPr>
     </w:p>
-    <w:p>
-      <w:pPr>
-        <w:pStyle w:val="GvdeMetni"/>
-        <w:rPr>
-          <w:rFonts w:ascii="Times New Roman"/>
-          <w:sz w:val="16"/>
-        </w:rPr>
-      </w:pPr>
-    </w:p>
-    <w:p>
-      <w:pPr>
-        <w:pStyle w:val="GvdeMetni"/>
-        <w:ind w:left="175"/>
-        <w:rPr>
-          <w:rFonts w:ascii="Times New Roman"/>
-          <w:sz w:val="20"/>
-        </w:rPr>
-      </w:pPr>
-      <w:r>
-        <w:rPr>
-          <w:rFonts w:ascii="Times New Roman"/>
-          <w:noProof/>
-          <w:sz w:val="20"/>
-          <w:lang w:bidi="ar-SA"/>
-        </w:rPr>
-        <w:drawing>
-          <wp:inline distT="0" distB="0" distL="0" distR="0" wp14:anchorId="11304BF3" wp14:editId="04DE623A">
-            <wp:extent cx="2609850" cy="438150"/>
-            <wp:effectExtent l="0" t="0" r="0" b="0"/>
-            <wp:docPr id="1" name="image1.jpeg"/>
-            <wp:cNvGraphicFramePr>
-              <a:graphicFrameLocks xmlns:a="http://schemas.openxmlformats.org/drawingml/2006/main" noChangeAspect="1"/>
-            </wp:cNvGraphicFramePr>
-            <a:graphic xmlns:a="http://schemas.openxmlformats.org/drawingml/2006/main">
-              <a:graphicData uri="http://schemas.openxmlformats.org/drawingml/2006/picture">
-                <pic:pic xmlns:pic="http://schemas.openxmlformats.org/drawingml/2006/picture">
-                  <pic:nvPicPr>
-                    <pic:cNvPr id="2" name="image1.jpeg"/>
-                    <pic:cNvPicPr/>
-                  </pic:nvPicPr>
-                  <pic:blipFill>
-                    <a:blip r:embed="rId8" cstate="print"/>
-                    <a:stretch>
-                      <a:fillRect/>
-                    </a:stretch>
-                  </pic:blipFill>
-                  <pic:spPr>
-                    <a:xfrm>
-                      <a:off x="0" y="0"/>
-                      <a:ext cx="2609850" cy="438150"/>
-                    </a:xfrm>
-                    <a:prstGeom prst="rect">
-                      <a:avLst/>
-                    </a:prstGeom>
-                  </pic:spPr>
-                </pic:pic>
-              </a:graphicData>
-            </a:graphic>
-          </wp:inline>
-        </w:drawing>
-      </w:r>
-    </w:p>
-    <w:p>
-      <w:pPr>
-        <w:pStyle w:val="GvdeMetni"/>
-        <w:rPr>
-          <w:rFonts w:ascii="Times New Roman"/>
-          <w:sz w:val="20"/>
-        </w:rPr>
-      </w:pPr>
-    </w:p>
-    <w:p>
-      <w:pPr>
-        <w:pStyle w:val="GvdeMetni"/>
-        <w:rPr>
-          <w:rFonts w:ascii="Times New Roman"/>
-          <w:sz w:val="20"/>
-        </w:rPr>
-      </w:pPr>
-    </w:p>
+    <w:tbl>
+      <w:tblPr>
+        <w:tblStyle w:val="TabloKlavuzu"/>
+        <w:tblW w:w="0" w:type="auto"/>
+        <w:tblBorders>
+          <w:top w:val="none" w:sz="0" w:space="0" w:color="auto"/>
+          <w:left w:val="none" w:sz="0" w:space="0" w:color="auto"/>
+          <w:bottom w:val="none" w:sz="0" w:space="0" w:color="auto"/>
+          <w:right w:val="none" w:sz="0" w:space="0" w:color="auto"/>
+          <w:insideH w:val="none" w:sz="0" w:space="0" w:color="auto"/>
+          <w:insideV w:val="none" w:sz="0" w:space="0" w:color="auto"/>
+        </w:tblBorders>
+        <w:tblLook w:val="04A0" w:firstRow="1" w:lastRow="0" w:firstColumn="1" w:lastColumn="0" w:noHBand="0" w:noVBand="1"/>
+      </w:tblPr>
+      <w:tblGrid>
+        <w:gridCol w:w="4900"/>
+        <w:gridCol w:w="4900"/>
+      </w:tblGrid>
+      <w:tr>
+        <w:tc>
+          <w:tcPr>
+            <w:tcW w:w="4900" w:type="dxa"/>
+            <w:vAlign w:val="center"/>
+          </w:tcPr>
+          <w:p>
+            <w:pPr>
+              <w:pStyle w:val="GvdeMetni"/>
+              <w:rPr>
+                <w:rFonts w:ascii="Times New Roman"/>
+                <w:sz w:val="20"/>
+              </w:rPr>
+            </w:pPr>
+            <w:r>
+              <w:rPr>
+                <w:rFonts w:ascii="Lucida Calligraphy"/>
+                <w:i/>
+                <w:sz w:val="16"/>
+              </w:rPr>
+              <w:br w:type="page"/>
+            </w:r>
+            <w:r>
+              <w:rPr>
+                <w:rFonts w:ascii="Times New Roman"/>
+                <w:noProof/>
+                <w:sz w:val="20"/>
+                <w:lang w:bidi="ar-SA"/>
+              </w:rPr>
+              <w:drawing>
+                <wp:inline distT="0" distB="0" distL="0" distR="0" wp14:anchorId="2762B092" wp14:editId="101C8C03">
+                  <wp:extent cx="2609850" cy="438150"/>
+                  <wp:effectExtent l="0" t="0" r="0" b="0"/>
+                  <wp:docPr id="106" name="image1.jpeg"/>
+                  <wp:cNvGraphicFramePr>
+                    <a:graphicFrameLocks xmlns:a="http://schemas.openxmlformats.org/drawingml/2006/main" noChangeAspect="1"/>
+                  </wp:cNvGraphicFramePr>
+                  <a:graphic xmlns:a="http://schemas.openxmlformats.org/drawingml/2006/main">
+                    <a:graphicData uri="http://schemas.openxmlformats.org/drawingml/2006/picture">
+                      <pic:pic xmlns:pic="http://schemas.openxmlformats.org/drawingml/2006/picture">
+                        <pic:nvPicPr>
+                          <pic:cNvPr id="2" name="image1.jpeg"/>
+                          <pic:cNvPicPr/>
+                        </pic:nvPicPr>
+                        <pic:blipFill>
+                          <a:blip r:embed="rId8" cstate="print"/>
+                          <a:stretch>
+                            <a:fillRect/>
+                          </a:stretch>
+                        </pic:blipFill>
+                        <pic:spPr>
+                          <a:xfrm>
+                            <a:off x="0" y="0"/>
+                            <a:ext cx="2609850" cy="438150"/>
+                          </a:xfrm>
+                          <a:prstGeom prst="rect">
+                            <a:avLst/>
+                          </a:prstGeom>
+                        </pic:spPr>
+                      </pic:pic>
+                    </a:graphicData>
+                  </a:graphic>
+                </wp:inline>
+              </w:drawing>
+            </w:r>
+          </w:p>
+        </w:tc>
+        <w:tc>
+          <w:tcPr>
+            <w:tcW w:w="4900" w:type="dxa"/>
+            <w:vAlign w:val="center"/>
+          </w:tcPr>
+          <w:p>
+            <w:pPr>
+              <w:pStyle w:val="GvdeMetni"/>
+              <w:jc w:val="right"/>
+              <w:rPr>
+                <w:rFonts w:ascii="Times New Roman"/>
+                <w:sz w:val="20"/>
+              </w:rPr>
+            </w:pPr>
+            <w:r>
+              <w:rPr>
+                <w:rFonts w:ascii="Times New Roman"/>
+                <w:noProof/>
+                <w:sz w:val="20"/>
+              </w:rPr>
+              <w:drawing>
+                <wp:inline distT="0" distB="0" distL="0" distR="0" wp14:anchorId="323400B2" wp14:editId="100B6996">
+                  <wp:extent cx="720000" cy="720000"/>
+                  <wp:effectExtent l="0" t="0" r="0" b="0"/>
+                  <wp:docPr id="107" name="Resim 107"/>
+                  <wp:cNvGraphicFramePr>
+                    <a:graphicFrameLocks xmlns:a="http://schemas.openxmlformats.org/drawingml/2006/main" noChangeAspect="1"/>
+                  </wp:cNvGraphicFramePr>
+                  <a:graphic xmlns:a="http://schemas.openxmlformats.org/drawingml/2006/main">
+                    <a:graphicData uri="http://schemas.openxmlformats.org/drawingml/2006/picture">
+                      <pic:pic xmlns:pic="http://schemas.openxmlformats.org/drawingml/2006/picture">
+                        <pic:nvPicPr>
+                          <pic:cNvPr id="103" name="Resim 103"/>
+                          <pic:cNvPicPr/>
+                        </pic:nvPicPr>
+                        <pic:blipFill>
+                          <a:blip r:embed="rId9">
+                            <a:extLst>
+                              <a:ext uri="{28A0092B-C50C-407E-A947-70E740481C1C}">
+                                <a14:useLocalDpi xmlns:a14="http://schemas.microsoft.com/office/drawing/2010/main" val="0"/>
+                              </a:ext>
+                            </a:extLst>
+                          </a:blip>
+                          <a:stretch>
+                            <a:fillRect/>
+                          </a:stretch>
+                        </pic:blipFill>
+                        <pic:spPr>
+                          <a:xfrm>
+                            <a:off x="0" y="0"/>
+                            <a:ext cx="720000" cy="720000"/>
+                          </a:xfrm>
+                          <a:prstGeom prst="rect">
+                            <a:avLst/>
+                          </a:prstGeom>
+                        </pic:spPr>
+                      </pic:pic>
+                    </a:graphicData>
+                  </a:graphic>
+                </wp:inline>
+              </w:drawing>
+            </w:r>
+          </w:p>
+        </w:tc>
+      </w:tr>
+    </w:tbl>
     <w:p>
       <w:pPr>
         <w:spacing w:before="205"/>
@@ -104,101 +176,105 @@
       </w:pPr>
       <w:r>
         <w:rPr>
+          <w:b/>
+          <w:color w:val="44536A"/>
+          <w:sz w:val="52"/>
+        </w:rPr>
+        <w:t>CALVIN (Python Version)</w:t>
+      </w:r>
+    </w:p>
+    <w:p>
+      <w:pPr>
+        <w:spacing w:before="205"/>
+        <w:ind w:left="1876" w:right="1295" w:hanging="416"/>
+        <w:jc w:val="center"/>
+        <w:rPr>
+          <w:b/>
+          <w:color w:val="44536A"/>
+          <w:sz w:val="52"/>
+        </w:rPr>
+      </w:pPr>
+      <w:r>
+        <w:rPr>
+          <w:b/>
+          <w:color w:val="44536A"/>
+          <w:sz w:val="52"/>
+        </w:rPr>
+        <w:t>Spring</w:t>
+      </w:r>
+      <w:r>
+        <w:rPr>
+          <w:b/>
+          <w:color w:val="44536A"/>
+          <w:sz w:val="52"/>
+        </w:rPr>
+        <w:t xml:space="preserve"> 202</w:t>
+      </w:r>
+      <w:r>
+        <w:rPr>
+          <w:b/>
+          <w:color w:val="44536A"/>
+          <w:sz w:val="52"/>
+        </w:rPr>
+        <w:t>6</w:t>
+      </w:r>
+      <w:r>
+        <w:rPr>
+          <w:b/>
+          <w:color w:val="44536A"/>
+          <w:sz w:val="52"/>
+        </w:rPr>
+        <w:t xml:space="preserve"> Shortcourse</w:t>
+      </w:r>
+    </w:p>
+    <w:p>
+      <w:pPr>
+        <w:spacing w:before="205"/>
+        <w:ind w:left="1876" w:right="1295" w:hanging="416"/>
+        <w:jc w:val="center"/>
+        <w:rPr>
+          <w:bCs/>
+          <w:sz w:val="48"/>
+          <w:szCs w:val="20"/>
+        </w:rPr>
+      </w:pPr>
+      <w:r>
+        <w:rPr>
+          <w:bCs/>
+          <w:color w:val="44536A"/>
+          <w:sz w:val="44"/>
+          <w:szCs w:val="20"/>
+        </w:rPr>
+        <w:t xml:space="preserve">with </w:t>
+      </w:r>
+      <w:r>
+        <w:rPr>
+          <w:bCs/>
+          <w:color w:val="44536A"/>
+          <w:sz w:val="44"/>
+          <w:szCs w:val="20"/>
+        </w:rPr>
+        <w:t>Hands-on Tutorials</w:t>
+      </w:r>
+    </w:p>
+    <w:p>
+      <w:pPr>
+        <w:pStyle w:val="GvdeMetni"/>
+        <w:rPr>
+          <w:b/>
           <w:sz w:val="20"/>
         </w:rPr>
-        <w:pict w14:anchorId="463AB274">
-          <v:line id="_x0000_s1101" alt="" style="position:absolute;left:0;text-align:left;z-index:-251656192;mso-wrap-edited:f;mso-width-percent:0;mso-height-percent:0;mso-wrap-distance-left:0;mso-wrap-distance-right:0;mso-position-horizontal-relative:page;mso-width-percent:0;mso-height-percent:0" from="70.55pt,79.3pt" to="541.75pt,79.3pt" strokecolor="#5b9bd4" strokeweight="1pt">
+      </w:pPr>
+      <w:r>
+        <w:rPr>
+          <w:sz w:val="20"/>
+        </w:rPr>
+        <w:pict w14:anchorId="1C6FEA63">
+          <v:line id="_x0000_s1101" alt="" style="position:absolute;z-index:-251646976;mso-wrap-edited:f;mso-width-percent:0;mso-height-percent:0;mso-wrap-distance-left:0;mso-wrap-distance-right:0;mso-position-horizontal-relative:page;mso-width-percent:0;mso-height-percent:0" from="70.55pt,.8pt" to="541.75pt,.8pt" strokecolor="#5b9bd4" strokeweight="1pt">
             <w10:wrap type="topAndBottom" anchorx="page"/>
           </v:line>
         </w:pict>
       </w:r>
-      <w:r>
-        <w:rPr>
-          <w:b/>
-          <w:color w:val="44536A"/>
-          <w:sz w:val="52"/>
-        </w:rPr>
-        <w:t>CALVIN (Python Version)</w:t>
-      </w:r>
-    </w:p>
-    <w:p>
-      <w:pPr>
-        <w:spacing w:before="205"/>
-        <w:ind w:left="1876" w:right="1295" w:hanging="416"/>
-        <w:jc w:val="center"/>
-        <w:rPr>
-          <w:b/>
-          <w:sz w:val="56"/>
-        </w:rPr>
-      </w:pPr>
-      <w:r>
-        <w:rPr>
-          <w:b/>
-          <w:color w:val="44536A"/>
-          <w:sz w:val="52"/>
-        </w:rPr>
-        <w:t>Fall</w:t>
-      </w:r>
-      <w:r>
-        <w:rPr>
-          <w:b/>
-          <w:color w:val="44536A"/>
-          <w:sz w:val="52"/>
-        </w:rPr>
-        <w:t xml:space="preserve"> 202</w:t>
-      </w:r>
-      <w:r>
-        <w:rPr>
-          <w:b/>
-          <w:color w:val="44536A"/>
-          <w:sz w:val="52"/>
-        </w:rPr>
-        <w:t>4</w:t>
-      </w:r>
-      <w:r>
-        <w:rPr>
-          <w:b/>
-          <w:color w:val="44536A"/>
-          <w:sz w:val="52"/>
-        </w:rPr>
-        <w:t xml:space="preserve"> Shortcourse</w:t>
-      </w:r>
-    </w:p>
-    <w:p>
-      <w:pPr>
-        <w:pStyle w:val="GvdeMetni"/>
-        <w:rPr>
-          <w:b/>
-          <w:sz w:val="20"/>
-        </w:rPr>
-      </w:pPr>
-    </w:p>
-    <w:p>
-      <w:pPr>
-        <w:pStyle w:val="GvdeMetni"/>
-        <w:rPr>
-          <w:b/>
-          <w:sz w:val="20"/>
-        </w:rPr>
-      </w:pPr>
-    </w:p>
-    <w:p>
-      <w:pPr>
-        <w:pStyle w:val="GvdeMetni"/>
-        <w:rPr>
-          <w:b/>
-          <w:sz w:val="20"/>
-        </w:rPr>
-      </w:pPr>
-    </w:p>
-    <w:p>
-      <w:pPr>
-        <w:pStyle w:val="GvdeMetni"/>
-        <w:rPr>
-          <w:b/>
-          <w:sz w:val="20"/>
-        </w:rPr>
-      </w:pPr>
     </w:p>
     <w:p>
       <w:pPr>
@@ -251,7 +327,21 @@
           <w:rFonts w:ascii="Lucida Calligraphy"/>
           <w:sz w:val="48"/>
         </w:rPr>
-        <w:t>Mustafa S. Dogan</w:t>
+        <w:t>Mustafa S</w:t>
+      </w:r>
+      <w:r>
+        <w:rPr>
+          <w:rFonts w:ascii="Lucida Calligraphy"/>
+          <w:sz w:val="48"/>
+        </w:rPr>
+        <w:t>ahin</w:t>
+      </w:r>
+      <w:r>
+        <w:rPr>
+          <w:rFonts w:ascii="Lucida Calligraphy"/>
+          <w:sz w:val="48"/>
+        </w:rPr>
+        <w:t xml:space="preserve"> Dogan</w:t>
       </w:r>
     </w:p>
     <w:p>
@@ -263,7 +353,7 @@
           <w:sz w:val="28"/>
         </w:rPr>
       </w:pPr>
-      <w:hyperlink r:id="rId9">
+      <w:hyperlink r:id="rId10">
         <w:r>
           <w:rPr>
             <w:color w:val="0462C1"/>
@@ -273,30 +363,14 @@
           <w:t>msdogan@ucdavis.edu</w:t>
         </w:r>
       </w:hyperlink>
-    </w:p>
-    <w:p>
-      <w:pPr>
-        <w:pStyle w:val="GvdeMetni"/>
-        <w:rPr>
-          <w:sz w:val="20"/>
-        </w:rPr>
-      </w:pPr>
-    </w:p>
-    <w:p>
-      <w:pPr>
-        <w:pStyle w:val="GvdeMetni"/>
-        <w:rPr>
-          <w:sz w:val="20"/>
-        </w:rPr>
-      </w:pPr>
-    </w:p>
-    <w:p>
-      <w:pPr>
-        <w:pStyle w:val="GvdeMetni"/>
-        <w:rPr>
-          <w:sz w:val="20"/>
-        </w:rPr>
-      </w:pPr>
+      <w:r>
+        <w:rPr>
+          <w:color w:val="0462C1"/>
+          <w:sz w:val="28"/>
+          <w:u w:val="single" w:color="0462C1"/>
+        </w:rPr>
+        <w:t>, msahindogan@aksaray.edu.tr</w:t>
+      </w:r>
     </w:p>
     <w:p>
       <w:pPr>
@@ -327,70 +401,18 @@
           <w:rFonts w:ascii="Lucida Calligraphy"/>
           <w:sz w:val="28"/>
         </w:rPr>
-        <w:t xml:space="preserve">Date: </w:t>
-      </w:r>
-      <w:r>
+        <w:t>Dates: April 27-30, 2026</w:t>
+      </w:r>
+    </w:p>
+    <w:p>
+      <w:pPr>
+        <w:spacing w:before="70"/>
+        <w:ind w:left="504" w:right="486"/>
+        <w:jc w:val="center"/>
         <w:rPr>
           <w:rFonts w:ascii="Lucida Calligraphy"/>
           <w:sz w:val="28"/>
         </w:rPr>
-        <w:t>November</w:t>
-      </w:r>
-      <w:r>
-        <w:rPr>
-          <w:rFonts w:ascii="Lucida Calligraphy"/>
-          <w:sz w:val="28"/>
-        </w:rPr>
-        <w:t>, 202</w:t>
-      </w:r>
-      <w:r>
-        <w:rPr>
-          <w:rFonts w:ascii="Lucida Calligraphy"/>
-          <w:sz w:val="28"/>
-        </w:rPr>
-        <w:t>4</w:t>
-      </w:r>
-    </w:p>
-    <w:p>
-      <w:pPr>
-        <w:pStyle w:val="GvdeMetni"/>
-        <w:rPr>
-          <w:rFonts w:ascii="Lucida Calligraphy"/>
-          <w:i/>
-          <w:sz w:val="20"/>
-        </w:rPr>
-      </w:pPr>
-    </w:p>
-    <w:p>
-      <w:pPr>
-        <w:pStyle w:val="GvdeMetni"/>
-        <w:rPr>
-          <w:rFonts w:ascii="Lucida Calligraphy"/>
-          <w:i/>
-          <w:sz w:val="20"/>
-        </w:rPr>
-      </w:pPr>
-    </w:p>
-    <w:p>
-      <w:pPr>
-        <w:pStyle w:val="GvdeMetni"/>
-        <w:rPr>
-          <w:rFonts w:ascii="Lucida Calligraphy"/>
-          <w:i/>
-          <w:sz w:val="20"/>
-        </w:rPr>
-      </w:pPr>
-    </w:p>
-    <w:p>
-      <w:pPr>
-        <w:pStyle w:val="GvdeMetni"/>
-        <w:spacing w:before="11"/>
-        <w:jc w:val="center"/>
-        <w:rPr>
-          <w:rFonts w:ascii="Lucida Calligraphy"/>
-          <w:i/>
-          <w:sz w:val="16"/>
-        </w:rPr>
       </w:pPr>
       <w:r>
         <w:rPr>
@@ -398,18 +420,18 @@
           <w:lang w:bidi="ar-SA"/>
         </w:rPr>
         <w:drawing>
-          <wp:anchor distT="0" distB="0" distL="0" distR="0" simplePos="0" relativeHeight="251653120" behindDoc="0" locked="0" layoutInCell="1" allowOverlap="1" wp14:anchorId="16D1B22D" wp14:editId="05AD1934">
+          <wp:anchor distT="0" distB="0" distL="0" distR="0" simplePos="0" relativeHeight="251668480" behindDoc="0" locked="0" layoutInCell="1" allowOverlap="1" wp14:anchorId="13EFE168" wp14:editId="74A71504">
             <wp:simplePos x="0" y="0"/>
             <wp:positionH relativeFrom="page">
-              <wp:posOffset>937895</wp:posOffset>
+              <wp:posOffset>1316990</wp:posOffset>
             </wp:positionH>
             <wp:positionV relativeFrom="paragraph">
-              <wp:posOffset>171450</wp:posOffset>
+              <wp:posOffset>298450</wp:posOffset>
             </wp:positionV>
-            <wp:extent cx="6041390" cy="1446530"/>
-            <wp:effectExtent l="19050" t="19050" r="0" b="1270"/>
+            <wp:extent cx="5055870" cy="3707765"/>
+            <wp:effectExtent l="0" t="0" r="0" b="0"/>
             <wp:wrapTopAndBottom/>
-            <wp:docPr id="3" name="image2.png"/>
+            <wp:docPr id="105" name="image25.jpeg"/>
             <wp:cNvGraphicFramePr>
               <a:graphicFrameLocks xmlns:a="http://schemas.openxmlformats.org/drawingml/2006/main" noChangeAspect="1"/>
             </wp:cNvGraphicFramePr>
@@ -417,11 +439,11 @@
               <a:graphicData uri="http://schemas.openxmlformats.org/drawingml/2006/picture">
                 <pic:pic xmlns:pic="http://schemas.openxmlformats.org/drawingml/2006/picture">
                   <pic:nvPicPr>
-                    <pic:cNvPr id="4" name="image2.png"/>
+                    <pic:cNvPr id="34" name="image25.jpeg"/>
                     <pic:cNvPicPr/>
                   </pic:nvPicPr>
                   <pic:blipFill>
-                    <a:blip r:embed="rId10" cstate="print"/>
+                    <a:blip r:embed="rId11" cstate="print"/>
                     <a:stretch>
                       <a:fillRect/>
                     </a:stretch>
@@ -429,16 +451,11 @@
                   <pic:spPr>
                     <a:xfrm>
                       <a:off x="0" y="0"/>
-                      <a:ext cx="6041390" cy="1446530"/>
+                      <a:ext cx="5055870" cy="3707765"/>
                     </a:xfrm>
                     <a:prstGeom prst="rect">
                       <a:avLst/>
                     </a:prstGeom>
-                    <a:ln w="19050">
-                      <a:solidFill>
-                        <a:schemeClr val="tx1"/>
-                      </a:solidFill>
-                    </a:ln>
                   </pic:spPr>
                 </pic:pic>
               </a:graphicData>
@@ -455,24 +472,6 @@
     </w:p>
     <w:p>
       <w:pPr>
-        <w:jc w:val="center"/>
-        <w:rPr>
-          <w:rFonts w:ascii="Lucida Calligraphy"/>
-          <w:sz w:val="16"/>
-        </w:rPr>
-        <w:sectPr>
-          <w:headerReference w:type="default" r:id="rId11"/>
-          <w:footerReference w:type="default" r:id="rId12"/>
-          <w:type w:val="continuous"/>
-          <w:pgSz w:w="12240" w:h="15840"/>
-          <w:pgMar w:top="1040" w:right="1300" w:bottom="1100" w:left="1280" w:header="726" w:footer="909" w:gutter="0"/>
-          <w:pgNumType w:start="1"/>
-          <w:cols w:space="720"/>
-        </w:sectPr>
-      </w:pPr>
-    </w:p>
-    <w:p>
-      <w:pPr>
         <w:pStyle w:val="GvdeMetni"/>
         <w:rPr>
           <w:rFonts w:ascii="Lucida Calligraphy"/>
@@ -484,36 +483,6 @@
     <w:p>
       <w:pPr>
         <w:pStyle w:val="GvdeMetni"/>
-        <w:rPr>
-          <w:rFonts w:ascii="Lucida Calligraphy"/>
-          <w:i/>
-          <w:sz w:val="20"/>
-        </w:rPr>
-      </w:pPr>
-    </w:p>
-    <w:p>
-      <w:pPr>
-        <w:pStyle w:val="GvdeMetni"/>
-        <w:rPr>
-          <w:rFonts w:ascii="Lucida Calligraphy"/>
-          <w:i/>
-          <w:sz w:val="20"/>
-        </w:rPr>
-      </w:pPr>
-    </w:p>
-    <w:p>
-      <w:pPr>
-        <w:pStyle w:val="GvdeMetni"/>
-        <w:rPr>
-          <w:rFonts w:ascii="Lucida Calligraphy"/>
-          <w:i/>
-          <w:sz w:val="20"/>
-        </w:rPr>
-      </w:pPr>
-    </w:p>
-    <w:p>
-      <w:pPr>
-        <w:pStyle w:val="GvdeMetni"/>
         <w:spacing w:before="2"/>
         <w:rPr>
           <w:rFonts w:ascii="Lucida Calligraphy"/>
@@ -541,13 +510,20 @@
           <w:bCs/>
           <w:sz w:val="24"/>
         </w:rPr>
-        <w:t>November</w:t>
-      </w:r>
-      <w:r>
-        <w:rPr>
-          <w:sz w:val="24"/>
-        </w:rPr>
-        <w:t>, 2024</w:t>
+        <w:t>April</w:t>
+      </w:r>
+      <w:r>
+        <w:rPr>
+          <w:bCs/>
+          <w:sz w:val="24"/>
+        </w:rPr>
+        <w:t xml:space="preserve"> </w:t>
+      </w:r>
+      <w:r>
+        <w:rPr>
+          <w:sz w:val="24"/>
+        </w:rPr>
+        <w:t>27-30, 2026 from 9am-4pm</w:t>
       </w:r>
     </w:p>
     <w:p>
@@ -582,12 +558,22 @@
         </w:rPr>
         <w:t xml:space="preserve">Registration: </w:t>
       </w:r>
+      <w:hyperlink r:id="rId12" w:history="1">
+        <w:r>
+          <w:rPr>
+            <w:rStyle w:val="Kpr"/>
+            <w:bCs/>
+            <w:sz w:val="24"/>
+          </w:rPr>
+          <w:t>https://forms.gle/HyHkCJJzJ4QtZyNPA</w:t>
+        </w:r>
+      </w:hyperlink>
       <w:r>
         <w:rPr>
           <w:bCs/>
           <w:sz w:val="24"/>
         </w:rPr>
-        <w:t>(not needed)</w:t>
+        <w:t xml:space="preserve"> </w:t>
       </w:r>
     </w:p>
     <w:p>
@@ -668,10 +654,9 @@
     <w:p>
       <w:pPr>
         <w:pStyle w:val="GvdeMetni"/>
-        <w:spacing w:before="9"/>
         <w:rPr>
           <w:b/>
-          <w:sz w:val="21"/>
+          <w:sz w:val="20"/>
         </w:rPr>
       </w:pPr>
     </w:p>
@@ -692,9 +677,9 @@
       </w:tblPr>
       <w:tblGrid>
         <w:gridCol w:w="657"/>
-        <w:gridCol w:w="1567"/>
+        <w:gridCol w:w="1368"/>
         <w:gridCol w:w="296"/>
-        <w:gridCol w:w="6637"/>
+        <w:gridCol w:w="7431"/>
       </w:tblGrid>
       <w:tr>
         <w:trPr>
@@ -730,7 +715,7 @@
         </w:tc>
         <w:tc>
           <w:tcPr>
-            <w:tcW w:w="1567" w:type="dxa"/>
+            <w:tcW w:w="1368" w:type="dxa"/>
             <w:tcBorders>
               <w:top w:val="single" w:sz="4" w:space="0" w:color="auto"/>
               <w:bottom w:val="single" w:sz="4" w:space="0" w:color="auto"/>
@@ -779,7 +764,7 @@
         </w:tc>
         <w:tc>
           <w:tcPr>
-            <w:tcW w:w="6637" w:type="dxa"/>
+            <w:tcW w:w="7431" w:type="dxa"/>
             <w:tcBorders>
               <w:top w:val="single" w:sz="4" w:space="0" w:color="auto"/>
               <w:bottom w:val="single" w:sz="4" w:space="0" w:color="auto"/>
@@ -836,7 +821,7 @@
         </w:tc>
         <w:tc>
           <w:tcPr>
-            <w:tcW w:w="1567" w:type="dxa"/>
+            <w:tcW w:w="1368" w:type="dxa"/>
             <w:tcBorders>
               <w:top w:val="single" w:sz="4" w:space="0" w:color="auto"/>
             </w:tcBorders>
@@ -854,7 +839,7 @@
               <w:rPr>
                 <w:sz w:val="24"/>
               </w:rPr>
-              <w:t>9am-10am</w:t>
+              <w:t>9am-12pm</w:t>
             </w:r>
           </w:p>
         </w:tc>
@@ -883,7 +868,7 @@
         </w:tc>
         <w:tc>
           <w:tcPr>
-            <w:tcW w:w="6637" w:type="dxa"/>
+            <w:tcW w:w="7431" w:type="dxa"/>
             <w:tcBorders>
               <w:top w:val="single" w:sz="4" w:space="0" w:color="auto"/>
             </w:tcBorders>
@@ -900,7 +885,7 @@
               <w:rPr>
                 <w:sz w:val="24"/>
               </w:rPr>
-              <w:t>Brief introductions, CA water supply system, and Hydroeconomic modeling</w:t>
+              <w:t>Brief introductions, CALVIN background, and software installation</w:t>
             </w:r>
           </w:p>
         </w:tc>
@@ -926,7 +911,7 @@
         </w:tc>
         <w:tc>
           <w:tcPr>
-            <w:tcW w:w="1567" w:type="dxa"/>
+            <w:tcW w:w="1368" w:type="dxa"/>
             <w:vAlign w:val="center"/>
           </w:tcPr>
           <w:p>
@@ -941,7 +926,7 @@
               <w:rPr>
                 <w:sz w:val="24"/>
               </w:rPr>
-              <w:t>10am-11am</w:t>
+              <w:t>1pm-4pm</w:t>
             </w:r>
           </w:p>
         </w:tc>
@@ -967,7 +952,7 @@
         </w:tc>
         <w:tc>
           <w:tcPr>
-            <w:tcW w:w="6637" w:type="dxa"/>
+            <w:tcW w:w="7431" w:type="dxa"/>
             <w:vAlign w:val="center"/>
           </w:tcPr>
           <w:p>
@@ -981,7 +966,94 @@
               <w:rPr>
                 <w:sz w:val="24"/>
               </w:rPr>
-              <w:t>CALVIN model and components, updated CALVIN hydrology</w:t>
+              <w:t>Network-flow optimization and CA water network</w:t>
+            </w:r>
+          </w:p>
+        </w:tc>
+      </w:tr>
+      <w:tr>
+        <w:trPr>
+          <w:jc w:val="center"/>
+        </w:trPr>
+        <w:tc>
+          <w:tcPr>
+            <w:tcW w:w="657" w:type="dxa"/>
+            <w:vMerge w:val="restart"/>
+            <w:vAlign w:val="center"/>
+          </w:tcPr>
+          <w:p>
+            <w:pPr>
+              <w:spacing w:line="360" w:lineRule="auto"/>
+              <w:rPr>
+                <w:sz w:val="24"/>
+              </w:rPr>
+            </w:pPr>
+            <w:r>
+              <w:rPr>
+                <w:sz w:val="24"/>
+              </w:rPr>
+              <w:t>2</w:t>
+            </w:r>
+          </w:p>
+        </w:tc>
+        <w:tc>
+          <w:tcPr>
+            <w:tcW w:w="1368" w:type="dxa"/>
+            <w:vAlign w:val="center"/>
+          </w:tcPr>
+          <w:p>
+            <w:pPr>
+              <w:spacing w:line="360" w:lineRule="auto"/>
+              <w:jc w:val="center"/>
+              <w:rPr>
+                <w:sz w:val="24"/>
+              </w:rPr>
+            </w:pPr>
+            <w:r>
+              <w:rPr>
+                <w:sz w:val="24"/>
+              </w:rPr>
+              <w:t>9am-12pm</w:t>
+            </w:r>
+          </w:p>
+        </w:tc>
+        <w:tc>
+          <w:tcPr>
+            <w:tcW w:w="296" w:type="dxa"/>
+            <w:vAlign w:val="center"/>
+          </w:tcPr>
+          <w:p>
+            <w:pPr>
+              <w:spacing w:line="360" w:lineRule="auto"/>
+              <w:rPr>
+                <w:sz w:val="24"/>
+              </w:rPr>
+            </w:pPr>
+            <w:r>
+              <w:rPr>
+                <w:sz w:val="24"/>
+              </w:rPr>
+              <w:t>-</w:t>
+            </w:r>
+          </w:p>
+        </w:tc>
+        <w:tc>
+          <w:tcPr>
+            <w:tcW w:w="7431" w:type="dxa"/>
+            <w:vAlign w:val="center"/>
+          </w:tcPr>
+          <w:p>
+            <w:pPr>
+              <w:spacing w:line="360" w:lineRule="auto"/>
+              <w:rPr>
+                <w:sz w:val="24"/>
+              </w:rPr>
+            </w:pPr>
+            <w:r>
+              <w:rPr>
+                <w:sz w:val="24"/>
+              </w:rPr>
+              <w:t>CALVIN hydrology and economics, components of the model</w:t>
             </w:r>
           </w:p>
         </w:tc>
@@ -1007,7 +1079,7 @@
         </w:tc>
         <w:tc>
           <w:tcPr>
-            <w:tcW w:w="1567" w:type="dxa"/>
+            <w:tcW w:w="1368" w:type="dxa"/>
             <w:vAlign w:val="center"/>
           </w:tcPr>
           <w:p>
@@ -1022,7 +1094,7 @@
               <w:rPr>
                 <w:sz w:val="24"/>
               </w:rPr>
-              <w:t>11am-12pm</w:t>
+              <w:t>1pm-4pm</w:t>
             </w:r>
           </w:p>
         </w:tc>
@@ -1048,7 +1120,7 @@
         </w:tc>
         <w:tc>
           <w:tcPr>
-            <w:tcW w:w="6637" w:type="dxa"/>
+            <w:tcW w:w="7431" w:type="dxa"/>
             <w:vAlign w:val="center"/>
           </w:tcPr>
           <w:p>
@@ -1062,7 +1134,7 @@
               <w:rPr>
                 <w:sz w:val="24"/>
               </w:rPr>
-              <w:t>CALVIN hydrology and economics, components of the model, and software installation</w:t>
+              <w:t>HOBBES database and network matrix export</w:t>
             </w:r>
           </w:p>
         </w:tc>
@@ -1088,13 +1160,13 @@
               <w:rPr>
                 <w:sz w:val="24"/>
               </w:rPr>
-              <w:t>2</w:t>
+              <w:t>3</w:t>
             </w:r>
           </w:p>
         </w:tc>
         <w:tc>
           <w:tcPr>
-            <w:tcW w:w="1567" w:type="dxa"/>
+            <w:tcW w:w="1368" w:type="dxa"/>
             <w:vAlign w:val="center"/>
           </w:tcPr>
           <w:p>
@@ -1105,6 +1177,12 @@
                 <w:sz w:val="24"/>
               </w:rPr>
             </w:pPr>
+            <w:r>
+              <w:rPr>
+                <w:sz w:val="24"/>
+              </w:rPr>
+              <w:t>9am-12pm</w:t>
+            </w:r>
           </w:p>
         </w:tc>
         <w:tc>
@@ -1119,11 +1197,17 @@
                 <w:sz w:val="24"/>
               </w:rPr>
             </w:pPr>
+            <w:r>
+              <w:rPr>
+                <w:sz w:val="24"/>
+              </w:rPr>
+              <w:t>-</w:t>
+            </w:r>
           </w:p>
         </w:tc>
         <w:tc>
           <w:tcPr>
-            <w:tcW w:w="6637" w:type="dxa"/>
+            <w:tcW w:w="7431" w:type="dxa"/>
             <w:vAlign w:val="center"/>
           </w:tcPr>
           <w:p>
@@ -1133,6 +1217,12 @@
                 <w:sz w:val="24"/>
               </w:rPr>
             </w:pPr>
+            <w:r>
+              <w:rPr>
+                <w:sz w:val="24"/>
+              </w:rPr>
+              <w:t>Creating CALVIN runs (Python version) and running the model</w:t>
+            </w:r>
           </w:p>
         </w:tc>
       </w:tr>
@@ -1157,7 +1247,7 @@
         </w:tc>
         <w:tc>
           <w:tcPr>
-            <w:tcW w:w="1567" w:type="dxa"/>
+            <w:tcW w:w="1368" w:type="dxa"/>
             <w:vAlign w:val="center"/>
           </w:tcPr>
           <w:p>
@@ -1172,7 +1262,7 @@
               <w:rPr>
                 <w:sz w:val="24"/>
               </w:rPr>
-              <w:t>9am-10am</w:t>
+              <w:t>1pm-4pm</w:t>
             </w:r>
           </w:p>
         </w:tc>
@@ -1198,7 +1288,7 @@
         </w:tc>
         <w:tc>
           <w:tcPr>
-            <w:tcW w:w="6637" w:type="dxa"/>
+            <w:tcW w:w="7431" w:type="dxa"/>
             <w:vAlign w:val="center"/>
           </w:tcPr>
           <w:p>
@@ -1212,7 +1302,97 @@
               <w:rPr>
                 <w:sz w:val="24"/>
               </w:rPr>
-              <w:t>Simple reservoir example</w:t>
+              <w:t>Postprocessing outputs and analyzing results</w:t>
+            </w:r>
+          </w:p>
+        </w:tc>
+      </w:tr>
+      <w:tr>
+        <w:trPr>
+          <w:jc w:val="center"/>
+        </w:trPr>
+        <w:tc>
+          <w:tcPr>
+            <w:tcW w:w="657" w:type="dxa"/>
+            <w:vMerge w:val="restart"/>
+            <w:tcBorders>
+              <w:bottom w:val="single" w:sz="4" w:space="0" w:color="auto"/>
+            </w:tcBorders>
+            <w:vAlign w:val="center"/>
+          </w:tcPr>
+          <w:p>
+            <w:pPr>
+              <w:spacing w:line="360" w:lineRule="auto"/>
+              <w:rPr>
+                <w:sz w:val="24"/>
+              </w:rPr>
+            </w:pPr>
+            <w:r>
+              <w:rPr>
+                <w:sz w:val="24"/>
+              </w:rPr>
+              <w:t>4</w:t>
+            </w:r>
+          </w:p>
+        </w:tc>
+        <w:tc>
+          <w:tcPr>
+            <w:tcW w:w="1368" w:type="dxa"/>
+            <w:vAlign w:val="center"/>
+          </w:tcPr>
+          <w:p>
+            <w:pPr>
+              <w:spacing w:line="360" w:lineRule="auto"/>
+              <w:jc w:val="center"/>
+              <w:rPr>
+                <w:sz w:val="24"/>
+              </w:rPr>
+            </w:pPr>
+            <w:r>
+              <w:rPr>
+                <w:sz w:val="24"/>
+              </w:rPr>
+              <w:t>9am-12pm</w:t>
+            </w:r>
+          </w:p>
+        </w:tc>
+        <w:tc>
+          <w:tcPr>
+            <w:tcW w:w="296" w:type="dxa"/>
+            <w:vAlign w:val="center"/>
+          </w:tcPr>
+          <w:p>
+            <w:pPr>
+              <w:spacing w:line="360" w:lineRule="auto"/>
+              <w:rPr>
+                <w:sz w:val="24"/>
+              </w:rPr>
+            </w:pPr>
+            <w:r>
+              <w:rPr>
+                <w:sz w:val="24"/>
+              </w:rPr>
+              <w:t>-</w:t>
+            </w:r>
+          </w:p>
+        </w:tc>
+        <w:tc>
+          <w:tcPr>
+            <w:tcW w:w="7431" w:type="dxa"/>
+            <w:vAlign w:val="center"/>
+          </w:tcPr>
+          <w:p>
+            <w:pPr>
+              <w:spacing w:line="360" w:lineRule="auto"/>
+              <w:rPr>
+                <w:sz w:val="24"/>
+              </w:rPr>
+            </w:pPr>
+            <w:r>
+              <w:rPr>
+                <w:sz w:val="24"/>
+              </w:rPr>
+              <w:t>Modifying the model for policy scenarios (“No Overdraft” example)</w:t>
             </w:r>
           </w:p>
         </w:tc>
@@ -1225,230 +1405,6 @@
           <w:tcPr>
             <w:tcW w:w="657" w:type="dxa"/>
             <w:vMerge/>
-            <w:vAlign w:val="center"/>
-          </w:tcPr>
-          <w:p>
-            <w:pPr>
-              <w:spacing w:line="360" w:lineRule="auto"/>
-              <w:rPr>
-                <w:sz w:val="24"/>
-              </w:rPr>
-            </w:pPr>
-          </w:p>
-        </w:tc>
-        <w:tc>
-          <w:tcPr>
-            <w:tcW w:w="1567" w:type="dxa"/>
-            <w:vAlign w:val="center"/>
-          </w:tcPr>
-          <w:p>
-            <w:pPr>
-              <w:spacing w:line="360" w:lineRule="auto"/>
-              <w:jc w:val="center"/>
-              <w:rPr>
-                <w:sz w:val="24"/>
-              </w:rPr>
-            </w:pPr>
-            <w:r>
-              <w:rPr>
-                <w:sz w:val="24"/>
-              </w:rPr>
-              <w:t>10am-11am</w:t>
-            </w:r>
-          </w:p>
-        </w:tc>
-        <w:tc>
-          <w:tcPr>
-            <w:tcW w:w="296" w:type="dxa"/>
-            <w:vAlign w:val="center"/>
-          </w:tcPr>
-          <w:p>
-            <w:pPr>
-              <w:spacing w:line="360" w:lineRule="auto"/>
-              <w:rPr>
-                <w:sz w:val="24"/>
-              </w:rPr>
-            </w:pPr>
-            <w:r>
-              <w:rPr>
-                <w:sz w:val="24"/>
-              </w:rPr>
-              <w:t>-</w:t>
-            </w:r>
-          </w:p>
-        </w:tc>
-        <w:tc>
-          <w:tcPr>
-            <w:tcW w:w="6637" w:type="dxa"/>
-            <w:vAlign w:val="center"/>
-          </w:tcPr>
-          <w:p>
-            <w:pPr>
-              <w:spacing w:line="360" w:lineRule="auto"/>
-              <w:rPr>
-                <w:sz w:val="24"/>
-              </w:rPr>
-            </w:pPr>
-            <w:r>
-              <w:rPr>
-                <w:sz w:val="24"/>
-              </w:rPr>
-              <w:t>Creating CALVIN runs (Python version) and running the model</w:t>
-            </w:r>
-          </w:p>
-        </w:tc>
-      </w:tr>
-      <w:tr>
-        <w:trPr>
-          <w:jc w:val="center"/>
-        </w:trPr>
-        <w:tc>
-          <w:tcPr>
-            <w:tcW w:w="657" w:type="dxa"/>
-            <w:vMerge/>
-            <w:vAlign w:val="center"/>
-          </w:tcPr>
-          <w:p>
-            <w:pPr>
-              <w:spacing w:line="360" w:lineRule="auto"/>
-              <w:rPr>
-                <w:sz w:val="24"/>
-              </w:rPr>
-            </w:pPr>
-          </w:p>
-        </w:tc>
-        <w:tc>
-          <w:tcPr>
-            <w:tcW w:w="1567" w:type="dxa"/>
-            <w:vAlign w:val="center"/>
-          </w:tcPr>
-          <w:p>
-            <w:pPr>
-              <w:spacing w:line="360" w:lineRule="auto"/>
-              <w:jc w:val="center"/>
-              <w:rPr>
-                <w:sz w:val="24"/>
-              </w:rPr>
-            </w:pPr>
-            <w:r>
-              <w:rPr>
-                <w:sz w:val="24"/>
-              </w:rPr>
-              <w:t>11am-12pm</w:t>
-            </w:r>
-          </w:p>
-        </w:tc>
-        <w:tc>
-          <w:tcPr>
-            <w:tcW w:w="296" w:type="dxa"/>
-            <w:vAlign w:val="center"/>
-          </w:tcPr>
-          <w:p>
-            <w:pPr>
-              <w:spacing w:line="360" w:lineRule="auto"/>
-              <w:rPr>
-                <w:sz w:val="24"/>
-              </w:rPr>
-            </w:pPr>
-            <w:r>
-              <w:rPr>
-                <w:sz w:val="24"/>
-              </w:rPr>
-              <w:t>-</w:t>
-            </w:r>
-          </w:p>
-        </w:tc>
-        <w:tc>
-          <w:tcPr>
-            <w:tcW w:w="6637" w:type="dxa"/>
-            <w:vAlign w:val="center"/>
-          </w:tcPr>
-          <w:p>
-            <w:pPr>
-              <w:spacing w:line="360" w:lineRule="auto"/>
-              <w:rPr>
-                <w:sz w:val="24"/>
-              </w:rPr>
-            </w:pPr>
-            <w:r>
-              <w:rPr>
-                <w:sz w:val="24"/>
-              </w:rPr>
-              <w:t>Postprocessing and analyzing results</w:t>
-            </w:r>
-          </w:p>
-        </w:tc>
-      </w:tr>
-      <w:tr>
-        <w:trPr>
-          <w:jc w:val="center"/>
-        </w:trPr>
-        <w:tc>
-          <w:tcPr>
-            <w:tcW w:w="657" w:type="dxa"/>
-            <w:vMerge/>
-            <w:vAlign w:val="center"/>
-          </w:tcPr>
-          <w:p>
-            <w:pPr>
-              <w:spacing w:line="360" w:lineRule="auto"/>
-              <w:rPr>
-                <w:sz w:val="24"/>
-              </w:rPr>
-            </w:pPr>
-          </w:p>
-        </w:tc>
-        <w:tc>
-          <w:tcPr>
-            <w:tcW w:w="1567" w:type="dxa"/>
-            <w:vAlign w:val="center"/>
-          </w:tcPr>
-          <w:p>
-            <w:pPr>
-              <w:spacing w:line="360" w:lineRule="auto"/>
-              <w:jc w:val="center"/>
-              <w:rPr>
-                <w:sz w:val="24"/>
-              </w:rPr>
-            </w:pPr>
-          </w:p>
-        </w:tc>
-        <w:tc>
-          <w:tcPr>
-            <w:tcW w:w="296" w:type="dxa"/>
-            <w:vAlign w:val="center"/>
-          </w:tcPr>
-          <w:p>
-            <w:pPr>
-              <w:spacing w:line="360" w:lineRule="auto"/>
-              <w:rPr>
-                <w:sz w:val="24"/>
-              </w:rPr>
-            </w:pPr>
-          </w:p>
-        </w:tc>
-        <w:tc>
-          <w:tcPr>
-            <w:tcW w:w="6637" w:type="dxa"/>
-            <w:vAlign w:val="center"/>
-          </w:tcPr>
-          <w:p>
-            <w:pPr>
-              <w:spacing w:line="360" w:lineRule="auto"/>
-              <w:rPr>
-                <w:sz w:val="24"/>
-              </w:rPr>
-            </w:pPr>
-          </w:p>
-        </w:tc>
-      </w:tr>
-      <w:tr>
-        <w:trPr>
-          <w:jc w:val="center"/>
-        </w:trPr>
-        <w:tc>
-          <w:tcPr>
-            <w:tcW w:w="657" w:type="dxa"/>
             <w:tcBorders>
               <w:bottom w:val="single" w:sz="4" w:space="0" w:color="auto"/>
             </w:tcBorders>
@@ -1465,7 +1421,7 @@
         </w:tc>
         <w:tc>
           <w:tcPr>
-            <w:tcW w:w="1567" w:type="dxa"/>
+            <w:tcW w:w="1368" w:type="dxa"/>
             <w:tcBorders>
               <w:bottom w:val="single" w:sz="4" w:space="0" w:color="auto"/>
             </w:tcBorders>
@@ -1474,10 +1430,17 @@
           <w:p>
             <w:pPr>
               <w:spacing w:line="360" w:lineRule="auto"/>
+              <w:jc w:val="center"/>
               <w:rPr>
                 <w:sz w:val="24"/>
               </w:rPr>
             </w:pPr>
+            <w:r>
+              <w:rPr>
+                <w:sz w:val="24"/>
+              </w:rPr>
+              <w:t>1pm-4pm</w:t>
+            </w:r>
           </w:p>
         </w:tc>
         <w:tc>
@@ -1495,11 +1458,17 @@
                 <w:sz w:val="24"/>
               </w:rPr>
             </w:pPr>
+            <w:r>
+              <w:rPr>
+                <w:sz w:val="24"/>
+              </w:rPr>
+              <w:t>-</w:t>
+            </w:r>
           </w:p>
         </w:tc>
         <w:tc>
           <w:tcPr>
-            <w:tcW w:w="6637" w:type="dxa"/>
+            <w:tcW w:w="7431" w:type="dxa"/>
             <w:tcBorders>
               <w:bottom w:val="single" w:sz="4" w:space="0" w:color="auto"/>
             </w:tcBorders>
@@ -1512,16 +1481,41 @@
                 <w:sz w:val="24"/>
               </w:rPr>
             </w:pPr>
+            <w:r>
+              <w:rPr>
+                <w:sz w:val="24"/>
+              </w:rPr>
+              <w:t>Comparing output scenarios and analyzing effects of a “no overdraft” policy on CA’s water supply system, Q&amp;A and discussion</w:t>
+            </w:r>
           </w:p>
         </w:tc>
       </w:tr>
     </w:tbl>
     <w:p>
       <w:pPr>
+        <w:pStyle w:val="GvdeMetni"/>
+        <w:spacing w:before="9"/>
+        <w:rPr>
+          <w:b/>
+          <w:sz w:val="21"/>
+        </w:rPr>
+      </w:pPr>
+    </w:p>
+    <w:p>
+      <w:pPr>
+        <w:rPr>
+          <w:sz w:val="24"/>
+        </w:rPr>
+      </w:pPr>
+    </w:p>
+    <w:p>
+      <w:pPr>
         <w:rPr>
           <w:sz w:val="24"/>
         </w:rPr>
         <w:sectPr>
+          <w:headerReference w:type="default" r:id="rId14"/>
+          <w:footerReference w:type="default" r:id="rId15"/>
           <w:pgSz w:w="12240" w:h="15840"/>
           <w:pgMar w:top="1040" w:right="1300" w:bottom="1180" w:left="1280" w:header="726" w:footer="909" w:gutter="0"/>
           <w:cols w:space="720"/>
@@ -1780,7 +1774,15 @@
         <w:t xml:space="preserve">M. </w:t>
       </w:r>
       <w:r>
-        <w:t xml:space="preserve">S., Fefer, M. A., Herman, J. D., Hart, Q. J., Merz, J. R., Medellín-Azuara, J., &amp; Lund, J. R. (2018). An open-source Python implementation of California’s hydroeconomic optimization model. </w:t>
+        <w:t xml:space="preserve">S., </w:t>
+      </w:r>
+      <w:proofErr w:type="spellStart"/>
+      <w:r>
+        <w:t>Fefer</w:t>
+      </w:r>
+      <w:proofErr w:type="spellEnd"/>
+      <w:r>
+        <w:t xml:space="preserve">, M. A., Herman, J. D., Hart, Q. J., Merz, J. R., Medellín-Azuara, J., &amp; Lund, J. R. (2018). An open-source Python implementation of California’s hydroeconomic optimization model. </w:t>
       </w:r>
       <w:r>
         <w:rPr>
@@ -1806,7 +1808,7 @@
         </w:rPr>
         <w:t xml:space="preserve"> </w:t>
       </w:r>
-      <w:hyperlink r:id="rId14">
+      <w:hyperlink r:id="rId16">
         <w:r>
           <w:rPr>
             <w:color w:val="0462C1"/>
@@ -1860,7 +1862,7 @@
       <w:r>
         <w:t xml:space="preserve"> </w:t>
       </w:r>
-      <w:hyperlink r:id="rId15" w:history="1">
+      <w:hyperlink r:id="rId17" w:history="1">
         <w:r>
           <w:rPr>
             <w:rStyle w:val="Kpr"/>
@@ -2829,7 +2831,13 @@
               <w:rPr>
                 <w:spacing w:val="-4"/>
               </w:rPr>
-              <w:t>24</w:t>
+              <w:t>2</w:t>
+            </w:r>
+            <w:r>
+              <w:rPr>
+                <w:spacing w:val="-4"/>
+              </w:rPr>
+              <w:t>4</w:t>
             </w:r>
           </w:hyperlink>
         </w:p>
@@ -2994,7 +3002,7 @@
         </w:rPr>
         <w:t xml:space="preserve"> </w:t>
       </w:r>
-      <w:hyperlink r:id="rId16">
+      <w:hyperlink r:id="rId18">
         <w:r>
           <w:rPr>
             <w:color w:val="0462C1"/>
@@ -3036,7 +3044,7 @@
         </w:rPr>
         <w:t xml:space="preserve"> </w:t>
       </w:r>
-      <w:hyperlink r:id="rId17">
+      <w:hyperlink r:id="rId19">
         <w:r>
           <w:rPr>
             <w:color w:val="0462C1"/>
@@ -3107,7 +3115,7 @@
                           <pic:cNvPicPr/>
                         </pic:nvPicPr>
                         <pic:blipFill>
-                          <a:blip r:embed="rId18" cstate="print"/>
+                          <a:blip r:embed="rId20" cstate="print"/>
                           <a:stretch>
                             <a:fillRect/>
                           </a:stretch>
@@ -3165,7 +3173,7 @@
                           <pic:cNvPicPr/>
                         </pic:nvPicPr>
                         <pic:blipFill>
-                          <a:blip r:embed="rId19" cstate="print"/>
+                          <a:blip r:embed="rId21" cstate="print"/>
                           <a:stretch>
                             <a:fillRect/>
                           </a:stretch>
@@ -3260,7 +3268,7 @@
           <w:sz w:val="24"/>
         </w:rPr>
       </w:pPr>
-      <w:hyperlink r:id="rId20">
+      <w:hyperlink r:id="rId22">
         <w:r>
           <w:rPr>
             <w:color w:val="0462C1"/>
@@ -3288,7 +3296,7 @@
           <w:sz w:val="24"/>
         </w:rPr>
       </w:pPr>
-      <w:hyperlink r:id="rId21">
+      <w:hyperlink r:id="rId23">
         <w:r>
           <w:rPr>
             <w:color w:val="0462C1"/>
@@ -3316,7 +3324,7 @@
           <w:sz w:val="24"/>
         </w:rPr>
       </w:pPr>
-      <w:hyperlink r:id="rId22">
+      <w:hyperlink r:id="rId24">
         <w:r>
           <w:rPr>
             <w:color w:val="0462C1"/>
@@ -3358,7 +3366,7 @@
           <w:sz w:val="24"/>
         </w:rPr>
       </w:pPr>
-      <w:hyperlink r:id="rId23">
+      <w:hyperlink r:id="rId25">
         <w:r>
           <w:rPr>
             <w:color w:val="0462C1"/>
@@ -3556,7 +3564,7 @@
                     <pic:cNvPicPr/>
                   </pic:nvPicPr>
                   <pic:blipFill>
-                    <a:blip r:embed="rId24" cstate="print"/>
+                    <a:blip r:embed="rId26" cstate="print"/>
                     <a:stretch>
                       <a:fillRect/>
                     </a:stretch>
@@ -3628,7 +3636,23 @@
         <w:ind w:left="160" w:right="240"/>
       </w:pPr>
       <w:r>
-        <w:t>We will use Anaconda, a free and open source distribution of the Python programming language for data science and machine learning related applications (large-scale data processing, predictive analytics, scientific computing), that aims to simplify package management and deployment. Anaconda distribution has several packages, including Numpy, Scipy and Pandas. If you already have Anaconda with Python 3.0+, you do not need to install again, you can proceed to Pyomo and solver installations.</w:t>
+        <w:t xml:space="preserve">We will use Anaconda, a free and open source distribution of the Python programming language for data science and machine learning related applications (large-scale data processing, predictive analytics, scientific computing), that aims to simplify package management and deployment. Anaconda distribution has several packages, including </w:t>
+      </w:r>
+      <w:proofErr w:type="spellStart"/>
+      <w:r>
+        <w:t>Numpy</w:t>
+      </w:r>
+      <w:proofErr w:type="spellEnd"/>
+      <w:r>
+        <w:t xml:space="preserve">, </w:t>
+      </w:r>
+      <w:proofErr w:type="spellStart"/>
+      <w:r>
+        <w:t>Scipy</w:t>
+      </w:r>
+      <w:proofErr w:type="spellEnd"/>
+      <w:r>
+        <w:t xml:space="preserve"> and Pandas. If you already have Anaconda with Python 3.0+, you do not need to install again, you can proceed to Pyomo and solver installations.</w:t>
       </w:r>
     </w:p>
     <w:p>
@@ -3642,7 +3666,7 @@
         </w:rPr>
         <w:t xml:space="preserve">Download link: </w:t>
       </w:r>
-      <w:hyperlink r:id="rId25">
+      <w:hyperlink r:id="rId27">
         <w:r>
           <w:rPr>
             <w:color w:val="0462C1"/>
@@ -3717,7 +3741,15 @@
         <w:ind w:left="160" w:right="1295"/>
       </w:pPr>
       <w:r>
-        <w:t>After installing anaconda (python v3+), installing pyomo and GLPK solver are straightforward. We will use command line to install required packages.</w:t>
+        <w:t xml:space="preserve">After installing anaconda (python v3+), installing </w:t>
+      </w:r>
+      <w:proofErr w:type="spellStart"/>
+      <w:r>
+        <w:t>pyomo</w:t>
+      </w:r>
+      <w:proofErr w:type="spellEnd"/>
+      <w:r>
+        <w:t xml:space="preserve"> and GLPK solver are straightforward. We will use command line to install required packages.</w:t>
       </w:r>
     </w:p>
     <w:p>
@@ -3732,22 +3764,60 @@
           <w:rFonts w:ascii="Courier New"/>
         </w:rPr>
       </w:pPr>
+      <w:proofErr w:type="spellStart"/>
       <w:r>
         <w:rPr>
           <w:rFonts w:ascii="Courier New"/>
           <w:color w:val="23292D"/>
           <w:shd w:val="clear" w:color="auto" w:fill="F6F8F9"/>
         </w:rPr>
-        <w:t>conda install -</w:t>
-      </w:r>
+        <w:t>conda</w:t>
+      </w:r>
+      <w:proofErr w:type="spellEnd"/>
       <w:r>
         <w:rPr>
           <w:rFonts w:ascii="Courier New"/>
           <w:color w:val="23292D"/>
           <w:shd w:val="clear" w:color="auto" w:fill="F6F8F9"/>
         </w:rPr>
-        <w:t>c conda-forge pyomo</w:t>
-      </w:r>
+        <w:t xml:space="preserve"> install -</w:t>
+      </w:r>
+      <w:r>
+        <w:rPr>
+          <w:rFonts w:ascii="Courier New"/>
+          <w:color w:val="23292D"/>
+          <w:shd w:val="clear" w:color="auto" w:fill="F6F8F9"/>
+        </w:rPr>
+        <w:t xml:space="preserve">c </w:t>
+      </w:r>
+      <w:proofErr w:type="spellStart"/>
+      <w:r>
+        <w:rPr>
+          <w:rFonts w:ascii="Courier New"/>
+          <w:color w:val="23292D"/>
+          <w:shd w:val="clear" w:color="auto" w:fill="F6F8F9"/>
+        </w:rPr>
+        <w:t>conda</w:t>
+      </w:r>
+      <w:proofErr w:type="spellEnd"/>
+      <w:r>
+        <w:rPr>
+          <w:rFonts w:ascii="Courier New"/>
+          <w:color w:val="23292D"/>
+          <w:shd w:val="clear" w:color="auto" w:fill="F6F8F9"/>
+        </w:rPr>
+        <w:t xml:space="preserve">-forge </w:t>
+      </w:r>
+      <w:proofErr w:type="spellStart"/>
+      <w:r>
+        <w:rPr>
+          <w:rFonts w:ascii="Courier New"/>
+          <w:color w:val="23292D"/>
+          <w:shd w:val="clear" w:color="auto" w:fill="F6F8F9"/>
+        </w:rPr>
+        <w:t>pyomo</w:t>
+      </w:r>
+      <w:proofErr w:type="spellEnd"/>
       <w:r>
         <w:rPr>
           <w:rFonts w:ascii="Courier New"/>
@@ -3757,6 +3827,7 @@
         </w:rPr>
         <w:t xml:space="preserve"> </w:t>
       </w:r>
+      <w:proofErr w:type="spellStart"/>
       <w:r>
         <w:rPr>
           <w:rFonts w:ascii="Courier New"/>
@@ -3765,6 +3836,7 @@
         </w:rPr>
         <w:t>glpk</w:t>
       </w:r>
+      <w:proofErr w:type="spellEnd"/>
       <w:r>
         <w:rPr>
           <w:rFonts w:ascii="Courier New"/>
@@ -3902,7 +3974,7 @@
                     <pic:cNvPicPr/>
                   </pic:nvPicPr>
                   <pic:blipFill>
-                    <a:blip r:embed="rId26" cstate="print"/>
+                    <a:blip r:embed="rId28" cstate="print"/>
                     <a:stretch>
                       <a:fillRect/>
                     </a:stretch>
@@ -4076,7 +4148,7 @@
                     <pic:cNvPicPr/>
                   </pic:nvPicPr>
                   <pic:blipFill>
-                    <a:blip r:embed="rId27" cstate="print"/>
+                    <a:blip r:embed="rId29" cstate="print"/>
                     <a:stretch>
                       <a:fillRect/>
                     </a:stretch>
@@ -4166,8 +4238,97 @@
           <w:rFonts w:ascii="Courier New"/>
           <w:color w:val="23292D"/>
         </w:rPr>
-        <w:t>campus-119-188:~ msdogan$ conda install -c conda-forge pyomo pyomo.extras glpk</w:t>
-      </w:r>
+        <w:t xml:space="preserve">campus-119-188:~ </w:t>
+      </w:r>
+      <w:proofErr w:type="spellStart"/>
+      <w:r>
+        <w:rPr>
+          <w:rFonts w:ascii="Courier New"/>
+          <w:color w:val="23292D"/>
+        </w:rPr>
+        <w:t>msdogan</w:t>
+      </w:r>
+      <w:proofErr w:type="spellEnd"/>
+      <w:r>
+        <w:rPr>
+          <w:rFonts w:ascii="Courier New"/>
+          <w:color w:val="23292D"/>
+        </w:rPr>
+        <w:t xml:space="preserve">$ </w:t>
+      </w:r>
+      <w:proofErr w:type="spellStart"/>
+      <w:r>
+        <w:rPr>
+          <w:rFonts w:ascii="Courier New"/>
+          <w:color w:val="23292D"/>
+        </w:rPr>
+        <w:t>conda</w:t>
+      </w:r>
+      <w:proofErr w:type="spellEnd"/>
+      <w:r>
+        <w:rPr>
+          <w:rFonts w:ascii="Courier New"/>
+          <w:color w:val="23292D"/>
+        </w:rPr>
+        <w:t xml:space="preserve"> install -c </w:t>
+      </w:r>
+      <w:proofErr w:type="spellStart"/>
+      <w:r>
+        <w:rPr>
+          <w:rFonts w:ascii="Courier New"/>
+          <w:color w:val="23292D"/>
+        </w:rPr>
+        <w:t>conda</w:t>
+      </w:r>
+      <w:proofErr w:type="spellEnd"/>
+      <w:r>
+        <w:rPr>
+          <w:rFonts w:ascii="Courier New"/>
+          <w:color w:val="23292D"/>
+        </w:rPr>
+        <w:t xml:space="preserve">-forge </w:t>
+      </w:r>
+      <w:proofErr w:type="spellStart"/>
+      <w:r>
+        <w:rPr>
+          <w:rFonts w:ascii="Courier New"/>
+          <w:color w:val="23292D"/>
+        </w:rPr>
+        <w:t>pyomo</w:t>
+      </w:r>
+      <w:proofErr w:type="spellEnd"/>
+      <w:r>
+        <w:rPr>
+          <w:rFonts w:ascii="Courier New"/>
+          <w:color w:val="23292D"/>
+        </w:rPr>
+        <w:t xml:space="preserve"> </w:t>
+      </w:r>
+      <w:proofErr w:type="spellStart"/>
+      <w:r>
+        <w:rPr>
+          <w:rFonts w:ascii="Courier New"/>
+          <w:color w:val="23292D"/>
+        </w:rPr>
+        <w:t>pyomo.extras</w:t>
+      </w:r>
+      <w:proofErr w:type="spellEnd"/>
+      <w:r>
+        <w:rPr>
+          <w:rFonts w:ascii="Courier New"/>
+          <w:color w:val="23292D"/>
+        </w:rPr>
+        <w:t xml:space="preserve"> </w:t>
+      </w:r>
+      <w:proofErr w:type="spellStart"/>
+      <w:r>
+        <w:rPr>
+          <w:rFonts w:ascii="Courier New"/>
+          <w:color w:val="23292D"/>
+        </w:rPr>
+        <w:t>glpk</w:t>
+      </w:r>
+      <w:proofErr w:type="spellEnd"/>
     </w:p>
     <w:p>
       <w:pPr>
@@ -4237,7 +4398,23 @@
           <w:rFonts w:ascii="Courier New"/>
           <w:color w:val="23292D"/>
         </w:rPr>
-        <w:t>environment location: /Users/msdogan/anaconda</w:t>
+        <w:t>environment location: /Users/</w:t>
+      </w:r>
+      <w:proofErr w:type="spellStart"/>
+      <w:r>
+        <w:rPr>
+          <w:rFonts w:ascii="Courier New"/>
+          <w:color w:val="23292D"/>
+        </w:rPr>
+        <w:t>msdogan</w:t>
+      </w:r>
+      <w:proofErr w:type="spellEnd"/>
+      <w:r>
+        <w:rPr>
+          <w:rFonts w:ascii="Courier New"/>
+          <w:color w:val="23292D"/>
+        </w:rPr>
+        <w:t>/anaconda</w:t>
       </w:r>
     </w:p>
     <w:p>
@@ -4283,6 +4460,7 @@
           <w:sz w:val="24"/>
         </w:rPr>
       </w:pPr>
+      <w:proofErr w:type="spellStart"/>
       <w:r>
         <w:rPr>
           <w:rFonts w:ascii="Courier New" w:hAnsi="Courier New"/>
@@ -4291,6 +4469,7 @@
         </w:rPr>
         <w:t>glpk</w:t>
       </w:r>
+      <w:proofErr w:type="spellEnd"/>
     </w:p>
     <w:p>
       <w:pPr>
@@ -4308,6 +4487,7 @@
           <w:sz w:val="24"/>
         </w:rPr>
       </w:pPr>
+      <w:proofErr w:type="spellStart"/>
       <w:r>
         <w:rPr>
           <w:rFonts w:ascii="Courier New" w:hAnsi="Courier New"/>
@@ -4316,6 +4496,7 @@
         </w:rPr>
         <w:t>pyomo</w:t>
       </w:r>
+      <w:proofErr w:type="spellEnd"/>
     </w:p>
     <w:p>
       <w:pPr>
@@ -4333,6 +4514,7 @@
           <w:sz w:val="24"/>
         </w:rPr>
       </w:pPr>
+      <w:proofErr w:type="spellStart"/>
       <w:r>
         <w:rPr>
           <w:rFonts w:ascii="Courier New" w:hAnsi="Courier New"/>
@@ -4341,6 +4523,7 @@
         </w:rPr>
         <w:t>pyomo.extras</w:t>
       </w:r>
+      <w:proofErr w:type="spellEnd"/>
     </w:p>
     <w:p>
       <w:pPr>
@@ -4489,7 +4672,22 @@
           <w:color w:val="23292D"/>
         </w:rPr>
         <w:tab/>
-        <w:t>conda-forge glpk-4.65</w:t>
+      </w:r>
+      <w:proofErr w:type="spellStart"/>
+      <w:r>
+        <w:rPr>
+          <w:rFonts w:ascii="Courier New"/>
+          <w:color w:val="23292D"/>
+        </w:rPr>
+        <w:t>conda</w:t>
+      </w:r>
+      <w:proofErr w:type="spellEnd"/>
+      <w:r>
+        <w:rPr>
+          <w:rFonts w:ascii="Courier New"/>
+          <w:color w:val="23292D"/>
+        </w:rPr>
+        <w:t>-forge glpk-4.65</w:t>
       </w:r>
       <w:r>
         <w:rPr>
@@ -4536,7 +4734,22 @@
           <w:color w:val="23292D"/>
         </w:rPr>
         <w:tab/>
-        <w:t>conda-forge pyomo.extras-3.3</w:t>
+      </w:r>
+      <w:proofErr w:type="spellStart"/>
+      <w:r>
+        <w:rPr>
+          <w:rFonts w:ascii="Courier New"/>
+          <w:color w:val="23292D"/>
+        </w:rPr>
+        <w:t>conda</w:t>
+      </w:r>
+      <w:proofErr w:type="spellEnd"/>
+      <w:r>
+        <w:rPr>
+          <w:rFonts w:ascii="Courier New"/>
+          <w:color w:val="23292D"/>
+        </w:rPr>
+        <w:t>-forge pyomo.extras-3.3</w:t>
       </w:r>
       <w:r>
         <w:rPr>
@@ -4583,7 +4796,22 @@
           <w:color w:val="23292D"/>
         </w:rPr>
         <w:tab/>
-        <w:t>conda-forge pyomo-5.5.0</w:t>
+      </w:r>
+      <w:proofErr w:type="spellStart"/>
+      <w:r>
+        <w:rPr>
+          <w:rFonts w:ascii="Courier New"/>
+          <w:color w:val="23292D"/>
+        </w:rPr>
+        <w:t>conda</w:t>
+      </w:r>
+      <w:proofErr w:type="spellEnd"/>
+      <w:r>
+        <w:rPr>
+          <w:rFonts w:ascii="Courier New"/>
+          <w:color w:val="23292D"/>
+        </w:rPr>
+        <w:t>-forge pyomo-5.5.0</w:t>
       </w:r>
       <w:r>
         <w:rPr>
@@ -4630,7 +4858,22 @@
           <w:color w:val="23292D"/>
         </w:rPr>
         <w:tab/>
-        <w:t>conda-forge</w:t>
+      </w:r>
+      <w:proofErr w:type="spellStart"/>
+      <w:r>
+        <w:rPr>
+          <w:rFonts w:ascii="Courier New"/>
+          <w:color w:val="23292D"/>
+        </w:rPr>
+        <w:t>conda</w:t>
+      </w:r>
+      <w:proofErr w:type="spellEnd"/>
+      <w:r>
+        <w:rPr>
+          <w:rFonts w:ascii="Courier New"/>
+          <w:color w:val="23292D"/>
+        </w:rPr>
+        <w:t>-forge</w:t>
       </w:r>
     </w:p>
     <w:p>
@@ -4731,12 +4974,21 @@
           <w:rFonts w:ascii="Courier New"/>
         </w:rPr>
       </w:pPr>
-      <w:r>
-        <w:rPr>
-          <w:rFonts w:ascii="Courier New"/>
-          <w:color w:val="23292D"/>
-        </w:rPr>
-        <w:t>glpk:</w:t>
+      <w:proofErr w:type="spellStart"/>
+      <w:r>
+        <w:rPr>
+          <w:rFonts w:ascii="Courier New"/>
+          <w:color w:val="23292D"/>
+        </w:rPr>
+        <w:t>glpk</w:t>
+      </w:r>
+      <w:proofErr w:type="spellEnd"/>
+      <w:r>
+        <w:rPr>
+          <w:rFonts w:ascii="Courier New"/>
+          <w:color w:val="23292D"/>
+        </w:rPr>
+        <w:t>:</w:t>
       </w:r>
       <w:r>
         <w:rPr>
@@ -4744,7 +4996,55 @@
           <w:color w:val="23292D"/>
         </w:rPr>
         <w:tab/>
-        <w:t>4.61-0 conda-forge --&gt; 4.65-h16a7912_1 conda-forge pyomo:</w:t>
+        <w:t xml:space="preserve">4.61-0 </w:t>
+      </w:r>
+      <w:proofErr w:type="spellStart"/>
+      <w:r>
+        <w:rPr>
+          <w:rFonts w:ascii="Courier New"/>
+          <w:color w:val="23292D"/>
+        </w:rPr>
+        <w:t>conda</w:t>
+      </w:r>
+      <w:proofErr w:type="spellEnd"/>
+      <w:r>
+        <w:rPr>
+          <w:rFonts w:ascii="Courier New"/>
+          <w:color w:val="23292D"/>
+        </w:rPr>
+        <w:t xml:space="preserve">-forge --&gt; 4.65-h16a7912_1 </w:t>
+      </w:r>
+      <w:proofErr w:type="spellStart"/>
+      <w:r>
+        <w:rPr>
+          <w:rFonts w:ascii="Courier New"/>
+          <w:color w:val="23292D"/>
+        </w:rPr>
+        <w:t>conda</w:t>
+      </w:r>
+      <w:proofErr w:type="spellEnd"/>
+      <w:r>
+        <w:rPr>
+          <w:rFonts w:ascii="Courier New"/>
+          <w:color w:val="23292D"/>
+        </w:rPr>
+        <w:t xml:space="preserve">-forge </w:t>
+      </w:r>
+      <w:proofErr w:type="spellStart"/>
+      <w:r>
+        <w:rPr>
+          <w:rFonts w:ascii="Courier New"/>
+          <w:color w:val="23292D"/>
+        </w:rPr>
+        <w:t>pyomo</w:t>
+      </w:r>
+      <w:proofErr w:type="spellEnd"/>
+      <w:r>
+        <w:rPr>
+          <w:rFonts w:ascii="Courier New"/>
+          <w:color w:val="23292D"/>
+        </w:rPr>
+        <w:t>:</w:t>
       </w:r>
       <w:r>
         <w:rPr>
@@ -4759,7 +5059,119 @@
           <w:color w:val="23292D"/>
         </w:rPr>
         <w:tab/>
-        <w:t>5.1.1-py27_0 conda-forge --&gt; 5.5.0-py27_1 conda-forge pyomo.extras: 3.2-py27_0 conda-forge --&gt; 3.3-py27_0 conda-forge pyutilib: 5.4.1-py27_0 conda-forge --&gt; 5.6.3-py27_0</w:t>
+        <w:t xml:space="preserve">5.1.1-py27_0 </w:t>
+      </w:r>
+      <w:proofErr w:type="spellStart"/>
+      <w:r>
+        <w:rPr>
+          <w:rFonts w:ascii="Courier New"/>
+          <w:color w:val="23292D"/>
+        </w:rPr>
+        <w:t>conda</w:t>
+      </w:r>
+      <w:proofErr w:type="spellEnd"/>
+      <w:r>
+        <w:rPr>
+          <w:rFonts w:ascii="Courier New"/>
+          <w:color w:val="23292D"/>
+        </w:rPr>
+        <w:t xml:space="preserve">-forge --&gt; 5.5.0-py27_1 </w:t>
+      </w:r>
+      <w:proofErr w:type="spellStart"/>
+      <w:r>
+        <w:rPr>
+          <w:rFonts w:ascii="Courier New"/>
+          <w:color w:val="23292D"/>
+        </w:rPr>
+        <w:t>conda</w:t>
+      </w:r>
+      <w:proofErr w:type="spellEnd"/>
+      <w:r>
+        <w:rPr>
+          <w:rFonts w:ascii="Courier New"/>
+          <w:color w:val="23292D"/>
+        </w:rPr>
+        <w:t xml:space="preserve">-forge </w:t>
+      </w:r>
+      <w:proofErr w:type="spellStart"/>
+      <w:r>
+        <w:rPr>
+          <w:rFonts w:ascii="Courier New"/>
+          <w:color w:val="23292D"/>
+        </w:rPr>
+        <w:t>pyomo.extras</w:t>
+      </w:r>
+      <w:proofErr w:type="spellEnd"/>
+      <w:r>
+        <w:rPr>
+          <w:rFonts w:ascii="Courier New"/>
+          <w:color w:val="23292D"/>
+        </w:rPr>
+        <w:t xml:space="preserve">: 3.2-py27_0 </w:t>
+      </w:r>
+      <w:proofErr w:type="spellStart"/>
+      <w:r>
+        <w:rPr>
+          <w:rFonts w:ascii="Courier New"/>
+          <w:color w:val="23292D"/>
+        </w:rPr>
+        <w:t>conda</w:t>
+      </w:r>
+      <w:proofErr w:type="spellEnd"/>
+      <w:r>
+        <w:rPr>
+          <w:rFonts w:ascii="Courier New"/>
+          <w:color w:val="23292D"/>
+        </w:rPr>
+        <w:t xml:space="preserve">-forge --&gt; 3.3-py27_0 </w:t>
+      </w:r>
+      <w:proofErr w:type="spellStart"/>
+      <w:r>
+        <w:rPr>
+          <w:rFonts w:ascii="Courier New"/>
+          <w:color w:val="23292D"/>
+        </w:rPr>
+        <w:t>conda</w:t>
+      </w:r>
+      <w:proofErr w:type="spellEnd"/>
+      <w:r>
+        <w:rPr>
+          <w:rFonts w:ascii="Courier New"/>
+          <w:color w:val="23292D"/>
+        </w:rPr>
+        <w:t xml:space="preserve">-forge </w:t>
+      </w:r>
+      <w:proofErr w:type="spellStart"/>
+      <w:r>
+        <w:rPr>
+          <w:rFonts w:ascii="Courier New"/>
+          <w:color w:val="23292D"/>
+        </w:rPr>
+        <w:t>pyutilib</w:t>
+      </w:r>
+      <w:proofErr w:type="spellEnd"/>
+      <w:r>
+        <w:rPr>
+          <w:rFonts w:ascii="Courier New"/>
+          <w:color w:val="23292D"/>
+        </w:rPr>
+        <w:t xml:space="preserve">: 5.4.1-py27_0 </w:t>
+      </w:r>
+      <w:proofErr w:type="spellStart"/>
+      <w:r>
+        <w:rPr>
+          <w:rFonts w:ascii="Courier New"/>
+          <w:color w:val="23292D"/>
+        </w:rPr>
+        <w:t>conda</w:t>
+      </w:r>
+      <w:proofErr w:type="spellEnd"/>
+      <w:r>
+        <w:rPr>
+          <w:rFonts w:ascii="Courier New"/>
+          <w:color w:val="23292D"/>
+        </w:rPr>
+        <w:t>-forge --&gt; 5.6.3-py27_0</w:t>
       </w:r>
       <w:r>
         <w:rPr>
@@ -4769,12 +5181,21 @@
         </w:rPr>
         <w:t xml:space="preserve"> </w:t>
       </w:r>
-      <w:r>
-        <w:rPr>
-          <w:rFonts w:ascii="Courier New"/>
-          <w:color w:val="23292D"/>
-        </w:rPr>
-        <w:t>conda-forge</w:t>
+      <w:proofErr w:type="spellStart"/>
+      <w:r>
+        <w:rPr>
+          <w:rFonts w:ascii="Courier New"/>
+          <w:color w:val="23292D"/>
+        </w:rPr>
+        <w:t>conda</w:t>
+      </w:r>
+      <w:proofErr w:type="spellEnd"/>
+      <w:r>
+        <w:rPr>
+          <w:rFonts w:ascii="Courier New"/>
+          <w:color w:val="23292D"/>
+        </w:rPr>
+        <w:t>-forge</w:t>
       </w:r>
     </w:p>
     <w:p>
@@ -4839,12 +5260,21 @@
           <w:rFonts w:ascii="Courier New"/>
         </w:rPr>
       </w:pPr>
-      <w:r>
-        <w:rPr>
-          <w:rFonts w:ascii="Courier New"/>
-          <w:color w:val="23292D"/>
-        </w:rPr>
-        <w:t>Pyutilib 5.6.3: ######################################## |</w:t>
+      <w:proofErr w:type="spellStart"/>
+      <w:r>
+        <w:rPr>
+          <w:rFonts w:ascii="Courier New"/>
+          <w:color w:val="23292D"/>
+        </w:rPr>
+        <w:t>Pyutilib</w:t>
+      </w:r>
+      <w:proofErr w:type="spellEnd"/>
+      <w:r>
+        <w:rPr>
+          <w:rFonts w:ascii="Courier New"/>
+          <w:color w:val="23292D"/>
+        </w:rPr>
+        <w:t xml:space="preserve"> 5.6.3: ######################################## |</w:t>
       </w:r>
       <w:r>
         <w:rPr>
@@ -4871,12 +5301,21 @@
           <w:rFonts w:ascii="Courier New"/>
         </w:rPr>
       </w:pPr>
-      <w:r>
-        <w:rPr>
-          <w:rFonts w:ascii="Courier New"/>
-          <w:color w:val="23292D"/>
-        </w:rPr>
-        <w:t>glpk 4.65: ############################################# |</w:t>
+      <w:proofErr w:type="spellStart"/>
+      <w:r>
+        <w:rPr>
+          <w:rFonts w:ascii="Courier New"/>
+          <w:color w:val="23292D"/>
+        </w:rPr>
+        <w:t>glpk</w:t>
+      </w:r>
+      <w:proofErr w:type="spellEnd"/>
+      <w:r>
+        <w:rPr>
+          <w:rFonts w:ascii="Courier New"/>
+          <w:color w:val="23292D"/>
+        </w:rPr>
+        <w:t xml:space="preserve"> 4.65: ############################################# |</w:t>
       </w:r>
       <w:r>
         <w:rPr>
@@ -4964,12 +5403,21 @@
                       <w:rFonts w:ascii="Courier New"/>
                     </w:rPr>
                   </w:pPr>
+                  <w:proofErr w:type="spellStart"/>
                   <w:r>
                     <w:rPr>
                       <w:rFonts w:ascii="Courier New"/>
                       <w:color w:val="23292D"/>
                     </w:rPr>
-                    <w:t>pyomo.extras 3.3: ###################################### |</w:t>
+                    <w:t>pyomo.extras</w:t>
+                  </w:r>
+                  <w:proofErr w:type="spellEnd"/>
+                  <w:r>
+                    <w:rPr>
+                      <w:rFonts w:ascii="Courier New"/>
+                      <w:color w:val="23292D"/>
+                    </w:rPr>
+                    <w:t xml:space="preserve"> 3.3: ###################################### |</w:t>
                   </w:r>
                   <w:r>
                     <w:rPr>
@@ -4997,12 +5445,21 @@
                       <w:rFonts w:ascii="Courier New"/>
                     </w:rPr>
                   </w:pPr>
+                  <w:proofErr w:type="spellStart"/>
                   <w:r>
                     <w:rPr>
                       <w:rFonts w:ascii="Courier New"/>
                       <w:color w:val="23292D"/>
                     </w:rPr>
-                    <w:t>pyomo 5.5.0: ########################################### |</w:t>
+                    <w:t>pyomo</w:t>
+                  </w:r>
+                  <w:proofErr w:type="spellEnd"/>
+                  <w:r>
+                    <w:rPr>
+                      <w:rFonts w:ascii="Courier New"/>
+                      <w:color w:val="23292D"/>
+                    </w:rPr>
+                    <w:t xml:space="preserve"> 5.5.0: ########################################### |</w:t>
                   </w:r>
                   <w:r>
                     <w:rPr>
@@ -5067,7 +5524,23 @@
           <w:b/>
           <w:color w:val="5B9BD4"/>
         </w:rPr>
-        <w:t>OPTIONAL: Gurobi solver installation</w:t>
+        <w:t xml:space="preserve">OPTIONAL: </w:t>
+      </w:r>
+      <w:proofErr w:type="spellStart"/>
+      <w:r>
+        <w:rPr>
+          <w:b/>
+          <w:color w:val="5B9BD4"/>
+        </w:rPr>
+        <w:t>Gurobi</w:t>
+      </w:r>
+      <w:proofErr w:type="spellEnd"/>
+      <w:r>
+        <w:rPr>
+          <w:b/>
+          <w:color w:val="5B9BD4"/>
+        </w:rPr>
+        <w:t xml:space="preserve"> solver installation</w:t>
       </w:r>
     </w:p>
     <w:p>
@@ -5099,15 +5572,71 @@
         <w:rPr>
           <w:szCs w:val="28"/>
         </w:rPr>
-        <w:t>. Gurobi is a high-speed MILP solver. It is commercial but free for academic purposes. With gurobi, you can run the model in parallel, which significantly reduces solver runtime. After installing the solver with conda, you need to create an account with Gurobi and obtain a license</w:t>
-      </w:r>
+        <w:t xml:space="preserve">. </w:t>
+      </w:r>
+      <w:proofErr w:type="spellStart"/>
       <w:r>
         <w:rPr>
           <w:szCs w:val="28"/>
         </w:rPr>
+        <w:t>Gurobi</w:t>
+      </w:r>
+      <w:proofErr w:type="spellEnd"/>
+      <w:r>
+        <w:rPr>
+          <w:szCs w:val="28"/>
+        </w:rPr>
+        <w:t xml:space="preserve"> is a high-speed MILP solver. It is commercial but free for academic purposes. With </w:t>
+      </w:r>
+      <w:proofErr w:type="spellStart"/>
+      <w:r>
+        <w:rPr>
+          <w:szCs w:val="28"/>
+        </w:rPr>
+        <w:t>gurobi</w:t>
+      </w:r>
+      <w:proofErr w:type="spellEnd"/>
+      <w:r>
+        <w:rPr>
+          <w:szCs w:val="28"/>
+        </w:rPr>
+        <w:t xml:space="preserve">, you can run the model in parallel, which significantly reduces solver runtime. After installing the solver with </w:t>
+      </w:r>
+      <w:proofErr w:type="spellStart"/>
+      <w:r>
+        <w:rPr>
+          <w:szCs w:val="28"/>
+        </w:rPr>
+        <w:t>conda</w:t>
+      </w:r>
+      <w:proofErr w:type="spellEnd"/>
+      <w:r>
+        <w:rPr>
+          <w:szCs w:val="28"/>
+        </w:rPr>
+        <w:t xml:space="preserve">, you need to create an account with </w:t>
+      </w:r>
+      <w:proofErr w:type="spellStart"/>
+      <w:r>
+        <w:rPr>
+          <w:szCs w:val="28"/>
+        </w:rPr>
+        <w:t>Gurobi</w:t>
+      </w:r>
+      <w:proofErr w:type="spellEnd"/>
+      <w:r>
+        <w:rPr>
+          <w:szCs w:val="28"/>
+        </w:rPr>
+        <w:t xml:space="preserve"> and obtain a license</w:t>
+      </w:r>
+      <w:r>
+        <w:rPr>
+          <w:szCs w:val="28"/>
+        </w:rPr>
         <w:t xml:space="preserve"> (</w:t>
       </w:r>
-      <w:hyperlink r:id="rId28" w:history="1">
+      <w:hyperlink r:id="rId30" w:history="1">
         <w:r>
           <w:rPr>
             <w:rStyle w:val="Kpr"/>
@@ -5155,7 +5684,43 @@
           <w:bCs/>
           <w:szCs w:val="28"/>
         </w:rPr>
-        <w:t>Installing gurobi with conda:</w:t>
+        <w:t xml:space="preserve">Installing </w:t>
+      </w:r>
+      <w:proofErr w:type="spellStart"/>
+      <w:r>
+        <w:rPr>
+          <w:b/>
+          <w:bCs/>
+          <w:szCs w:val="28"/>
+        </w:rPr>
+        <w:t>gurobi</w:t>
+      </w:r>
+      <w:proofErr w:type="spellEnd"/>
+      <w:r>
+        <w:rPr>
+          <w:b/>
+          <w:bCs/>
+          <w:szCs w:val="28"/>
+        </w:rPr>
+        <w:t xml:space="preserve"> with </w:t>
+      </w:r>
+      <w:proofErr w:type="spellStart"/>
+      <w:r>
+        <w:rPr>
+          <w:b/>
+          <w:bCs/>
+          <w:szCs w:val="28"/>
+        </w:rPr>
+        <w:t>conda</w:t>
+      </w:r>
+      <w:proofErr w:type="spellEnd"/>
+      <w:r>
+        <w:rPr>
+          <w:b/>
+          <w:bCs/>
+          <w:szCs w:val="28"/>
+        </w:rPr>
+        <w:t>:</w:t>
       </w:r>
     </w:p>
     <w:p>
@@ -5177,14 +5742,52 @@
           <w:sz w:val="23"/>
         </w:rPr>
       </w:pPr>
+      <w:proofErr w:type="spellStart"/>
       <w:r>
         <w:rPr>
           <w:rFonts w:ascii="Courier New"/>
           <w:color w:val="23292D"/>
           <w:shd w:val="clear" w:color="auto" w:fill="F6F8F9"/>
         </w:rPr>
-        <w:t>conda install -c gurobi gurobi</w:t>
-      </w:r>
+        <w:t>conda</w:t>
+      </w:r>
+      <w:proofErr w:type="spellEnd"/>
+      <w:r>
+        <w:rPr>
+          <w:rFonts w:ascii="Courier New"/>
+          <w:color w:val="23292D"/>
+          <w:shd w:val="clear" w:color="auto" w:fill="F6F8F9"/>
+        </w:rPr>
+        <w:t xml:space="preserve"> install -c </w:t>
+      </w:r>
+      <w:proofErr w:type="spellStart"/>
+      <w:r>
+        <w:rPr>
+          <w:rFonts w:ascii="Courier New"/>
+          <w:color w:val="23292D"/>
+          <w:shd w:val="clear" w:color="auto" w:fill="F6F8F9"/>
+        </w:rPr>
+        <w:t>gurobi</w:t>
+      </w:r>
+      <w:proofErr w:type="spellEnd"/>
+      <w:r>
+        <w:rPr>
+          <w:rFonts w:ascii="Courier New"/>
+          <w:color w:val="23292D"/>
+          <w:shd w:val="clear" w:color="auto" w:fill="F6F8F9"/>
+        </w:rPr>
+        <w:t xml:space="preserve"> </w:t>
+      </w:r>
+      <w:proofErr w:type="spellStart"/>
+      <w:r>
+        <w:rPr>
+          <w:rFonts w:ascii="Courier New"/>
+          <w:color w:val="23292D"/>
+          <w:shd w:val="clear" w:color="auto" w:fill="F6F8F9"/>
+        </w:rPr>
+        <w:t>gurobi</w:t>
+      </w:r>
+      <w:proofErr w:type="spellEnd"/>
     </w:p>
     <w:p>
       <w:pPr>
@@ -5223,7 +5826,7 @@
       <w:r>
         <w:t xml:space="preserve">If you do not have a text editor, I recommend Sublime Text </w:t>
       </w:r>
-      <w:hyperlink r:id="rId29">
+      <w:hyperlink r:id="rId31">
         <w:r>
           <w:rPr>
             <w:color w:val="0462C1"/>
@@ -5241,7 +5844,7 @@
       <w:r>
         <w:t xml:space="preserve">or Notepad++ </w:t>
       </w:r>
-      <w:hyperlink r:id="rId30">
+      <w:hyperlink r:id="rId32">
         <w:r>
           <w:rPr>
             <w:color w:val="0462C1"/>
@@ -5305,14 +5908,24 @@
       <w:r>
         <w:t xml:space="preserve">The </w:t>
       </w:r>
+      <w:proofErr w:type="spellStart"/>
       <w:r>
         <w:rPr>
           <w:rFonts w:ascii="Courier" w:hAnsi="Courier"/>
         </w:rPr>
         <w:t>cnf</w:t>
       </w:r>
-      <w:r>
-        <w:t xml:space="preserve"> command line tool allows users to prepare their calvin-network-data for export</w:t>
+      <w:proofErr w:type="spellEnd"/>
+      <w:r>
+        <w:t xml:space="preserve"> command line tool allows users to prepare their </w:t>
+      </w:r>
+      <w:proofErr w:type="spellStart"/>
+      <w:r>
+        <w:t>calvin</w:t>
+      </w:r>
+      <w:proofErr w:type="spellEnd"/>
+      <w:r>
+        <w:t>-network-data for export</w:t>
       </w:r>
       <w:r>
         <w:t>ing</w:t>
@@ -5323,7 +5936,7 @@
       <w:r>
         <w:t xml:space="preserve"> For more information, please see ReadMe on </w:t>
       </w:r>
-      <w:hyperlink r:id="rId31" w:history="1">
+      <w:hyperlink r:id="rId33" w:history="1">
         <w:r>
           <w:rPr>
             <w:rStyle w:val="Kpr"/>
@@ -5376,7 +5989,7 @@
       <w:r>
         <w:t xml:space="preserve">NodeJS: </w:t>
       </w:r>
-      <w:hyperlink r:id="rId32" w:history="1">
+      <w:hyperlink r:id="rId34" w:history="1">
         <w:r>
           <w:rPr>
             <w:rStyle w:val="Kpr"/>
@@ -5399,7 +6012,23 @@
         <w:ind w:left="160"/>
       </w:pPr>
       <w:r>
-        <w:t>After installing NodeJS, run following commands to install calvin-network-tools commands (cnf), which runs a script to convert all CALVIN data (time-series and other csv files) into network matrix that Pyomo and solvers need.</w:t>
+        <w:t xml:space="preserve">After installing NodeJS, run following commands to install </w:t>
+      </w:r>
+      <w:proofErr w:type="spellStart"/>
+      <w:r>
+        <w:t>calvin</w:t>
+      </w:r>
+      <w:proofErr w:type="spellEnd"/>
+      <w:r>
+        <w:t>-network-tools commands (</w:t>
+      </w:r>
+      <w:proofErr w:type="spellStart"/>
+      <w:r>
+        <w:t>cnf</w:t>
+      </w:r>
+      <w:proofErr w:type="spellEnd"/>
+      <w:r>
+        <w:t>), which runs a script to convert all CALVIN data (time-series and other csv files) into network matrix that Pyomo and solvers need.</w:t>
       </w:r>
     </w:p>
     <w:p>
@@ -5426,8 +6055,36 @@
           <w:color w:val="23292D"/>
           <w:shd w:val="clear" w:color="auto" w:fill="F6F8F9"/>
         </w:rPr>
-        <w:t># install cnf cli via npm</w:t>
-      </w:r>
+        <w:t xml:space="preserve"># install </w:t>
+      </w:r>
+      <w:proofErr w:type="spellStart"/>
+      <w:r>
+        <w:rPr>
+          <w:rFonts w:ascii="Courier New"/>
+          <w:color w:val="23292D"/>
+          <w:shd w:val="clear" w:color="auto" w:fill="F6F8F9"/>
+        </w:rPr>
+        <w:t>cnf</w:t>
+      </w:r>
+      <w:proofErr w:type="spellEnd"/>
+      <w:r>
+        <w:rPr>
+          <w:rFonts w:ascii="Courier New"/>
+          <w:color w:val="23292D"/>
+          <w:shd w:val="clear" w:color="auto" w:fill="F6F8F9"/>
+        </w:rPr>
+        <w:t xml:space="preserve"> cli via </w:t>
+      </w:r>
+      <w:proofErr w:type="spellStart"/>
+      <w:r>
+        <w:rPr>
+          <w:rFonts w:ascii="Courier New"/>
+          <w:color w:val="23292D"/>
+          <w:shd w:val="clear" w:color="auto" w:fill="F6F8F9"/>
+        </w:rPr>
+        <w:t>npm</w:t>
+      </w:r>
+      <w:proofErr w:type="spellEnd"/>
     </w:p>
     <w:p>
       <w:pPr>
@@ -5440,13 +6097,41 @@
           <w:shd w:val="clear" w:color="auto" w:fill="F6F8F9"/>
         </w:rPr>
       </w:pPr>
+      <w:proofErr w:type="spellStart"/>
       <w:r>
         <w:rPr>
           <w:rFonts w:ascii="Courier New"/>
           <w:color w:val="23292D"/>
           <w:shd w:val="clear" w:color="auto" w:fill="F6F8F9"/>
         </w:rPr>
-        <w:t>npm install -g calvin-network-tools</w:t>
+        <w:t>npm</w:t>
+      </w:r>
+      <w:proofErr w:type="spellEnd"/>
+      <w:r>
+        <w:rPr>
+          <w:rFonts w:ascii="Courier New"/>
+          <w:color w:val="23292D"/>
+          <w:shd w:val="clear" w:color="auto" w:fill="F6F8F9"/>
+        </w:rPr>
+        <w:t xml:space="preserve"> install -g </w:t>
+      </w:r>
+      <w:proofErr w:type="spellStart"/>
+      <w:r>
+        <w:rPr>
+          <w:rFonts w:ascii="Courier New"/>
+          <w:color w:val="23292D"/>
+          <w:shd w:val="clear" w:color="auto" w:fill="F6F8F9"/>
+        </w:rPr>
+        <w:t>calvin</w:t>
+      </w:r>
+      <w:proofErr w:type="spellEnd"/>
+      <w:r>
+        <w:rPr>
+          <w:rFonts w:ascii="Courier New"/>
+          <w:color w:val="23292D"/>
+          <w:shd w:val="clear" w:color="auto" w:fill="F6F8F9"/>
+        </w:rPr>
+        <w:t>-network-tools</w:t>
       </w:r>
     </w:p>
     <w:p>
@@ -5478,7 +6163,25 @@
           <w:color w:val="23292D"/>
           <w:shd w:val="clear" w:color="auto" w:fill="F6F8F9"/>
         </w:rPr>
-        <w:t># Sets up .prmconf file in home directory. follow prompts.</w:t>
+        <w:t># Sets up .</w:t>
+      </w:r>
+      <w:proofErr w:type="spellStart"/>
+      <w:r>
+        <w:rPr>
+          <w:rFonts w:ascii="Courier New"/>
+          <w:color w:val="23292D"/>
+          <w:shd w:val="clear" w:color="auto" w:fill="F6F8F9"/>
+        </w:rPr>
+        <w:t>prmconf</w:t>
+      </w:r>
+      <w:proofErr w:type="spellEnd"/>
+      <w:r>
+        <w:rPr>
+          <w:rFonts w:ascii="Courier New"/>
+          <w:color w:val="23292D"/>
+          <w:shd w:val="clear" w:color="auto" w:fill="F6F8F9"/>
+        </w:rPr>
+        <w:t xml:space="preserve"> file in home directory. follow prompts.</w:t>
       </w:r>
     </w:p>
     <w:p>
@@ -5507,14 +6210,34 @@
         <w:spacing w:before="6"/>
         <w:ind w:left="160"/>
       </w:pPr>
+      <w:proofErr w:type="spellStart"/>
       <w:r>
         <w:rPr>
           <w:rFonts w:ascii="Courier New"/>
           <w:color w:val="23292D"/>
           <w:shd w:val="clear" w:color="auto" w:fill="F6F8F9"/>
         </w:rPr>
-        <w:t>cnf library init</w:t>
-      </w:r>
+        <w:t>cnf</w:t>
+      </w:r>
+      <w:proofErr w:type="spellEnd"/>
+      <w:r>
+        <w:rPr>
+          <w:rFonts w:ascii="Courier New"/>
+          <w:color w:val="23292D"/>
+          <w:shd w:val="clear" w:color="auto" w:fill="F6F8F9"/>
+        </w:rPr>
+        <w:t xml:space="preserve"> library </w:t>
+      </w:r>
+      <w:proofErr w:type="spellStart"/>
+      <w:r>
+        <w:rPr>
+          <w:rFonts w:ascii="Courier New"/>
+          <w:color w:val="23292D"/>
+          <w:shd w:val="clear" w:color="auto" w:fill="F6F8F9"/>
+        </w:rPr>
+        <w:t>init</w:t>
+      </w:r>
+      <w:proofErr w:type="spellEnd"/>
     </w:p>
     <w:p>
       <w:pPr>
@@ -5579,7 +6302,107 @@
           <w:bdr w:val="none" w:sz="0" w:space="0" w:color="auto" w:frame="1"/>
           <w:lang w:val="tr-TR" w:eastAsia="tr-TR" w:bidi="ar-SA"/>
         </w:rPr>
-        <w:t>/Users/msdogan/Documents/github/calvin-network-data/data</w:t>
+        <w:t>/</w:t>
+      </w:r>
+      <w:proofErr w:type="spellStart"/>
+      <w:r>
+        <w:rPr>
+          <w:rFonts w:ascii="Courier New" w:eastAsia="Times New Roman" w:hAnsi="Courier New" w:cs="Courier New"/>
+          <w:color w:val="1F2328"/>
+          <w:bdr w:val="none" w:sz="0" w:space="0" w:color="auto" w:frame="1"/>
+          <w:lang w:val="tr-TR" w:eastAsia="tr-TR" w:bidi="ar-SA"/>
+        </w:rPr>
+        <w:t>Users</w:t>
+      </w:r>
+      <w:proofErr w:type="spellEnd"/>
+      <w:r>
+        <w:rPr>
+          <w:rFonts w:ascii="Courier New" w:eastAsia="Times New Roman" w:hAnsi="Courier New" w:cs="Courier New"/>
+          <w:color w:val="1F2328"/>
+          <w:bdr w:val="none" w:sz="0" w:space="0" w:color="auto" w:frame="1"/>
+          <w:lang w:val="tr-TR" w:eastAsia="tr-TR" w:bidi="ar-SA"/>
+        </w:rPr>
+        <w:t>/</w:t>
+      </w:r>
+      <w:proofErr w:type="spellStart"/>
+      <w:r>
+        <w:rPr>
+          <w:rFonts w:ascii="Courier New" w:eastAsia="Times New Roman" w:hAnsi="Courier New" w:cs="Courier New"/>
+          <w:color w:val="1F2328"/>
+          <w:bdr w:val="none" w:sz="0" w:space="0" w:color="auto" w:frame="1"/>
+          <w:lang w:val="tr-TR" w:eastAsia="tr-TR" w:bidi="ar-SA"/>
+        </w:rPr>
+        <w:t>msdogan</w:t>
+      </w:r>
+      <w:proofErr w:type="spellEnd"/>
+      <w:r>
+        <w:rPr>
+          <w:rFonts w:ascii="Courier New" w:eastAsia="Times New Roman" w:hAnsi="Courier New" w:cs="Courier New"/>
+          <w:color w:val="1F2328"/>
+          <w:bdr w:val="none" w:sz="0" w:space="0" w:color="auto" w:frame="1"/>
+          <w:lang w:val="tr-TR" w:eastAsia="tr-TR" w:bidi="ar-SA"/>
+        </w:rPr>
+        <w:t>/</w:t>
+      </w:r>
+      <w:proofErr w:type="spellStart"/>
+      <w:r>
+        <w:rPr>
+          <w:rFonts w:ascii="Courier New" w:eastAsia="Times New Roman" w:hAnsi="Courier New" w:cs="Courier New"/>
+          <w:color w:val="1F2328"/>
+          <w:bdr w:val="none" w:sz="0" w:space="0" w:color="auto" w:frame="1"/>
+          <w:lang w:val="tr-TR" w:eastAsia="tr-TR" w:bidi="ar-SA"/>
+        </w:rPr>
+        <w:t>Documents</w:t>
+      </w:r>
+      <w:proofErr w:type="spellEnd"/>
+      <w:r>
+        <w:rPr>
+          <w:rFonts w:ascii="Courier New" w:eastAsia="Times New Roman" w:hAnsi="Courier New" w:cs="Courier New"/>
+          <w:color w:val="1F2328"/>
+          <w:bdr w:val="none" w:sz="0" w:space="0" w:color="auto" w:frame="1"/>
+          <w:lang w:val="tr-TR" w:eastAsia="tr-TR" w:bidi="ar-SA"/>
+        </w:rPr>
+        <w:t>/</w:t>
+      </w:r>
+      <w:proofErr w:type="spellStart"/>
+      <w:r>
+        <w:rPr>
+          <w:rFonts w:ascii="Courier New" w:eastAsia="Times New Roman" w:hAnsi="Courier New" w:cs="Courier New"/>
+          <w:color w:val="1F2328"/>
+          <w:bdr w:val="none" w:sz="0" w:space="0" w:color="auto" w:frame="1"/>
+          <w:lang w:val="tr-TR" w:eastAsia="tr-TR" w:bidi="ar-SA"/>
+        </w:rPr>
+        <w:t>github</w:t>
+      </w:r>
+      <w:proofErr w:type="spellEnd"/>
+      <w:r>
+        <w:rPr>
+          <w:rFonts w:ascii="Courier New" w:eastAsia="Times New Roman" w:hAnsi="Courier New" w:cs="Courier New"/>
+          <w:color w:val="1F2328"/>
+          <w:bdr w:val="none" w:sz="0" w:space="0" w:color="auto" w:frame="1"/>
+          <w:lang w:val="tr-TR" w:eastAsia="tr-TR" w:bidi="ar-SA"/>
+        </w:rPr>
+        <w:t>/</w:t>
+      </w:r>
+      <w:proofErr w:type="spellStart"/>
+      <w:r>
+        <w:rPr>
+          <w:rFonts w:ascii="Courier New" w:eastAsia="Times New Roman" w:hAnsi="Courier New" w:cs="Courier New"/>
+          <w:color w:val="1F2328"/>
+          <w:bdr w:val="none" w:sz="0" w:space="0" w:color="auto" w:frame="1"/>
+          <w:lang w:val="tr-TR" w:eastAsia="tr-TR" w:bidi="ar-SA"/>
+        </w:rPr>
+        <w:t>calvin</w:t>
+      </w:r>
+      <w:proofErr w:type="spellEnd"/>
+      <w:r>
+        <w:rPr>
+          <w:rFonts w:ascii="Courier New" w:eastAsia="Times New Roman" w:hAnsi="Courier New" w:cs="Courier New"/>
+          <w:color w:val="1F2328"/>
+          <w:bdr w:val="none" w:sz="0" w:space="0" w:color="auto" w:frame="1"/>
+          <w:lang w:val="tr-TR" w:eastAsia="tr-TR" w:bidi="ar-SA"/>
+        </w:rPr>
+        <w:t>-network-data/data</w:t>
       </w:r>
     </w:p>
     <w:p>
@@ -5621,6 +6444,7 @@
           <w:lang w:val="tr-TR" w:eastAsia="tr-TR" w:bidi="ar-SA"/>
         </w:rPr>
       </w:pPr>
+      <w:proofErr w:type="spellStart"/>
       <w:r>
         <w:rPr>
           <w:rFonts w:ascii="Courier New" w:eastAsia="Times New Roman" w:hAnsi="Courier New" w:cs="Courier New"/>
@@ -5630,7 +6454,283 @@
           <w:bdr w:val="none" w:sz="0" w:space="0" w:color="auto" w:frame="1"/>
           <w:lang w:val="tr-TR" w:eastAsia="tr-TR" w:bidi="ar-SA"/>
         </w:rPr>
-        <w:t>cnf matrix –data=/path/to/folder --verbose --format=csv --ts=. --fs=, --to=network_full --max-ub=1000000000</w:t>
+        <w:t>cnf</w:t>
+      </w:r>
+      <w:proofErr w:type="spellEnd"/>
+      <w:r>
+        <w:rPr>
+          <w:rFonts w:ascii="Courier New" w:eastAsia="Times New Roman" w:hAnsi="Courier New" w:cs="Courier New"/>
+          <w:color w:val="1F2328"/>
+          <w:sz w:val="24"/>
+          <w:szCs w:val="24"/>
+          <w:bdr w:val="none" w:sz="0" w:space="0" w:color="auto" w:frame="1"/>
+          <w:lang w:val="tr-TR" w:eastAsia="tr-TR" w:bidi="ar-SA"/>
+        </w:rPr>
+        <w:t xml:space="preserve"> </w:t>
+      </w:r>
+      <w:proofErr w:type="spellStart"/>
+      <w:r>
+        <w:rPr>
+          <w:rFonts w:ascii="Courier New" w:eastAsia="Times New Roman" w:hAnsi="Courier New" w:cs="Courier New"/>
+          <w:color w:val="1F2328"/>
+          <w:sz w:val="24"/>
+          <w:szCs w:val="24"/>
+          <w:bdr w:val="none" w:sz="0" w:space="0" w:color="auto" w:frame="1"/>
+          <w:lang w:val="tr-TR" w:eastAsia="tr-TR" w:bidi="ar-SA"/>
+        </w:rPr>
+        <w:t>matrix</w:t>
+      </w:r>
+      <w:proofErr w:type="spellEnd"/>
+      <w:r>
+        <w:rPr>
+          <w:rFonts w:ascii="Courier New" w:eastAsia="Times New Roman" w:hAnsi="Courier New" w:cs="Courier New"/>
+          <w:color w:val="1F2328"/>
+          <w:sz w:val="24"/>
+          <w:szCs w:val="24"/>
+          <w:bdr w:val="none" w:sz="0" w:space="0" w:color="auto" w:frame="1"/>
+          <w:lang w:val="tr-TR" w:eastAsia="tr-TR" w:bidi="ar-SA"/>
+        </w:rPr>
+        <w:t xml:space="preserve"> –data=/</w:t>
+      </w:r>
+      <w:proofErr w:type="spellStart"/>
+      <w:r>
+        <w:rPr>
+          <w:rFonts w:ascii="Courier New" w:eastAsia="Times New Roman" w:hAnsi="Courier New" w:cs="Courier New"/>
+          <w:color w:val="1F2328"/>
+          <w:sz w:val="24"/>
+          <w:szCs w:val="24"/>
+          <w:bdr w:val="none" w:sz="0" w:space="0" w:color="auto" w:frame="1"/>
+          <w:lang w:val="tr-TR" w:eastAsia="tr-TR" w:bidi="ar-SA"/>
+        </w:rPr>
+        <w:t>path</w:t>
+      </w:r>
+      <w:proofErr w:type="spellEnd"/>
+      <w:r>
+        <w:rPr>
+          <w:rFonts w:ascii="Courier New" w:eastAsia="Times New Roman" w:hAnsi="Courier New" w:cs="Courier New"/>
+          <w:color w:val="1F2328"/>
+          <w:sz w:val="24"/>
+          <w:szCs w:val="24"/>
+          <w:bdr w:val="none" w:sz="0" w:space="0" w:color="auto" w:frame="1"/>
+          <w:lang w:val="tr-TR" w:eastAsia="tr-TR" w:bidi="ar-SA"/>
+        </w:rPr>
+        <w:t>/</w:t>
+      </w:r>
+      <w:proofErr w:type="spellStart"/>
+      <w:r>
+        <w:rPr>
+          <w:rFonts w:ascii="Courier New" w:eastAsia="Times New Roman" w:hAnsi="Courier New" w:cs="Courier New"/>
+          <w:color w:val="1F2328"/>
+          <w:sz w:val="24"/>
+          <w:szCs w:val="24"/>
+          <w:bdr w:val="none" w:sz="0" w:space="0" w:color="auto" w:frame="1"/>
+          <w:lang w:val="tr-TR" w:eastAsia="tr-TR" w:bidi="ar-SA"/>
+        </w:rPr>
+        <w:t>to</w:t>
+      </w:r>
+      <w:proofErr w:type="spellEnd"/>
+      <w:r>
+        <w:rPr>
+          <w:rFonts w:ascii="Courier New" w:eastAsia="Times New Roman" w:hAnsi="Courier New" w:cs="Courier New"/>
+          <w:color w:val="1F2328"/>
+          <w:sz w:val="24"/>
+          <w:szCs w:val="24"/>
+          <w:bdr w:val="none" w:sz="0" w:space="0" w:color="auto" w:frame="1"/>
+          <w:lang w:val="tr-TR" w:eastAsia="tr-TR" w:bidi="ar-SA"/>
+        </w:rPr>
+        <w:t>/</w:t>
+      </w:r>
+      <w:proofErr w:type="spellStart"/>
+      <w:r>
+        <w:rPr>
+          <w:rFonts w:ascii="Courier New" w:eastAsia="Times New Roman" w:hAnsi="Courier New" w:cs="Courier New"/>
+          <w:color w:val="1F2328"/>
+          <w:sz w:val="24"/>
+          <w:szCs w:val="24"/>
+          <w:bdr w:val="none" w:sz="0" w:space="0" w:color="auto" w:frame="1"/>
+          <w:lang w:val="tr-TR" w:eastAsia="tr-TR" w:bidi="ar-SA"/>
+        </w:rPr>
+        <w:t>folder</w:t>
+      </w:r>
+      <w:proofErr w:type="spellEnd"/>
+      <w:r>
+        <w:rPr>
+          <w:rFonts w:ascii="Courier New" w:eastAsia="Times New Roman" w:hAnsi="Courier New" w:cs="Courier New"/>
+          <w:color w:val="1F2328"/>
+          <w:sz w:val="24"/>
+          <w:szCs w:val="24"/>
+          <w:bdr w:val="none" w:sz="0" w:space="0" w:color="auto" w:frame="1"/>
+          <w:lang w:val="tr-TR" w:eastAsia="tr-TR" w:bidi="ar-SA"/>
+        </w:rPr>
+        <w:t xml:space="preserve"> --</w:t>
+      </w:r>
+      <w:proofErr w:type="spellStart"/>
+      <w:r>
+        <w:rPr>
+          <w:rFonts w:ascii="Courier New" w:eastAsia="Times New Roman" w:hAnsi="Courier New" w:cs="Courier New"/>
+          <w:color w:val="1F2328"/>
+          <w:sz w:val="24"/>
+          <w:szCs w:val="24"/>
+          <w:bdr w:val="none" w:sz="0" w:space="0" w:color="auto" w:frame="1"/>
+          <w:lang w:val="tr-TR" w:eastAsia="tr-TR" w:bidi="ar-SA"/>
+        </w:rPr>
+        <w:t>verbose</w:t>
+      </w:r>
+      <w:proofErr w:type="spellEnd"/>
+      <w:r>
+        <w:rPr>
+          <w:rFonts w:ascii="Courier New" w:eastAsia="Times New Roman" w:hAnsi="Courier New" w:cs="Courier New"/>
+          <w:color w:val="1F2328"/>
+          <w:sz w:val="24"/>
+          <w:szCs w:val="24"/>
+          <w:bdr w:val="none" w:sz="0" w:space="0" w:color="auto" w:frame="1"/>
+          <w:lang w:val="tr-TR" w:eastAsia="tr-TR" w:bidi="ar-SA"/>
+        </w:rPr>
+        <w:t xml:space="preserve"> --format=</w:t>
+      </w:r>
+      <w:proofErr w:type="spellStart"/>
+      <w:r>
+        <w:rPr>
+          <w:rFonts w:ascii="Courier New" w:eastAsia="Times New Roman" w:hAnsi="Courier New" w:cs="Courier New"/>
+          <w:color w:val="1F2328"/>
+          <w:sz w:val="24"/>
+          <w:szCs w:val="24"/>
+          <w:bdr w:val="none" w:sz="0" w:space="0" w:color="auto" w:frame="1"/>
+          <w:lang w:val="tr-TR" w:eastAsia="tr-TR" w:bidi="ar-SA"/>
+        </w:rPr>
+        <w:t>csv</w:t>
+      </w:r>
+      <w:proofErr w:type="spellEnd"/>
+      <w:r>
+        <w:rPr>
+          <w:rFonts w:ascii="Courier New" w:eastAsia="Times New Roman" w:hAnsi="Courier New" w:cs="Courier New"/>
+          <w:color w:val="1F2328"/>
+          <w:sz w:val="24"/>
+          <w:szCs w:val="24"/>
+          <w:bdr w:val="none" w:sz="0" w:space="0" w:color="auto" w:frame="1"/>
+          <w:lang w:val="tr-TR" w:eastAsia="tr-TR" w:bidi="ar-SA"/>
+        </w:rPr>
+        <w:t xml:space="preserve"> --</w:t>
+      </w:r>
+      <w:proofErr w:type="spellStart"/>
+      <w:r>
+        <w:rPr>
+          <w:rFonts w:ascii="Courier New" w:eastAsia="Times New Roman" w:hAnsi="Courier New" w:cs="Courier New"/>
+          <w:color w:val="1F2328"/>
+          <w:sz w:val="24"/>
+          <w:szCs w:val="24"/>
+          <w:bdr w:val="none" w:sz="0" w:space="0" w:color="auto" w:frame="1"/>
+          <w:lang w:val="tr-TR" w:eastAsia="tr-TR" w:bidi="ar-SA"/>
+        </w:rPr>
+        <w:t>ts</w:t>
+      </w:r>
+      <w:proofErr w:type="spellEnd"/>
+      <w:r>
+        <w:rPr>
+          <w:rFonts w:ascii="Courier New" w:eastAsia="Times New Roman" w:hAnsi="Courier New" w:cs="Courier New"/>
+          <w:color w:val="1F2328"/>
+          <w:sz w:val="24"/>
+          <w:szCs w:val="24"/>
+          <w:bdr w:val="none" w:sz="0" w:space="0" w:color="auto" w:frame="1"/>
+          <w:lang w:val="tr-TR" w:eastAsia="tr-TR" w:bidi="ar-SA"/>
+        </w:rPr>
+        <w:t>=. --</w:t>
+      </w:r>
+      <w:proofErr w:type="spellStart"/>
+      <w:r>
+        <w:rPr>
+          <w:rFonts w:ascii="Courier New" w:eastAsia="Times New Roman" w:hAnsi="Courier New" w:cs="Courier New"/>
+          <w:color w:val="1F2328"/>
+          <w:sz w:val="24"/>
+          <w:szCs w:val="24"/>
+          <w:bdr w:val="none" w:sz="0" w:space="0" w:color="auto" w:frame="1"/>
+          <w:lang w:val="tr-TR" w:eastAsia="tr-TR" w:bidi="ar-SA"/>
+        </w:rPr>
+        <w:t>fs</w:t>
+      </w:r>
+      <w:proofErr w:type="spellEnd"/>
+      <w:r>
+        <w:rPr>
+          <w:rFonts w:ascii="Courier New" w:eastAsia="Times New Roman" w:hAnsi="Courier New" w:cs="Courier New"/>
+          <w:color w:val="1F2328"/>
+          <w:sz w:val="24"/>
+          <w:szCs w:val="24"/>
+          <w:bdr w:val="none" w:sz="0" w:space="0" w:color="auto" w:frame="1"/>
+          <w:lang w:val="tr-TR" w:eastAsia="tr-TR" w:bidi="ar-SA"/>
+        </w:rPr>
+        <w:t>=, --</w:t>
+      </w:r>
+      <w:proofErr w:type="spellStart"/>
+      <w:r>
+        <w:rPr>
+          <w:rFonts w:ascii="Courier New" w:eastAsia="Times New Roman" w:hAnsi="Courier New" w:cs="Courier New"/>
+          <w:color w:val="1F2328"/>
+          <w:sz w:val="24"/>
+          <w:szCs w:val="24"/>
+          <w:bdr w:val="none" w:sz="0" w:space="0" w:color="auto" w:frame="1"/>
+          <w:lang w:val="tr-TR" w:eastAsia="tr-TR" w:bidi="ar-SA"/>
+        </w:rPr>
+        <w:t>to</w:t>
+      </w:r>
+      <w:proofErr w:type="spellEnd"/>
+      <w:r>
+        <w:rPr>
+          <w:rFonts w:ascii="Courier New" w:eastAsia="Times New Roman" w:hAnsi="Courier New" w:cs="Courier New"/>
+          <w:color w:val="1F2328"/>
+          <w:sz w:val="24"/>
+          <w:szCs w:val="24"/>
+          <w:bdr w:val="none" w:sz="0" w:space="0" w:color="auto" w:frame="1"/>
+          <w:lang w:val="tr-TR" w:eastAsia="tr-TR" w:bidi="ar-SA"/>
+        </w:rPr>
+        <w:t>=</w:t>
+      </w:r>
+      <w:proofErr w:type="spellStart"/>
+      <w:r>
+        <w:rPr>
+          <w:rFonts w:ascii="Courier New" w:eastAsia="Times New Roman" w:hAnsi="Courier New" w:cs="Courier New"/>
+          <w:color w:val="1F2328"/>
+          <w:sz w:val="24"/>
+          <w:szCs w:val="24"/>
+          <w:bdr w:val="none" w:sz="0" w:space="0" w:color="auto" w:frame="1"/>
+          <w:lang w:val="tr-TR" w:eastAsia="tr-TR" w:bidi="ar-SA"/>
+        </w:rPr>
+        <w:t>network_full</w:t>
+      </w:r>
+      <w:proofErr w:type="spellEnd"/>
+      <w:r>
+        <w:rPr>
+          <w:rFonts w:ascii="Courier New" w:eastAsia="Times New Roman" w:hAnsi="Courier New" w:cs="Courier New"/>
+          <w:color w:val="1F2328"/>
+          <w:sz w:val="24"/>
+          <w:szCs w:val="24"/>
+          <w:bdr w:val="none" w:sz="0" w:space="0" w:color="auto" w:frame="1"/>
+          <w:lang w:val="tr-TR" w:eastAsia="tr-TR" w:bidi="ar-SA"/>
+        </w:rPr>
+        <w:t xml:space="preserve"> --</w:t>
+      </w:r>
+      <w:proofErr w:type="spellStart"/>
+      <w:r>
+        <w:rPr>
+          <w:rFonts w:ascii="Courier New" w:eastAsia="Times New Roman" w:hAnsi="Courier New" w:cs="Courier New"/>
+          <w:color w:val="1F2328"/>
+          <w:sz w:val="24"/>
+          <w:szCs w:val="24"/>
+          <w:bdr w:val="none" w:sz="0" w:space="0" w:color="auto" w:frame="1"/>
+          <w:lang w:val="tr-TR" w:eastAsia="tr-TR" w:bidi="ar-SA"/>
+        </w:rPr>
+        <w:t>max-ub</w:t>
+      </w:r>
+      <w:proofErr w:type="spellEnd"/>
+      <w:r>
+        <w:rPr>
+          <w:rFonts w:ascii="Courier New" w:eastAsia="Times New Roman" w:hAnsi="Courier New" w:cs="Courier New"/>
+          <w:color w:val="1F2328"/>
+          <w:sz w:val="24"/>
+          <w:szCs w:val="24"/>
+          <w:bdr w:val="none" w:sz="0" w:space="0" w:color="auto" w:frame="1"/>
+          <w:lang w:val="tr-TR" w:eastAsia="tr-TR" w:bidi="ar-SA"/>
+        </w:rPr>
+        <w:t>=1000000000</w:t>
       </w:r>
     </w:p>
     <w:p>
@@ -5668,6 +6768,7 @@
         </w:rPr>
       </w:pPr>
       <w:bookmarkStart w:id="18" w:name="_Hlk155869637"/>
+      <w:proofErr w:type="spellStart"/>
       <w:r>
         <w:rPr>
           <w:rStyle w:val="HTMLKodu"/>
@@ -5676,8 +6777,383 @@
           <w:szCs w:val="24"/>
           <w:bdr w:val="none" w:sz="0" w:space="0" w:color="auto" w:frame="1"/>
         </w:rPr>
-        <w:t>cnf matrix --data=/Users/msdogan/Documents/github/calvin-network-data/data  --verbose --format=csv --start=2002-10 --stop=2003-01 --ts=. --fs=, --to=network_one_year --outnodes=nodes --max-ub=1000000000 --debug=All</w:t>
-      </w:r>
+        <w:t>cnf</w:t>
+      </w:r>
+      <w:proofErr w:type="spellEnd"/>
+      <w:r>
+        <w:rPr>
+          <w:rStyle w:val="HTMLKodu"/>
+          <w:color w:val="1F2328"/>
+          <w:sz w:val="24"/>
+          <w:szCs w:val="24"/>
+          <w:bdr w:val="none" w:sz="0" w:space="0" w:color="auto" w:frame="1"/>
+        </w:rPr>
+        <w:t xml:space="preserve"> </w:t>
+      </w:r>
+      <w:proofErr w:type="spellStart"/>
+      <w:r>
+        <w:rPr>
+          <w:rStyle w:val="HTMLKodu"/>
+          <w:color w:val="1F2328"/>
+          <w:sz w:val="24"/>
+          <w:szCs w:val="24"/>
+          <w:bdr w:val="none" w:sz="0" w:space="0" w:color="auto" w:frame="1"/>
+        </w:rPr>
+        <w:t>matrix</w:t>
+      </w:r>
+      <w:proofErr w:type="spellEnd"/>
+      <w:r>
+        <w:rPr>
+          <w:rStyle w:val="HTMLKodu"/>
+          <w:color w:val="1F2328"/>
+          <w:sz w:val="24"/>
+          <w:szCs w:val="24"/>
+          <w:bdr w:val="none" w:sz="0" w:space="0" w:color="auto" w:frame="1"/>
+        </w:rPr>
+        <w:t xml:space="preserve"> --data=/</w:t>
+      </w:r>
+      <w:proofErr w:type="spellStart"/>
+      <w:r>
+        <w:rPr>
+          <w:rStyle w:val="HTMLKodu"/>
+          <w:color w:val="1F2328"/>
+          <w:sz w:val="24"/>
+          <w:szCs w:val="24"/>
+          <w:bdr w:val="none" w:sz="0" w:space="0" w:color="auto" w:frame="1"/>
+        </w:rPr>
+        <w:t>Users</w:t>
+      </w:r>
+      <w:proofErr w:type="spellEnd"/>
+      <w:r>
+        <w:rPr>
+          <w:rStyle w:val="HTMLKodu"/>
+          <w:color w:val="1F2328"/>
+          <w:sz w:val="24"/>
+          <w:szCs w:val="24"/>
+          <w:bdr w:val="none" w:sz="0" w:space="0" w:color="auto" w:frame="1"/>
+        </w:rPr>
+        <w:t>/</w:t>
+      </w:r>
+      <w:proofErr w:type="spellStart"/>
+      <w:r>
+        <w:rPr>
+          <w:rStyle w:val="HTMLKodu"/>
+          <w:color w:val="1F2328"/>
+          <w:sz w:val="24"/>
+          <w:szCs w:val="24"/>
+          <w:bdr w:val="none" w:sz="0" w:space="0" w:color="auto" w:frame="1"/>
+        </w:rPr>
+        <w:t>msdogan</w:t>
+      </w:r>
+      <w:proofErr w:type="spellEnd"/>
+      <w:r>
+        <w:rPr>
+          <w:rStyle w:val="HTMLKodu"/>
+          <w:color w:val="1F2328"/>
+          <w:sz w:val="24"/>
+          <w:szCs w:val="24"/>
+          <w:bdr w:val="none" w:sz="0" w:space="0" w:color="auto" w:frame="1"/>
+        </w:rPr>
+        <w:t>/</w:t>
+      </w:r>
+      <w:proofErr w:type="spellStart"/>
+      <w:r>
+        <w:rPr>
+          <w:rStyle w:val="HTMLKodu"/>
+          <w:color w:val="1F2328"/>
+          <w:sz w:val="24"/>
+          <w:szCs w:val="24"/>
+          <w:bdr w:val="none" w:sz="0" w:space="0" w:color="auto" w:frame="1"/>
+        </w:rPr>
+        <w:t>Documents</w:t>
+      </w:r>
+      <w:proofErr w:type="spellEnd"/>
+      <w:r>
+        <w:rPr>
+          <w:rStyle w:val="HTMLKodu"/>
+          <w:color w:val="1F2328"/>
+          <w:sz w:val="24"/>
+          <w:szCs w:val="24"/>
+          <w:bdr w:val="none" w:sz="0" w:space="0" w:color="auto" w:frame="1"/>
+        </w:rPr>
+        <w:t>/</w:t>
+      </w:r>
+      <w:proofErr w:type="spellStart"/>
+      <w:r>
+        <w:rPr>
+          <w:rStyle w:val="HTMLKodu"/>
+          <w:color w:val="1F2328"/>
+          <w:sz w:val="24"/>
+          <w:szCs w:val="24"/>
+          <w:bdr w:val="none" w:sz="0" w:space="0" w:color="auto" w:frame="1"/>
+        </w:rPr>
+        <w:t>github</w:t>
+      </w:r>
+      <w:proofErr w:type="spellEnd"/>
+      <w:r>
+        <w:rPr>
+          <w:rStyle w:val="HTMLKodu"/>
+          <w:color w:val="1F2328"/>
+          <w:sz w:val="24"/>
+          <w:szCs w:val="24"/>
+          <w:bdr w:val="none" w:sz="0" w:space="0" w:color="auto" w:frame="1"/>
+        </w:rPr>
+        <w:t>/</w:t>
+      </w:r>
+      <w:proofErr w:type="spellStart"/>
+      <w:r>
+        <w:rPr>
+          <w:rStyle w:val="HTMLKodu"/>
+          <w:color w:val="1F2328"/>
+          <w:sz w:val="24"/>
+          <w:szCs w:val="24"/>
+          <w:bdr w:val="none" w:sz="0" w:space="0" w:color="auto" w:frame="1"/>
+        </w:rPr>
+        <w:t>calvin</w:t>
+      </w:r>
+      <w:proofErr w:type="spellEnd"/>
+      <w:r>
+        <w:rPr>
+          <w:rStyle w:val="HTMLKodu"/>
+          <w:color w:val="1F2328"/>
+          <w:sz w:val="24"/>
+          <w:szCs w:val="24"/>
+          <w:bdr w:val="none" w:sz="0" w:space="0" w:color="auto" w:frame="1"/>
+        </w:rPr>
+        <w:t>-network-data/data  --</w:t>
+      </w:r>
+      <w:proofErr w:type="spellStart"/>
+      <w:r>
+        <w:rPr>
+          <w:rStyle w:val="HTMLKodu"/>
+          <w:color w:val="1F2328"/>
+          <w:sz w:val="24"/>
+          <w:szCs w:val="24"/>
+          <w:bdr w:val="none" w:sz="0" w:space="0" w:color="auto" w:frame="1"/>
+        </w:rPr>
+        <w:t>verbose</w:t>
+      </w:r>
+      <w:proofErr w:type="spellEnd"/>
+      <w:r>
+        <w:rPr>
+          <w:rStyle w:val="HTMLKodu"/>
+          <w:color w:val="1F2328"/>
+          <w:sz w:val="24"/>
+          <w:szCs w:val="24"/>
+          <w:bdr w:val="none" w:sz="0" w:space="0" w:color="auto" w:frame="1"/>
+        </w:rPr>
+        <w:t xml:space="preserve"> --format=</w:t>
+      </w:r>
+      <w:proofErr w:type="spellStart"/>
+      <w:r>
+        <w:rPr>
+          <w:rStyle w:val="HTMLKodu"/>
+          <w:color w:val="1F2328"/>
+          <w:sz w:val="24"/>
+          <w:szCs w:val="24"/>
+          <w:bdr w:val="none" w:sz="0" w:space="0" w:color="auto" w:frame="1"/>
+        </w:rPr>
+        <w:t>csv</w:t>
+      </w:r>
+      <w:proofErr w:type="spellEnd"/>
+      <w:r>
+        <w:rPr>
+          <w:rStyle w:val="HTMLKodu"/>
+          <w:color w:val="1F2328"/>
+          <w:sz w:val="24"/>
+          <w:szCs w:val="24"/>
+          <w:bdr w:val="none" w:sz="0" w:space="0" w:color="auto" w:frame="1"/>
+        </w:rPr>
+        <w:t xml:space="preserve"> --start=2002-10 --stop=2003-01 --</w:t>
+      </w:r>
+      <w:proofErr w:type="spellStart"/>
+      <w:r>
+        <w:rPr>
+          <w:rStyle w:val="HTMLKodu"/>
+          <w:color w:val="1F2328"/>
+          <w:sz w:val="24"/>
+          <w:szCs w:val="24"/>
+          <w:bdr w:val="none" w:sz="0" w:space="0" w:color="auto" w:frame="1"/>
+        </w:rPr>
+        <w:t>ts</w:t>
+      </w:r>
+      <w:proofErr w:type="spellEnd"/>
+      <w:r>
+        <w:rPr>
+          <w:rStyle w:val="HTMLKodu"/>
+          <w:color w:val="1F2328"/>
+          <w:sz w:val="24"/>
+          <w:szCs w:val="24"/>
+          <w:bdr w:val="none" w:sz="0" w:space="0" w:color="auto" w:frame="1"/>
+        </w:rPr>
+        <w:t>=. --</w:t>
+      </w:r>
+      <w:proofErr w:type="spellStart"/>
+      <w:r>
+        <w:rPr>
+          <w:rStyle w:val="HTMLKodu"/>
+          <w:color w:val="1F2328"/>
+          <w:sz w:val="24"/>
+          <w:szCs w:val="24"/>
+          <w:bdr w:val="none" w:sz="0" w:space="0" w:color="auto" w:frame="1"/>
+        </w:rPr>
+        <w:t>fs</w:t>
+      </w:r>
+      <w:proofErr w:type="spellEnd"/>
+      <w:r>
+        <w:rPr>
+          <w:rStyle w:val="HTMLKodu"/>
+          <w:color w:val="1F2328"/>
+          <w:sz w:val="24"/>
+          <w:szCs w:val="24"/>
+          <w:bdr w:val="none" w:sz="0" w:space="0" w:color="auto" w:frame="1"/>
+        </w:rPr>
+        <w:t>=, --</w:t>
+      </w:r>
+      <w:proofErr w:type="spellStart"/>
+      <w:r>
+        <w:rPr>
+          <w:rStyle w:val="HTMLKodu"/>
+          <w:color w:val="1F2328"/>
+          <w:sz w:val="24"/>
+          <w:szCs w:val="24"/>
+          <w:bdr w:val="none" w:sz="0" w:space="0" w:color="auto" w:frame="1"/>
+        </w:rPr>
+        <w:t>to</w:t>
+      </w:r>
+      <w:proofErr w:type="spellEnd"/>
+      <w:r>
+        <w:rPr>
+          <w:rStyle w:val="HTMLKodu"/>
+          <w:color w:val="1F2328"/>
+          <w:sz w:val="24"/>
+          <w:szCs w:val="24"/>
+          <w:bdr w:val="none" w:sz="0" w:space="0" w:color="auto" w:frame="1"/>
+        </w:rPr>
+        <w:t>=</w:t>
+      </w:r>
+      <w:proofErr w:type="spellStart"/>
+      <w:r>
+        <w:rPr>
+          <w:rStyle w:val="HTMLKodu"/>
+          <w:color w:val="1F2328"/>
+          <w:sz w:val="24"/>
+          <w:szCs w:val="24"/>
+          <w:bdr w:val="none" w:sz="0" w:space="0" w:color="auto" w:frame="1"/>
+        </w:rPr>
+        <w:t>network_one_year</w:t>
+      </w:r>
+      <w:proofErr w:type="spellEnd"/>
+      <w:r>
+        <w:rPr>
+          <w:rStyle w:val="HTMLKodu"/>
+          <w:color w:val="1F2328"/>
+          <w:sz w:val="24"/>
+          <w:szCs w:val="24"/>
+          <w:bdr w:val="none" w:sz="0" w:space="0" w:color="auto" w:frame="1"/>
+        </w:rPr>
+        <w:t xml:space="preserve"> --</w:t>
+      </w:r>
+      <w:proofErr w:type="spellStart"/>
+      <w:r>
+        <w:rPr>
+          <w:rStyle w:val="HTMLKodu"/>
+          <w:color w:val="1F2328"/>
+          <w:sz w:val="24"/>
+          <w:szCs w:val="24"/>
+          <w:bdr w:val="none" w:sz="0" w:space="0" w:color="auto" w:frame="1"/>
+        </w:rPr>
+        <w:t>outnodes</w:t>
+      </w:r>
+      <w:proofErr w:type="spellEnd"/>
+      <w:r>
+        <w:rPr>
+          <w:rStyle w:val="HTMLKodu"/>
+          <w:color w:val="1F2328"/>
+          <w:sz w:val="24"/>
+          <w:szCs w:val="24"/>
+          <w:bdr w:val="none" w:sz="0" w:space="0" w:color="auto" w:frame="1"/>
+        </w:rPr>
+        <w:t>=</w:t>
+      </w:r>
+      <w:proofErr w:type="spellStart"/>
+      <w:r>
+        <w:rPr>
+          <w:rStyle w:val="HTMLKodu"/>
+          <w:color w:val="1F2328"/>
+          <w:sz w:val="24"/>
+          <w:szCs w:val="24"/>
+          <w:bdr w:val="none" w:sz="0" w:space="0" w:color="auto" w:frame="1"/>
+        </w:rPr>
+        <w:t>nodes</w:t>
+      </w:r>
+      <w:proofErr w:type="spellEnd"/>
+      <w:r>
+        <w:rPr>
+          <w:rStyle w:val="HTMLKodu"/>
+          <w:color w:val="1F2328"/>
+          <w:sz w:val="24"/>
+          <w:szCs w:val="24"/>
+          <w:bdr w:val="none" w:sz="0" w:space="0" w:color="auto" w:frame="1"/>
+        </w:rPr>
+        <w:t xml:space="preserve"> --</w:t>
+      </w:r>
+      <w:proofErr w:type="spellStart"/>
+      <w:r>
+        <w:rPr>
+          <w:rStyle w:val="HTMLKodu"/>
+          <w:color w:val="1F2328"/>
+          <w:sz w:val="24"/>
+          <w:szCs w:val="24"/>
+          <w:bdr w:val="none" w:sz="0" w:space="0" w:color="auto" w:frame="1"/>
+        </w:rPr>
+        <w:t>max-ub</w:t>
+      </w:r>
+      <w:proofErr w:type="spellEnd"/>
+      <w:r>
+        <w:rPr>
+          <w:rStyle w:val="HTMLKodu"/>
+          <w:color w:val="1F2328"/>
+          <w:sz w:val="24"/>
+          <w:szCs w:val="24"/>
+          <w:bdr w:val="none" w:sz="0" w:space="0" w:color="auto" w:frame="1"/>
+        </w:rPr>
+        <w:t>=1000000000 --</w:t>
+      </w:r>
+      <w:proofErr w:type="spellStart"/>
+      <w:r>
+        <w:rPr>
+          <w:rStyle w:val="HTMLKodu"/>
+          <w:color w:val="1F2328"/>
+          <w:sz w:val="24"/>
+          <w:szCs w:val="24"/>
+          <w:bdr w:val="none" w:sz="0" w:space="0" w:color="auto" w:frame="1"/>
+        </w:rPr>
+        <w:t>debug</w:t>
+      </w:r>
+      <w:proofErr w:type="spellEnd"/>
+      <w:r>
+        <w:rPr>
+          <w:rStyle w:val="HTMLKodu"/>
+          <w:color w:val="1F2328"/>
+          <w:sz w:val="24"/>
+          <w:szCs w:val="24"/>
+          <w:bdr w:val="none" w:sz="0" w:space="0" w:color="auto" w:frame="1"/>
+        </w:rPr>
+        <w:t>=</w:t>
+      </w:r>
+      <w:proofErr w:type="spellStart"/>
+      <w:r>
+        <w:rPr>
+          <w:rStyle w:val="HTMLKodu"/>
+          <w:color w:val="1F2328"/>
+          <w:sz w:val="24"/>
+          <w:szCs w:val="24"/>
+          <w:bdr w:val="none" w:sz="0" w:space="0" w:color="auto" w:frame="1"/>
+        </w:rPr>
+        <w:t>All</w:t>
+      </w:r>
+      <w:proofErr w:type="spellEnd"/>
     </w:p>
     <w:bookmarkEnd w:id="18"/>
     <w:p>
@@ -5720,6 +7196,7 @@
           <w:szCs w:val="24"/>
         </w:rPr>
       </w:pPr>
+      <w:proofErr w:type="spellStart"/>
       <w:r>
         <w:rPr>
           <w:rStyle w:val="HTMLKodu"/>
@@ -5728,8 +7205,383 @@
           <w:szCs w:val="24"/>
           <w:bdr w:val="none" w:sz="0" w:space="0" w:color="auto" w:frame="1"/>
         </w:rPr>
-        <w:t>cnf matrix --data=\Users\msdogan\Documents\github\calvin-network-data\data  --verbose --format=csv --start=2002-10 --stop=2003-01 --ts=. --fs=, --to=network_one_year --outnodes=nodes --max-ub=1000000000 --debug=All</w:t>
-      </w:r>
+        <w:t>cnf</w:t>
+      </w:r>
+      <w:proofErr w:type="spellEnd"/>
+      <w:r>
+        <w:rPr>
+          <w:rStyle w:val="HTMLKodu"/>
+          <w:color w:val="1F2328"/>
+          <w:sz w:val="24"/>
+          <w:szCs w:val="24"/>
+          <w:bdr w:val="none" w:sz="0" w:space="0" w:color="auto" w:frame="1"/>
+        </w:rPr>
+        <w:t xml:space="preserve"> </w:t>
+      </w:r>
+      <w:proofErr w:type="spellStart"/>
+      <w:r>
+        <w:rPr>
+          <w:rStyle w:val="HTMLKodu"/>
+          <w:color w:val="1F2328"/>
+          <w:sz w:val="24"/>
+          <w:szCs w:val="24"/>
+          <w:bdr w:val="none" w:sz="0" w:space="0" w:color="auto" w:frame="1"/>
+        </w:rPr>
+        <w:t>matrix</w:t>
+      </w:r>
+      <w:proofErr w:type="spellEnd"/>
+      <w:r>
+        <w:rPr>
+          <w:rStyle w:val="HTMLKodu"/>
+          <w:color w:val="1F2328"/>
+          <w:sz w:val="24"/>
+          <w:szCs w:val="24"/>
+          <w:bdr w:val="none" w:sz="0" w:space="0" w:color="auto" w:frame="1"/>
+        </w:rPr>
+        <w:t xml:space="preserve"> --data=\</w:t>
+      </w:r>
+      <w:proofErr w:type="spellStart"/>
+      <w:r>
+        <w:rPr>
+          <w:rStyle w:val="HTMLKodu"/>
+          <w:color w:val="1F2328"/>
+          <w:sz w:val="24"/>
+          <w:szCs w:val="24"/>
+          <w:bdr w:val="none" w:sz="0" w:space="0" w:color="auto" w:frame="1"/>
+        </w:rPr>
+        <w:t>Users</w:t>
+      </w:r>
+      <w:proofErr w:type="spellEnd"/>
+      <w:r>
+        <w:rPr>
+          <w:rStyle w:val="HTMLKodu"/>
+          <w:color w:val="1F2328"/>
+          <w:sz w:val="24"/>
+          <w:szCs w:val="24"/>
+          <w:bdr w:val="none" w:sz="0" w:space="0" w:color="auto" w:frame="1"/>
+        </w:rPr>
+        <w:t>\</w:t>
+      </w:r>
+      <w:proofErr w:type="spellStart"/>
+      <w:r>
+        <w:rPr>
+          <w:rStyle w:val="HTMLKodu"/>
+          <w:color w:val="1F2328"/>
+          <w:sz w:val="24"/>
+          <w:szCs w:val="24"/>
+          <w:bdr w:val="none" w:sz="0" w:space="0" w:color="auto" w:frame="1"/>
+        </w:rPr>
+        <w:t>msdogan</w:t>
+      </w:r>
+      <w:proofErr w:type="spellEnd"/>
+      <w:r>
+        <w:rPr>
+          <w:rStyle w:val="HTMLKodu"/>
+          <w:color w:val="1F2328"/>
+          <w:sz w:val="24"/>
+          <w:szCs w:val="24"/>
+          <w:bdr w:val="none" w:sz="0" w:space="0" w:color="auto" w:frame="1"/>
+        </w:rPr>
+        <w:t>\</w:t>
+      </w:r>
+      <w:proofErr w:type="spellStart"/>
+      <w:r>
+        <w:rPr>
+          <w:rStyle w:val="HTMLKodu"/>
+          <w:color w:val="1F2328"/>
+          <w:sz w:val="24"/>
+          <w:szCs w:val="24"/>
+          <w:bdr w:val="none" w:sz="0" w:space="0" w:color="auto" w:frame="1"/>
+        </w:rPr>
+        <w:t>Documents</w:t>
+      </w:r>
+      <w:proofErr w:type="spellEnd"/>
+      <w:r>
+        <w:rPr>
+          <w:rStyle w:val="HTMLKodu"/>
+          <w:color w:val="1F2328"/>
+          <w:sz w:val="24"/>
+          <w:szCs w:val="24"/>
+          <w:bdr w:val="none" w:sz="0" w:space="0" w:color="auto" w:frame="1"/>
+        </w:rPr>
+        <w:t>\</w:t>
+      </w:r>
+      <w:proofErr w:type="spellStart"/>
+      <w:r>
+        <w:rPr>
+          <w:rStyle w:val="HTMLKodu"/>
+          <w:color w:val="1F2328"/>
+          <w:sz w:val="24"/>
+          <w:szCs w:val="24"/>
+          <w:bdr w:val="none" w:sz="0" w:space="0" w:color="auto" w:frame="1"/>
+        </w:rPr>
+        <w:t>github</w:t>
+      </w:r>
+      <w:proofErr w:type="spellEnd"/>
+      <w:r>
+        <w:rPr>
+          <w:rStyle w:val="HTMLKodu"/>
+          <w:color w:val="1F2328"/>
+          <w:sz w:val="24"/>
+          <w:szCs w:val="24"/>
+          <w:bdr w:val="none" w:sz="0" w:space="0" w:color="auto" w:frame="1"/>
+        </w:rPr>
+        <w:t>\</w:t>
+      </w:r>
+      <w:proofErr w:type="spellStart"/>
+      <w:r>
+        <w:rPr>
+          <w:rStyle w:val="HTMLKodu"/>
+          <w:color w:val="1F2328"/>
+          <w:sz w:val="24"/>
+          <w:szCs w:val="24"/>
+          <w:bdr w:val="none" w:sz="0" w:space="0" w:color="auto" w:frame="1"/>
+        </w:rPr>
+        <w:t>calvin</w:t>
+      </w:r>
+      <w:proofErr w:type="spellEnd"/>
+      <w:r>
+        <w:rPr>
+          <w:rStyle w:val="HTMLKodu"/>
+          <w:color w:val="1F2328"/>
+          <w:sz w:val="24"/>
+          <w:szCs w:val="24"/>
+          <w:bdr w:val="none" w:sz="0" w:space="0" w:color="auto" w:frame="1"/>
+        </w:rPr>
+        <w:t>-network-data\data  --</w:t>
+      </w:r>
+      <w:proofErr w:type="spellStart"/>
+      <w:r>
+        <w:rPr>
+          <w:rStyle w:val="HTMLKodu"/>
+          <w:color w:val="1F2328"/>
+          <w:sz w:val="24"/>
+          <w:szCs w:val="24"/>
+          <w:bdr w:val="none" w:sz="0" w:space="0" w:color="auto" w:frame="1"/>
+        </w:rPr>
+        <w:t>verbose</w:t>
+      </w:r>
+      <w:proofErr w:type="spellEnd"/>
+      <w:r>
+        <w:rPr>
+          <w:rStyle w:val="HTMLKodu"/>
+          <w:color w:val="1F2328"/>
+          <w:sz w:val="24"/>
+          <w:szCs w:val="24"/>
+          <w:bdr w:val="none" w:sz="0" w:space="0" w:color="auto" w:frame="1"/>
+        </w:rPr>
+        <w:t xml:space="preserve"> --format=</w:t>
+      </w:r>
+      <w:proofErr w:type="spellStart"/>
+      <w:r>
+        <w:rPr>
+          <w:rStyle w:val="HTMLKodu"/>
+          <w:color w:val="1F2328"/>
+          <w:sz w:val="24"/>
+          <w:szCs w:val="24"/>
+          <w:bdr w:val="none" w:sz="0" w:space="0" w:color="auto" w:frame="1"/>
+        </w:rPr>
+        <w:t>csv</w:t>
+      </w:r>
+      <w:proofErr w:type="spellEnd"/>
+      <w:r>
+        <w:rPr>
+          <w:rStyle w:val="HTMLKodu"/>
+          <w:color w:val="1F2328"/>
+          <w:sz w:val="24"/>
+          <w:szCs w:val="24"/>
+          <w:bdr w:val="none" w:sz="0" w:space="0" w:color="auto" w:frame="1"/>
+        </w:rPr>
+        <w:t xml:space="preserve"> --start=2002-10 --stop=2003-01 --</w:t>
+      </w:r>
+      <w:proofErr w:type="spellStart"/>
+      <w:r>
+        <w:rPr>
+          <w:rStyle w:val="HTMLKodu"/>
+          <w:color w:val="1F2328"/>
+          <w:sz w:val="24"/>
+          <w:szCs w:val="24"/>
+          <w:bdr w:val="none" w:sz="0" w:space="0" w:color="auto" w:frame="1"/>
+        </w:rPr>
+        <w:t>ts</w:t>
+      </w:r>
+      <w:proofErr w:type="spellEnd"/>
+      <w:r>
+        <w:rPr>
+          <w:rStyle w:val="HTMLKodu"/>
+          <w:color w:val="1F2328"/>
+          <w:sz w:val="24"/>
+          <w:szCs w:val="24"/>
+          <w:bdr w:val="none" w:sz="0" w:space="0" w:color="auto" w:frame="1"/>
+        </w:rPr>
+        <w:t>=. --</w:t>
+      </w:r>
+      <w:proofErr w:type="spellStart"/>
+      <w:r>
+        <w:rPr>
+          <w:rStyle w:val="HTMLKodu"/>
+          <w:color w:val="1F2328"/>
+          <w:sz w:val="24"/>
+          <w:szCs w:val="24"/>
+          <w:bdr w:val="none" w:sz="0" w:space="0" w:color="auto" w:frame="1"/>
+        </w:rPr>
+        <w:t>fs</w:t>
+      </w:r>
+      <w:proofErr w:type="spellEnd"/>
+      <w:r>
+        <w:rPr>
+          <w:rStyle w:val="HTMLKodu"/>
+          <w:color w:val="1F2328"/>
+          <w:sz w:val="24"/>
+          <w:szCs w:val="24"/>
+          <w:bdr w:val="none" w:sz="0" w:space="0" w:color="auto" w:frame="1"/>
+        </w:rPr>
+        <w:t>=, --</w:t>
+      </w:r>
+      <w:proofErr w:type="spellStart"/>
+      <w:r>
+        <w:rPr>
+          <w:rStyle w:val="HTMLKodu"/>
+          <w:color w:val="1F2328"/>
+          <w:sz w:val="24"/>
+          <w:szCs w:val="24"/>
+          <w:bdr w:val="none" w:sz="0" w:space="0" w:color="auto" w:frame="1"/>
+        </w:rPr>
+        <w:t>to</w:t>
+      </w:r>
+      <w:proofErr w:type="spellEnd"/>
+      <w:r>
+        <w:rPr>
+          <w:rStyle w:val="HTMLKodu"/>
+          <w:color w:val="1F2328"/>
+          <w:sz w:val="24"/>
+          <w:szCs w:val="24"/>
+          <w:bdr w:val="none" w:sz="0" w:space="0" w:color="auto" w:frame="1"/>
+        </w:rPr>
+        <w:t>=</w:t>
+      </w:r>
+      <w:proofErr w:type="spellStart"/>
+      <w:r>
+        <w:rPr>
+          <w:rStyle w:val="HTMLKodu"/>
+          <w:color w:val="1F2328"/>
+          <w:sz w:val="24"/>
+          <w:szCs w:val="24"/>
+          <w:bdr w:val="none" w:sz="0" w:space="0" w:color="auto" w:frame="1"/>
+        </w:rPr>
+        <w:t>network_one_year</w:t>
+      </w:r>
+      <w:proofErr w:type="spellEnd"/>
+      <w:r>
+        <w:rPr>
+          <w:rStyle w:val="HTMLKodu"/>
+          <w:color w:val="1F2328"/>
+          <w:sz w:val="24"/>
+          <w:szCs w:val="24"/>
+          <w:bdr w:val="none" w:sz="0" w:space="0" w:color="auto" w:frame="1"/>
+        </w:rPr>
+        <w:t xml:space="preserve"> --</w:t>
+      </w:r>
+      <w:proofErr w:type="spellStart"/>
+      <w:r>
+        <w:rPr>
+          <w:rStyle w:val="HTMLKodu"/>
+          <w:color w:val="1F2328"/>
+          <w:sz w:val="24"/>
+          <w:szCs w:val="24"/>
+          <w:bdr w:val="none" w:sz="0" w:space="0" w:color="auto" w:frame="1"/>
+        </w:rPr>
+        <w:t>outnodes</w:t>
+      </w:r>
+      <w:proofErr w:type="spellEnd"/>
+      <w:r>
+        <w:rPr>
+          <w:rStyle w:val="HTMLKodu"/>
+          <w:color w:val="1F2328"/>
+          <w:sz w:val="24"/>
+          <w:szCs w:val="24"/>
+          <w:bdr w:val="none" w:sz="0" w:space="0" w:color="auto" w:frame="1"/>
+        </w:rPr>
+        <w:t>=</w:t>
+      </w:r>
+      <w:proofErr w:type="spellStart"/>
+      <w:r>
+        <w:rPr>
+          <w:rStyle w:val="HTMLKodu"/>
+          <w:color w:val="1F2328"/>
+          <w:sz w:val="24"/>
+          <w:szCs w:val="24"/>
+          <w:bdr w:val="none" w:sz="0" w:space="0" w:color="auto" w:frame="1"/>
+        </w:rPr>
+        <w:t>nodes</w:t>
+      </w:r>
+      <w:proofErr w:type="spellEnd"/>
+      <w:r>
+        <w:rPr>
+          <w:rStyle w:val="HTMLKodu"/>
+          <w:color w:val="1F2328"/>
+          <w:sz w:val="24"/>
+          <w:szCs w:val="24"/>
+          <w:bdr w:val="none" w:sz="0" w:space="0" w:color="auto" w:frame="1"/>
+        </w:rPr>
+        <w:t xml:space="preserve"> --</w:t>
+      </w:r>
+      <w:proofErr w:type="spellStart"/>
+      <w:r>
+        <w:rPr>
+          <w:rStyle w:val="HTMLKodu"/>
+          <w:color w:val="1F2328"/>
+          <w:sz w:val="24"/>
+          <w:szCs w:val="24"/>
+          <w:bdr w:val="none" w:sz="0" w:space="0" w:color="auto" w:frame="1"/>
+        </w:rPr>
+        <w:t>max-ub</w:t>
+      </w:r>
+      <w:proofErr w:type="spellEnd"/>
+      <w:r>
+        <w:rPr>
+          <w:rStyle w:val="HTMLKodu"/>
+          <w:color w:val="1F2328"/>
+          <w:sz w:val="24"/>
+          <w:szCs w:val="24"/>
+          <w:bdr w:val="none" w:sz="0" w:space="0" w:color="auto" w:frame="1"/>
+        </w:rPr>
+        <w:t>=1000000000 --</w:t>
+      </w:r>
+      <w:proofErr w:type="spellStart"/>
+      <w:r>
+        <w:rPr>
+          <w:rStyle w:val="HTMLKodu"/>
+          <w:color w:val="1F2328"/>
+          <w:sz w:val="24"/>
+          <w:szCs w:val="24"/>
+          <w:bdr w:val="none" w:sz="0" w:space="0" w:color="auto" w:frame="1"/>
+        </w:rPr>
+        <w:t>debug</w:t>
+      </w:r>
+      <w:proofErr w:type="spellEnd"/>
+      <w:r>
+        <w:rPr>
+          <w:rStyle w:val="HTMLKodu"/>
+          <w:color w:val="1F2328"/>
+          <w:sz w:val="24"/>
+          <w:szCs w:val="24"/>
+          <w:bdr w:val="none" w:sz="0" w:space="0" w:color="auto" w:frame="1"/>
+        </w:rPr>
+        <w:t>=</w:t>
+      </w:r>
+      <w:proofErr w:type="spellStart"/>
+      <w:r>
+        <w:rPr>
+          <w:rStyle w:val="HTMLKodu"/>
+          <w:color w:val="1F2328"/>
+          <w:sz w:val="24"/>
+          <w:szCs w:val="24"/>
+          <w:bdr w:val="none" w:sz="0" w:space="0" w:color="auto" w:frame="1"/>
+        </w:rPr>
+        <w:t>All</w:t>
+      </w:r>
+      <w:proofErr w:type="spellEnd"/>
     </w:p>
     <w:p>
       <w:pPr>
@@ -5773,6 +7625,7 @@
           <w:bdr w:val="none" w:sz="0" w:space="0" w:color="auto" w:frame="1"/>
         </w:rPr>
       </w:pPr>
+      <w:proofErr w:type="spellStart"/>
       <w:r>
         <w:rPr>
           <w:rStyle w:val="HTMLKodu"/>
@@ -5781,8 +7634,273 @@
           <w:szCs w:val="24"/>
           <w:bdr w:val="none" w:sz="0" w:space="0" w:color="auto" w:frame="1"/>
         </w:rPr>
-        <w:t>cnf matrix --verbose --format=csv --start=2002-10 --stop=2002-12 --ts=. --fs=, --to=network --outnodes=nodes --max-ub=1000000000 nodes= SR_SHA D5 --debug=All</w:t>
-      </w:r>
+        <w:t>cnf</w:t>
+      </w:r>
+      <w:proofErr w:type="spellEnd"/>
+      <w:r>
+        <w:rPr>
+          <w:rStyle w:val="HTMLKodu"/>
+          <w:color w:val="1F2328"/>
+          <w:sz w:val="24"/>
+          <w:szCs w:val="24"/>
+          <w:bdr w:val="none" w:sz="0" w:space="0" w:color="auto" w:frame="1"/>
+        </w:rPr>
+        <w:t xml:space="preserve"> </w:t>
+      </w:r>
+      <w:proofErr w:type="spellStart"/>
+      <w:r>
+        <w:rPr>
+          <w:rStyle w:val="HTMLKodu"/>
+          <w:color w:val="1F2328"/>
+          <w:sz w:val="24"/>
+          <w:szCs w:val="24"/>
+          <w:bdr w:val="none" w:sz="0" w:space="0" w:color="auto" w:frame="1"/>
+        </w:rPr>
+        <w:t>matrix</w:t>
+      </w:r>
+      <w:proofErr w:type="spellEnd"/>
+      <w:r>
+        <w:rPr>
+          <w:rStyle w:val="HTMLKodu"/>
+          <w:color w:val="1F2328"/>
+          <w:sz w:val="24"/>
+          <w:szCs w:val="24"/>
+          <w:bdr w:val="none" w:sz="0" w:space="0" w:color="auto" w:frame="1"/>
+        </w:rPr>
+        <w:t xml:space="preserve"> --</w:t>
+      </w:r>
+      <w:proofErr w:type="spellStart"/>
+      <w:r>
+        <w:rPr>
+          <w:rStyle w:val="HTMLKodu"/>
+          <w:color w:val="1F2328"/>
+          <w:sz w:val="24"/>
+          <w:szCs w:val="24"/>
+          <w:bdr w:val="none" w:sz="0" w:space="0" w:color="auto" w:frame="1"/>
+        </w:rPr>
+        <w:t>verbose</w:t>
+      </w:r>
+      <w:proofErr w:type="spellEnd"/>
+      <w:r>
+        <w:rPr>
+          <w:rStyle w:val="HTMLKodu"/>
+          <w:color w:val="1F2328"/>
+          <w:sz w:val="24"/>
+          <w:szCs w:val="24"/>
+          <w:bdr w:val="none" w:sz="0" w:space="0" w:color="auto" w:frame="1"/>
+        </w:rPr>
+        <w:t xml:space="preserve"> --format=</w:t>
+      </w:r>
+      <w:proofErr w:type="spellStart"/>
+      <w:r>
+        <w:rPr>
+          <w:rStyle w:val="HTMLKodu"/>
+          <w:color w:val="1F2328"/>
+          <w:sz w:val="24"/>
+          <w:szCs w:val="24"/>
+          <w:bdr w:val="none" w:sz="0" w:space="0" w:color="auto" w:frame="1"/>
+        </w:rPr>
+        <w:t>csv</w:t>
+      </w:r>
+      <w:proofErr w:type="spellEnd"/>
+      <w:r>
+        <w:rPr>
+          <w:rStyle w:val="HTMLKodu"/>
+          <w:color w:val="1F2328"/>
+          <w:sz w:val="24"/>
+          <w:szCs w:val="24"/>
+          <w:bdr w:val="none" w:sz="0" w:space="0" w:color="auto" w:frame="1"/>
+        </w:rPr>
+        <w:t xml:space="preserve"> --start=2002-10 --stop=2002-12 --</w:t>
+      </w:r>
+      <w:proofErr w:type="spellStart"/>
+      <w:r>
+        <w:rPr>
+          <w:rStyle w:val="HTMLKodu"/>
+          <w:color w:val="1F2328"/>
+          <w:sz w:val="24"/>
+          <w:szCs w:val="24"/>
+          <w:bdr w:val="none" w:sz="0" w:space="0" w:color="auto" w:frame="1"/>
+        </w:rPr>
+        <w:t>ts</w:t>
+      </w:r>
+      <w:proofErr w:type="spellEnd"/>
+      <w:r>
+        <w:rPr>
+          <w:rStyle w:val="HTMLKodu"/>
+          <w:color w:val="1F2328"/>
+          <w:sz w:val="24"/>
+          <w:szCs w:val="24"/>
+          <w:bdr w:val="none" w:sz="0" w:space="0" w:color="auto" w:frame="1"/>
+        </w:rPr>
+        <w:t>=. --</w:t>
+      </w:r>
+      <w:proofErr w:type="spellStart"/>
+      <w:r>
+        <w:rPr>
+          <w:rStyle w:val="HTMLKodu"/>
+          <w:color w:val="1F2328"/>
+          <w:sz w:val="24"/>
+          <w:szCs w:val="24"/>
+          <w:bdr w:val="none" w:sz="0" w:space="0" w:color="auto" w:frame="1"/>
+        </w:rPr>
+        <w:t>fs</w:t>
+      </w:r>
+      <w:proofErr w:type="spellEnd"/>
+      <w:r>
+        <w:rPr>
+          <w:rStyle w:val="HTMLKodu"/>
+          <w:color w:val="1F2328"/>
+          <w:sz w:val="24"/>
+          <w:szCs w:val="24"/>
+          <w:bdr w:val="none" w:sz="0" w:space="0" w:color="auto" w:frame="1"/>
+        </w:rPr>
+        <w:t>=, --</w:t>
+      </w:r>
+      <w:proofErr w:type="spellStart"/>
+      <w:r>
+        <w:rPr>
+          <w:rStyle w:val="HTMLKodu"/>
+          <w:color w:val="1F2328"/>
+          <w:sz w:val="24"/>
+          <w:szCs w:val="24"/>
+          <w:bdr w:val="none" w:sz="0" w:space="0" w:color="auto" w:frame="1"/>
+        </w:rPr>
+        <w:t>to</w:t>
+      </w:r>
+      <w:proofErr w:type="spellEnd"/>
+      <w:r>
+        <w:rPr>
+          <w:rStyle w:val="HTMLKodu"/>
+          <w:color w:val="1F2328"/>
+          <w:sz w:val="24"/>
+          <w:szCs w:val="24"/>
+          <w:bdr w:val="none" w:sz="0" w:space="0" w:color="auto" w:frame="1"/>
+        </w:rPr>
+        <w:t>=network --</w:t>
+      </w:r>
+      <w:proofErr w:type="spellStart"/>
+      <w:r>
+        <w:rPr>
+          <w:rStyle w:val="HTMLKodu"/>
+          <w:color w:val="1F2328"/>
+          <w:sz w:val="24"/>
+          <w:szCs w:val="24"/>
+          <w:bdr w:val="none" w:sz="0" w:space="0" w:color="auto" w:frame="1"/>
+        </w:rPr>
+        <w:t>outnodes</w:t>
+      </w:r>
+      <w:proofErr w:type="spellEnd"/>
+      <w:r>
+        <w:rPr>
+          <w:rStyle w:val="HTMLKodu"/>
+          <w:color w:val="1F2328"/>
+          <w:sz w:val="24"/>
+          <w:szCs w:val="24"/>
+          <w:bdr w:val="none" w:sz="0" w:space="0" w:color="auto" w:frame="1"/>
+        </w:rPr>
+        <w:t>=</w:t>
+      </w:r>
+      <w:proofErr w:type="spellStart"/>
+      <w:r>
+        <w:rPr>
+          <w:rStyle w:val="HTMLKodu"/>
+          <w:color w:val="1F2328"/>
+          <w:sz w:val="24"/>
+          <w:szCs w:val="24"/>
+          <w:bdr w:val="none" w:sz="0" w:space="0" w:color="auto" w:frame="1"/>
+        </w:rPr>
+        <w:t>nodes</w:t>
+      </w:r>
+      <w:proofErr w:type="spellEnd"/>
+      <w:r>
+        <w:rPr>
+          <w:rStyle w:val="HTMLKodu"/>
+          <w:color w:val="1F2328"/>
+          <w:sz w:val="24"/>
+          <w:szCs w:val="24"/>
+          <w:bdr w:val="none" w:sz="0" w:space="0" w:color="auto" w:frame="1"/>
+        </w:rPr>
+        <w:t xml:space="preserve"> --</w:t>
+      </w:r>
+      <w:proofErr w:type="spellStart"/>
+      <w:r>
+        <w:rPr>
+          <w:rStyle w:val="HTMLKodu"/>
+          <w:color w:val="1F2328"/>
+          <w:sz w:val="24"/>
+          <w:szCs w:val="24"/>
+          <w:bdr w:val="none" w:sz="0" w:space="0" w:color="auto" w:frame="1"/>
+        </w:rPr>
+        <w:t>max-ub</w:t>
+      </w:r>
+      <w:proofErr w:type="spellEnd"/>
+      <w:r>
+        <w:rPr>
+          <w:rStyle w:val="HTMLKodu"/>
+          <w:color w:val="1F2328"/>
+          <w:sz w:val="24"/>
+          <w:szCs w:val="24"/>
+          <w:bdr w:val="none" w:sz="0" w:space="0" w:color="auto" w:frame="1"/>
+        </w:rPr>
+        <w:t xml:space="preserve">=1000000000 </w:t>
+      </w:r>
+      <w:proofErr w:type="spellStart"/>
+      <w:r>
+        <w:rPr>
+          <w:rStyle w:val="HTMLKodu"/>
+          <w:color w:val="1F2328"/>
+          <w:sz w:val="24"/>
+          <w:szCs w:val="24"/>
+          <w:bdr w:val="none" w:sz="0" w:space="0" w:color="auto" w:frame="1"/>
+        </w:rPr>
+        <w:t>nodes</w:t>
+      </w:r>
+      <w:proofErr w:type="spellEnd"/>
+      <w:r>
+        <w:rPr>
+          <w:rStyle w:val="HTMLKodu"/>
+          <w:color w:val="1F2328"/>
+          <w:sz w:val="24"/>
+          <w:szCs w:val="24"/>
+          <w:bdr w:val="none" w:sz="0" w:space="0" w:color="auto" w:frame="1"/>
+        </w:rPr>
+        <w:t>= SR_SHA D5 --</w:t>
+      </w:r>
+      <w:proofErr w:type="spellStart"/>
+      <w:r>
+        <w:rPr>
+          <w:rStyle w:val="HTMLKodu"/>
+          <w:color w:val="1F2328"/>
+          <w:sz w:val="24"/>
+          <w:szCs w:val="24"/>
+          <w:bdr w:val="none" w:sz="0" w:space="0" w:color="auto" w:frame="1"/>
+        </w:rPr>
+        <w:t>debug</w:t>
+      </w:r>
+      <w:proofErr w:type="spellEnd"/>
+      <w:r>
+        <w:rPr>
+          <w:rStyle w:val="HTMLKodu"/>
+          <w:color w:val="1F2328"/>
+          <w:sz w:val="24"/>
+          <w:szCs w:val="24"/>
+          <w:bdr w:val="none" w:sz="0" w:space="0" w:color="auto" w:frame="1"/>
+        </w:rPr>
+        <w:t>=</w:t>
+      </w:r>
+      <w:proofErr w:type="spellStart"/>
+      <w:r>
+        <w:rPr>
+          <w:rStyle w:val="HTMLKodu"/>
+          <w:color w:val="1F2328"/>
+          <w:sz w:val="24"/>
+          <w:szCs w:val="24"/>
+          <w:bdr w:val="none" w:sz="0" w:space="0" w:color="auto" w:frame="1"/>
+        </w:rPr>
+        <w:t>All</w:t>
+      </w:r>
+      <w:proofErr w:type="spellEnd"/>
     </w:p>
     <w:p>
       <w:pPr>
@@ -5818,6 +7936,7 @@
           <w:szCs w:val="24"/>
         </w:rPr>
       </w:pPr>
+      <w:proofErr w:type="spellStart"/>
       <w:r>
         <w:rPr>
           <w:rStyle w:val="HTMLKodu"/>
@@ -5826,8 +7945,53 @@
           <w:szCs w:val="24"/>
           <w:bdr w:val="none" w:sz="0" w:space="0" w:color="auto" w:frame="1"/>
         </w:rPr>
-        <w:t>cnf matrix --help</w:t>
-      </w:r>
+        <w:t>cnf</w:t>
+      </w:r>
+      <w:proofErr w:type="spellEnd"/>
+      <w:r>
+        <w:rPr>
+          <w:rStyle w:val="HTMLKodu"/>
+          <w:color w:val="1F2328"/>
+          <w:sz w:val="24"/>
+          <w:szCs w:val="24"/>
+          <w:bdr w:val="none" w:sz="0" w:space="0" w:color="auto" w:frame="1"/>
+        </w:rPr>
+        <w:t xml:space="preserve"> </w:t>
+      </w:r>
+      <w:proofErr w:type="spellStart"/>
+      <w:r>
+        <w:rPr>
+          <w:rStyle w:val="HTMLKodu"/>
+          <w:color w:val="1F2328"/>
+          <w:sz w:val="24"/>
+          <w:szCs w:val="24"/>
+          <w:bdr w:val="none" w:sz="0" w:space="0" w:color="auto" w:frame="1"/>
+        </w:rPr>
+        <w:t>matrix</w:t>
+      </w:r>
+      <w:proofErr w:type="spellEnd"/>
+      <w:r>
+        <w:rPr>
+          <w:rStyle w:val="HTMLKodu"/>
+          <w:color w:val="1F2328"/>
+          <w:sz w:val="24"/>
+          <w:szCs w:val="24"/>
+          <w:bdr w:val="none" w:sz="0" w:space="0" w:color="auto" w:frame="1"/>
+        </w:rPr>
+        <w:t xml:space="preserve"> --</w:t>
+      </w:r>
+      <w:proofErr w:type="spellStart"/>
+      <w:r>
+        <w:rPr>
+          <w:rStyle w:val="HTMLKodu"/>
+          <w:color w:val="1F2328"/>
+          <w:sz w:val="24"/>
+          <w:szCs w:val="24"/>
+          <w:bdr w:val="none" w:sz="0" w:space="0" w:color="auto" w:frame="1"/>
+        </w:rPr>
+        <w:t>help</w:t>
+      </w:r>
+      <w:proofErr w:type="spellEnd"/>
     </w:p>
     <w:p>
       <w:pPr>
@@ -5874,10 +8038,26 @@
         <w:ind w:left="160"/>
       </w:pPr>
       <w:r>
-        <w:t>These are CALVIN networks that were previously exported from basecase model.</w:t>
-      </w:r>
-      <w:r>
-        <w:t xml:space="preserve"> You can also export these once you finish all installations steps, following calvin-network-tools instructions.</w:t>
+        <w:t xml:space="preserve">These are CALVIN networks that were previously exported from </w:t>
+      </w:r>
+      <w:proofErr w:type="spellStart"/>
+      <w:r>
+        <w:t>basecase</w:t>
+      </w:r>
+      <w:proofErr w:type="spellEnd"/>
+      <w:r>
+        <w:t xml:space="preserve"> model.</w:t>
+      </w:r>
+      <w:r>
+        <w:t xml:space="preserve"> You can also export these once you finish all installations steps, following </w:t>
+      </w:r>
+      <w:proofErr w:type="spellStart"/>
+      <w:r>
+        <w:t>calvin</w:t>
+      </w:r>
+      <w:proofErr w:type="spellEnd"/>
+      <w:r>
+        <w:t>-network-tools instructions.</w:t>
       </w:r>
     </w:p>
     <w:p>
@@ -5925,7 +8105,7 @@
         <w:spacing w:before="6"/>
         <w:ind w:left="160"/>
       </w:pPr>
-      <w:hyperlink r:id="rId33" w:history="1">
+      <w:hyperlink r:id="rId35" w:history="1">
         <w:r>
           <w:rPr>
             <w:rStyle w:val="Kpr"/>
@@ -5965,7 +8145,7 @@
         <w:spacing w:before="6"/>
         <w:ind w:left="160"/>
       </w:pPr>
-      <w:hyperlink r:id="rId34" w:history="1">
+      <w:hyperlink r:id="rId36" w:history="1">
         <w:r>
           <w:rPr>
             <w:rStyle w:val="Kpr"/>
@@ -6016,7 +8196,7 @@
         <w:spacing w:before="6"/>
         <w:ind w:left="160"/>
       </w:pPr>
-      <w:hyperlink r:id="rId35" w:history="1">
+      <w:hyperlink r:id="rId37" w:history="1">
         <w:r>
           <w:rPr>
             <w:rStyle w:val="Kpr"/>
@@ -6061,7 +8241,23 @@
           <w:b/>
           <w:sz w:val="30"/>
         </w:rPr>
-        <w:t>"C:\Users\SAHIN\Documents\GitHub\calvin-network-data\data"</w:t>
+        <w:t>"C:\Users\SAHIN\Documents\GitHub\</w:t>
+      </w:r>
+      <w:proofErr w:type="spellStart"/>
+      <w:r>
+        <w:rPr>
+          <w:b/>
+          <w:sz w:val="30"/>
+        </w:rPr>
+        <w:t>calvin</w:t>
+      </w:r>
+      <w:proofErr w:type="spellEnd"/>
+      <w:r>
+        <w:rPr>
+          <w:b/>
+          <w:sz w:val="30"/>
+        </w:rPr>
+        <w:t>-network-data\data"</w:t>
       </w:r>
     </w:p>
     <w:p>
@@ -6073,6 +8269,7 @@
       <w:r>
         <w:t xml:space="preserve">Developed in early 2000s, </w:t>
       </w:r>
+      <w:proofErr w:type="spellStart"/>
       <w:r>
         <w:rPr>
           <w:b/>
@@ -6080,7 +8277,11 @@
         <w:t>CAL</w:t>
       </w:r>
       <w:r>
-        <w:t xml:space="preserve">ifornia </w:t>
+        <w:t>ifornia</w:t>
+      </w:r>
+      <w:proofErr w:type="spellEnd"/>
+      <w:r>
+        <w:t xml:space="preserve"> </w:t>
       </w:r>
       <w:r>
         <w:rPr>
@@ -6117,7 +8318,15 @@
         <w:ind w:left="160" w:right="355"/>
       </w:pPr>
       <w:r>
-        <w:t>CALVIN forces quantitative understanding of integrated water and economic sys- tem. Motivation for the CALVIN effort include:</w:t>
+        <w:t xml:space="preserve">CALVIN forces quantitative understanding of integrated water and economic sys- </w:t>
+      </w:r>
+      <w:proofErr w:type="spellStart"/>
+      <w:r>
+        <w:t>tem</w:t>
+      </w:r>
+      <w:proofErr w:type="spellEnd"/>
+      <w:r>
+        <w:t>. Motivation for the CALVIN effort include:</w:t>
       </w:r>
     </w:p>
     <w:p>
@@ -6280,14 +8489,6 @@
         </w:rPr>
         <w:t>policies</w:t>
       </w:r>
-    </w:p>
-    <w:p>
-      <w:pPr>
-        <w:pStyle w:val="GvdeMetni"/>
-        <w:rPr>
-          <w:sz w:val="28"/>
-        </w:rPr>
-      </w:pPr>
     </w:p>
     <w:p>
       <w:pPr>
@@ -6475,6 +8676,7 @@
       <w:r>
         <w:t xml:space="preserve"> lower bound </w:t>
       </w:r>
+      <w:proofErr w:type="spellStart"/>
       <w:r>
         <w:rPr>
           <w:rFonts w:ascii="Cambria Math" w:hAnsi="Cambria Math"/>
@@ -6490,9 +8692,11 @@
         </w:rPr>
         <w:t>ijk</w:t>
       </w:r>
+      <w:proofErr w:type="spellEnd"/>
       <w:r>
         <w:t xml:space="preserve">; upper bound </w:t>
       </w:r>
+      <w:proofErr w:type="spellStart"/>
       <w:r>
         <w:rPr>
           <w:rFonts w:ascii="Cambria Math" w:hAnsi="Cambria Math"/>
@@ -6508,9 +8712,11 @@
         </w:rPr>
         <w:t>ijk</w:t>
       </w:r>
+      <w:proofErr w:type="spellEnd"/>
       <w:r>
         <w:t xml:space="preserve">; and amplitude or loss factor </w:t>
       </w:r>
+      <w:proofErr w:type="spellStart"/>
       <w:r>
         <w:rPr>
           <w:rFonts w:ascii="Cambria Math" w:hAnsi="Cambria Math"/>
@@ -6526,6 +8732,7 @@
         </w:rPr>
         <w:t>ijk</w:t>
       </w:r>
+      <w:proofErr w:type="spellEnd"/>
       <w:r>
         <w:t xml:space="preserve">. </w:t>
       </w:r>
@@ -6597,19 +8804,7 @@
                   <w:rPr>
                     <w:rFonts w:ascii="Cambria Math" w:hAnsi="Cambria Math" w:cstheme="minorHAnsi"/>
                   </w:rPr>
-                  <m:t xml:space="preserve"> </m:t>
-                </m:r>
-                <m:r>
-                  <w:rPr>
-                    <w:rFonts w:ascii="Cambria Math" w:hAnsi="Cambria Math" w:cstheme="minorHAnsi"/>
-                  </w:rPr>
-                  <m:t>z</m:t>
-                </m:r>
-                <m:r>
-                  <w:rPr>
-                    <w:rFonts w:ascii="Cambria Math" w:hAnsi="Cambria Math" w:cstheme="minorHAnsi"/>
-                  </w:rPr>
-                  <m:t>=</m:t>
+                  <m:t xml:space="preserve"> z=</m:t>
                 </m:r>
                 <m:nary>
                   <m:naryPr>
@@ -6858,49 +9053,7 @@
                   <w:rPr>
                     <w:rFonts w:ascii="Cambria Math" w:hAnsi="Cambria Math" w:cstheme="minorHAnsi"/>
                   </w:rPr>
-                  <m:t>, ∀(</m:t>
-                </m:r>
-                <m:r>
-                  <w:rPr>
-                    <w:rFonts w:ascii="Cambria Math" w:hAnsi="Cambria Math" w:cstheme="minorHAnsi"/>
-                  </w:rPr>
-                  <m:t>i</m:t>
-                </m:r>
-                <m:r>
-                  <w:rPr>
-                    <w:rFonts w:ascii="Cambria Math" w:hAnsi="Cambria Math" w:cstheme="minorHAnsi"/>
-                  </w:rPr>
-                  <m:t>,</m:t>
-                </m:r>
-                <m:r>
-                  <w:rPr>
-                    <w:rFonts w:ascii="Cambria Math" w:hAnsi="Cambria Math" w:cstheme="minorHAnsi"/>
-                  </w:rPr>
-                  <m:t>j</m:t>
-                </m:r>
-                <m:r>
-                  <w:rPr>
-                    <w:rFonts w:ascii="Cambria Math" w:hAnsi="Cambria Math" w:cstheme="minorHAnsi"/>
-                  </w:rPr>
-                  <m:t>,</m:t>
-                </m:r>
-                <m:r>
-                  <w:rPr>
-                    <w:rFonts w:ascii="Cambria Math" w:hAnsi="Cambria Math" w:cstheme="minorHAnsi"/>
-                  </w:rPr>
-                  <m:t>k</m:t>
-                </m:r>
-                <m:r>
-                  <w:rPr>
-                    <w:rFonts w:ascii="Cambria Math" w:hAnsi="Cambria Math" w:cstheme="minorHAnsi"/>
-                  </w:rPr>
-                  <m:t>)∈</m:t>
-                </m:r>
-                <m:r>
-                  <w:rPr>
-                    <w:rFonts w:ascii="Cambria Math" w:hAnsi="Cambria Math" w:cstheme="minorHAnsi"/>
-                  </w:rPr>
-                  <m:t>A</m:t>
+                  <m:t>, ∀(i,j,k)∈A</m:t>
                 </m:r>
               </m:oMath>
             </m:oMathPara>
@@ -6999,49 +9152,7 @@
                   <w:rPr>
                     <w:rFonts w:ascii="Cambria Math" w:hAnsi="Cambria Math" w:cstheme="minorHAnsi"/>
                   </w:rPr>
-                  <m:t>, ∀(</m:t>
-                </m:r>
-                <m:r>
-                  <w:rPr>
-                    <w:rFonts w:ascii="Cambria Math" w:hAnsi="Cambria Math" w:cstheme="minorHAnsi"/>
-                  </w:rPr>
-                  <m:t>i</m:t>
-                </m:r>
-                <m:r>
-                  <w:rPr>
-                    <w:rFonts w:ascii="Cambria Math" w:hAnsi="Cambria Math" w:cstheme="minorHAnsi"/>
-                  </w:rPr>
-                  <m:t>,</m:t>
-                </m:r>
-                <m:r>
-                  <w:rPr>
-                    <w:rFonts w:ascii="Cambria Math" w:hAnsi="Cambria Math" w:cstheme="minorHAnsi"/>
-                  </w:rPr>
-                  <m:t>j</m:t>
-                </m:r>
-                <m:r>
-                  <w:rPr>
-                    <w:rFonts w:ascii="Cambria Math" w:hAnsi="Cambria Math" w:cstheme="minorHAnsi"/>
-                  </w:rPr>
-                  <m:t>,</m:t>
-                </m:r>
-                <m:r>
-                  <w:rPr>
-                    <w:rFonts w:ascii="Cambria Math" w:hAnsi="Cambria Math" w:cstheme="minorHAnsi"/>
-                  </w:rPr>
-                  <m:t>k</m:t>
-                </m:r>
-                <m:r>
-                  <w:rPr>
-                    <w:rFonts w:ascii="Cambria Math" w:hAnsi="Cambria Math" w:cstheme="minorHAnsi"/>
-                  </w:rPr>
-                  <m:t>)∈</m:t>
-                </m:r>
-                <m:r>
-                  <w:rPr>
-                    <w:rFonts w:ascii="Cambria Math" w:hAnsi="Cambria Math" w:cstheme="minorHAnsi"/>
-                  </w:rPr>
-                  <m:t>A</m:t>
+                  <m:t>, ∀(i,j,k)∈A</m:t>
                 </m:r>
               </m:oMath>
             </m:oMathPara>
@@ -7210,25 +9321,7 @@
                           <w:rPr>
                             <w:rFonts w:ascii="Cambria Math" w:eastAsia="Times New Roman" w:hAnsi="Cambria Math" w:cstheme="minorHAnsi"/>
                           </w:rPr>
-                          <m:t>=0, ∀</m:t>
-                        </m:r>
-                        <m:r>
-                          <w:rPr>
-                            <w:rFonts w:ascii="Cambria Math" w:eastAsia="Times New Roman" w:hAnsi="Cambria Math" w:cstheme="minorHAnsi"/>
-                          </w:rPr>
-                          <m:t>j</m:t>
-                        </m:r>
-                        <m:r>
-                          <w:rPr>
-                            <w:rFonts w:ascii="Cambria Math" w:eastAsia="Times New Roman" w:hAnsi="Cambria Math" w:cstheme="minorHAnsi"/>
-                          </w:rPr>
-                          <m:t>∈</m:t>
-                        </m:r>
-                        <m:r>
-                          <w:rPr>
-                            <w:rFonts w:ascii="Cambria Math" w:eastAsia="Times New Roman" w:hAnsi="Cambria Math" w:cstheme="minorHAnsi"/>
-                          </w:rPr>
-                          <m:t>N</m:t>
+                          <m:t>=0, ∀j∈N</m:t>
                         </m:r>
                       </m:e>
                     </m:nary>
@@ -7254,9 +9347,6 @@
         </w:tc>
       </w:tr>
     </w:tbl>
-    <w:p/>
-    <w:p/>
-    <w:p/>
     <w:p>
       <w:pPr>
         <w:sectPr>
@@ -7269,28 +9359,9 @@
     <w:p>
       <w:pPr>
         <w:pStyle w:val="GvdeMetni"/>
-        <w:spacing w:before="4"/>
-        <w:rPr>
-          <w:sz w:val="9"/>
-        </w:rPr>
-      </w:pPr>
-    </w:p>
-    <w:p>
-      <w:pPr>
-        <w:pStyle w:val="GvdeMetni"/>
-        <w:spacing w:line="20" w:lineRule="exact"/>
-        <w:ind w:left="125"/>
-        <w:rPr>
-          <w:sz w:val="2"/>
-        </w:rPr>
-      </w:pPr>
-    </w:p>
-    <w:p>
-      <w:pPr>
-        <w:pStyle w:val="GvdeMetni"/>
         <w:spacing w:before="93"/>
         <w:sectPr>
-          <w:headerReference w:type="default" r:id="rId36"/>
+          <w:headerReference w:type="default" r:id="rId38"/>
           <w:type w:val="continuous"/>
           <w:pgSz w:w="12240" w:h="15840"/>
           <w:pgMar w:top="1037" w:right="1296" w:bottom="1094" w:left="1282" w:header="720" w:footer="720" w:gutter="0"/>
@@ -7312,6 +9383,7 @@
         <w:spacing w:before="92"/>
       </w:pPr>
       <w:r>
+        <w:lastRenderedPageBreak/>
         <w:t>The objective function (</w:t>
       </w:r>
       <w:hyperlink w:anchor="_bookmark10" w:history="1">
@@ -7352,7 +9424,15 @@
       <w:bookmarkEnd w:id="23"/>
       <w:bookmarkEnd w:id="24"/>
       <w:r>
-        <w:t xml:space="preserve"> (i,j,k) </w:t>
+        <w:t xml:space="preserve"> (</w:t>
+      </w:r>
+      <w:proofErr w:type="spellStart"/>
+      <w:r>
+        <w:t>i,j,k</w:t>
+      </w:r>
+      <w:proofErr w:type="spellEnd"/>
+      <w:r>
+        <w:t xml:space="preserve">) </w:t>
       </w:r>
       <w:r>
         <w:t>and</w:t>
@@ -7427,28 +9507,13 @@
         <w:pStyle w:val="GvdeMetni"/>
         <w:spacing w:before="44"/>
         <w:ind w:left="160"/>
+        <w:rPr>
+          <w:sz w:val="20"/>
+        </w:rPr>
       </w:pPr>
       <w:r>
         <w:t>represent the lower bound, upper bound, and mass balance constraints, respectively.</w:t>
       </w:r>
-    </w:p>
-    <w:p>
-      <w:pPr>
-        <w:sectPr>
-          <w:type w:val="continuous"/>
-          <w:pgSz w:w="12240" w:h="15840"/>
-          <w:pgMar w:top="1040" w:right="1300" w:bottom="1100" w:left="1280" w:header="720" w:footer="720" w:gutter="0"/>
-          <w:cols w:space="720"/>
-        </w:sectPr>
-      </w:pPr>
-    </w:p>
-    <w:p>
-      <w:pPr>
-        <w:pStyle w:val="GvdeMetni"/>
-        <w:rPr>
-          <w:sz w:val="20"/>
-        </w:rPr>
-      </w:pPr>
     </w:p>
     <w:p>
       <w:pPr>
@@ -7489,7 +9554,7 @@
                     <pic:cNvPicPr/>
                   </pic:nvPicPr>
                   <pic:blipFill>
-                    <a:blip r:embed="rId37" cstate="print"/>
+                    <a:blip r:embed="rId39" cstate="print"/>
                     <a:stretch>
                       <a:fillRect/>
                     </a:stretch>
@@ -7545,7 +9610,7 @@
           <w:sz w:val="24"/>
         </w:rPr>
         <w:sectPr>
-          <w:headerReference w:type="default" r:id="rId38"/>
+          <w:headerReference w:type="default" r:id="rId40"/>
           <w:pgSz w:w="12240" w:h="15840"/>
           <w:pgMar w:top="1040" w:right="1300" w:bottom="1180" w:left="1280" w:header="726" w:footer="909" w:gutter="0"/>
           <w:cols w:space="720"/>
@@ -7603,7 +9668,7 @@
       <w:r>
         <w:t xml:space="preserve">Link here: </w:t>
       </w:r>
-      <w:hyperlink r:id="rId39">
+      <w:hyperlink r:id="rId41">
         <w:r>
           <w:rPr>
             <w:color w:val="0462C1"/>
@@ -7650,7 +9715,7 @@
                     <pic:cNvPicPr/>
                   </pic:nvPicPr>
                   <pic:blipFill>
-                    <a:blip r:embed="rId40" cstate="print"/>
+                    <a:blip r:embed="rId42" cstate="print"/>
                     <a:stretch>
                       <a:fillRect/>
                     </a:stretch>
@@ -7761,7 +9826,7 @@
       <w:r>
         <w:t>much loss occur depending on water delivery differ for each subregion and are obtained from Statewide Agricultural Production (SWAP) model (</w:t>
       </w:r>
-      <w:hyperlink r:id="rId41">
+      <w:hyperlink r:id="rId43">
         <w:r>
           <w:rPr>
             <w:color w:val="0462C1"/>
@@ -7776,7 +9841,7 @@
         </w:rPr>
         <w:t xml:space="preserve"> </w:t>
       </w:r>
-      <w:hyperlink r:id="rId42">
+      <w:hyperlink r:id="rId44">
         <w:r>
           <w:rPr>
             <w:color w:val="0462C1"/>
@@ -7846,7 +9911,7 @@
                     <pic:cNvPicPr/>
                   </pic:nvPicPr>
                   <pic:blipFill>
-                    <a:blip r:embed="rId43" cstate="print"/>
+                    <a:blip r:embed="rId45" cstate="print"/>
                     <a:stretch>
                       <a:fillRect/>
                     </a:stretch>
@@ -7959,7 +10024,7 @@
                     <pic:cNvPicPr/>
                   </pic:nvPicPr>
                   <pic:blipFill>
-                    <a:blip r:embed="rId44" cstate="print"/>
+                    <a:blip r:embed="rId46" cstate="print"/>
                     <a:stretch>
                       <a:fillRect/>
                     </a:stretch>
@@ -8092,7 +10157,7 @@
                     <pic:cNvPicPr/>
                   </pic:nvPicPr>
                   <pic:blipFill>
-                    <a:blip r:embed="rId45" cstate="print"/>
+                    <a:blip r:embed="rId47" cstate="print"/>
                     <a:stretch>
                       <a:fillRect/>
                     </a:stretch>
@@ -8243,7 +10308,7 @@
                     <pic:cNvPicPr/>
                   </pic:nvPicPr>
                   <pic:blipFill>
-                    <a:blip r:embed="rId46" cstate="print"/>
+                    <a:blip r:embed="rId48" cstate="print"/>
                     <a:stretch>
                       <a:fillRect/>
                     </a:stretch>
@@ -8338,7 +10403,7 @@
                     <pic:cNvPicPr/>
                   </pic:nvPicPr>
                   <pic:blipFill>
-                    <a:blip r:embed="rId47" cstate="print"/>
+                    <a:blip r:embed="rId49" cstate="print"/>
                     <a:stretch>
                       <a:fillRect/>
                     </a:stretch>
@@ -8478,32 +10543,32 @@
               <o:lock v:ext="edit" aspectratio="t"/>
             </v:shapetype>
             <v:shape id="_x0000_s1075" type="#_x0000_t75" alt="" style="position:absolute;left:5388;top:197;width:1237;height:641">
-              <v:imagedata r:id="rId48" o:title=""/>
+              <v:imagedata r:id="rId50" o:title=""/>
             </v:shape>
             <v:rect id="_x0000_s1076" alt="" style="position:absolute;left:5635;top:694;width:1113;height:214" stroked="f">
               <v:fill opacity="59110f"/>
             </v:rect>
             <v:rect id="_x0000_s1077" alt="" style="position:absolute;left:5635;top:694;width:1113;height:214" filled="f" strokecolor="#5b9bd4" strokeweight=".5pt"/>
             <v:shape id="_x0000_s1078" type="#_x0000_t75" alt="" style="position:absolute;left:2900;top:1206;width:1237;height:641">
-              <v:imagedata r:id="rId49" o:title=""/>
+              <v:imagedata r:id="rId51" o:title=""/>
             </v:shape>
             <v:rect id="_x0000_s1079" alt="" style="position:absolute;left:3147;top:1704;width:1113;height:214" stroked="f">
               <v:fill opacity="59110f"/>
             </v:rect>
             <v:shape id="_x0000_s1080" type="#_x0000_t75" alt="" style="position:absolute;left:4559;top:1206;width:1237;height:641">
-              <v:imagedata r:id="rId50" o:title=""/>
+              <v:imagedata r:id="rId52" o:title=""/>
             </v:shape>
             <v:rect id="_x0000_s1081" alt="" style="position:absolute;left:4806;top:1704;width:1113;height:214" stroked="f">
               <v:fill opacity="59110f"/>
             </v:rect>
             <v:shape id="_x0000_s1082" type="#_x0000_t75" alt="" style="position:absolute;left:6217;top:1206;width:1237;height:641">
-              <v:imagedata r:id="rId51" o:title=""/>
+              <v:imagedata r:id="rId53" o:title=""/>
             </v:shape>
             <v:rect id="_x0000_s1083" alt="" style="position:absolute;left:6464;top:1704;width:1113;height:214" stroked="f">
               <v:fill opacity="59110f"/>
             </v:rect>
             <v:shape id="_x0000_s1084" type="#_x0000_t75" alt="" style="position:absolute;left:7876;top:1206;width:1237;height:641">
-              <v:imagedata r:id="rId52" o:title=""/>
+              <v:imagedata r:id="rId54" o:title=""/>
             </v:shape>
             <v:rect id="_x0000_s1085" alt="" style="position:absolute;left:8123;top:1704;width:1113;height:214" stroked="f">
               <v:fill opacity="59110f"/>
@@ -8771,7 +10836,7 @@
                     <pic:cNvPicPr/>
                   </pic:nvPicPr>
                   <pic:blipFill>
-                    <a:blip r:embed="rId53" cstate="print"/>
+                    <a:blip r:embed="rId55" cstate="print"/>
                     <a:stretch>
                       <a:fillRect/>
                     </a:stretch>
@@ -8873,7 +10938,39 @@
         <w:ind w:left="160" w:right="213"/>
       </w:pPr>
       <w:r>
-        <w:t>Debug mode adds two more links, “debugsource” and “debugsink”, to each node in the network to prevent infeasibilities. While “debugsource” injects water, “debugsink” removes water from the system if needed at very high cost, such as $2,000,000 per acre-foot, which is higher than any other cost in the system. Since the objective is to minimize statewide costs, the model does not use these debug links unless it is really needed, such as mass balance violations. Think of a case where there is a minimum in- stream flow requirement downstream, and your inflow is less than the requirement. The model will try to meet the environmental constraint because it is hard coded and the model cannot change it, so the operation will terminate saying the result is infeasible, and modeler will not know where the problem is because there is hundreds of those requirements. So, debug mode will inject water in that case helping the model find a feasible solution. After that the modeler will look at flows at debug links, and if any of these flows are greater than zero, it means there is mass balance problem. The modeler knows the location and magnitude of the problem and will find a solution.</w:t>
+        <w:t>Debug mode adds two more links, “</w:t>
+      </w:r>
+      <w:proofErr w:type="spellStart"/>
+      <w:r>
+        <w:t>debugsource</w:t>
+      </w:r>
+      <w:proofErr w:type="spellEnd"/>
+      <w:r>
+        <w:t>” and “</w:t>
+      </w:r>
+      <w:proofErr w:type="spellStart"/>
+      <w:r>
+        <w:t>debugsink</w:t>
+      </w:r>
+      <w:proofErr w:type="spellEnd"/>
+      <w:r>
+        <w:t>”, to each node in the network to prevent infeasibilities. While “</w:t>
+      </w:r>
+      <w:proofErr w:type="spellStart"/>
+      <w:r>
+        <w:t>debugsource</w:t>
+      </w:r>
+      <w:proofErr w:type="spellEnd"/>
+      <w:r>
+        <w:t>” injects water, “</w:t>
+      </w:r>
+      <w:proofErr w:type="spellStart"/>
+      <w:r>
+        <w:t>debugsink</w:t>
+      </w:r>
+      <w:proofErr w:type="spellEnd"/>
+      <w:r>
+        <w:t>” removes water from the system if needed at very high cost, such as $2,000,000 per acre-foot, which is higher than any other cost in the system. Since the objective is to minimize statewide costs, the model does not use these debug links unless it is really needed, such as mass balance violations. Think of a case where there is a minimum in- stream flow requirement downstream, and your inflow is less than the requirement. The model will try to meet the environmental constraint because it is hard coded and the model cannot change it, so the operation will terminate saying the result is infeasible, and modeler will not know where the problem is because there is hundreds of those requirements. So, debug mode will inject water in that case helping the model find a feasible solution. After that the modeler will look at flows at debug links, and if any of these flows are greater than zero, it means there is mass balance problem. The modeler knows the location and magnitude of the problem and will find a solution.</w:t>
       </w:r>
     </w:p>
     <w:p>
@@ -8960,7 +11057,7 @@
                     <pic:cNvPicPr/>
                   </pic:nvPicPr>
                   <pic:blipFill>
-                    <a:blip r:embed="rId54" cstate="print"/>
+                    <a:blip r:embed="rId56" cstate="print"/>
                     <a:stretch>
                       <a:fillRect/>
                     </a:stretch>
@@ -9180,7 +11277,21 @@
         <w:rPr>
           <w:sz w:val="24"/>
         </w:rPr>
-        <w:t>: Programming language and solvers should be free and open- source. Several solvers (Gurobi, CPLEX) CALVIN can connect to are cost-free only for academic use, but they are not strictly</w:t>
+        <w:t>: Programming language and solvers should be free and open- source. Several solvers (</w:t>
+      </w:r>
+      <w:proofErr w:type="spellStart"/>
+      <w:r>
+        <w:rPr>
+          <w:sz w:val="24"/>
+        </w:rPr>
+        <w:t>Gurobi</w:t>
+      </w:r>
+      <w:proofErr w:type="spellEnd"/>
+      <w:r>
+        <w:rPr>
+          <w:sz w:val="24"/>
+        </w:rPr>
+        <w:t>, CPLEX) CALVIN can connect to are cost-free only for academic use, but they are not strictly</w:t>
       </w:r>
       <w:r>
         <w:rPr>
@@ -9279,7 +11390,7 @@
         <w:spacing w:before="221" w:line="276" w:lineRule="auto"/>
         <w:ind w:left="160" w:right="235"/>
       </w:pPr>
-      <w:hyperlink r:id="rId55">
+      <w:hyperlink r:id="rId57">
         <w:r>
           <w:rPr>
             <w:color w:val="0462C1"/>
@@ -10201,19 +12312,19 @@
               <v:path arrowok="t"/>
             </v:shape>
             <v:shape id="_x0000_s1058" type="#_x0000_t75" alt="" style="position:absolute;left:7;top:281;width:155;height:155">
-              <v:imagedata r:id="rId56" o:title=""/>
+              <v:imagedata r:id="rId58" o:title=""/>
             </v:shape>
             <v:rect id="_x0000_s1059" alt="" style="position:absolute;left:7;top:281;width:155;height:155" filled="f" strokecolor="#5b9bd4"/>
             <v:shape id="_x0000_s1060" type="#_x0000_t75" alt="" style="position:absolute;left:562;top:926;width:155;height:155">
-              <v:imagedata r:id="rId57" o:title=""/>
+              <v:imagedata r:id="rId59" o:title=""/>
             </v:shape>
             <v:rect id="_x0000_s1061" alt="" style="position:absolute;left:562;top:926;width:155;height:155" filled="f" strokecolor="#5b9bd4"/>
             <v:shape id="_x0000_s1062" type="#_x0000_t75" alt="" style="position:absolute;left:1207;top:1246;width:155;height:155">
-              <v:imagedata r:id="rId57" o:title=""/>
+              <v:imagedata r:id="rId59" o:title=""/>
             </v:shape>
             <v:rect id="_x0000_s1063" alt="" style="position:absolute;left:1207;top:1246;width:155;height:155" filled="f" strokecolor="#5b9bd4"/>
             <v:shape id="_x0000_s1064" type="#_x0000_t75" alt="" style="position:absolute;left:2987;top:1686;width:155;height:155">
-              <v:imagedata r:id="rId58" o:title=""/>
+              <v:imagedata r:id="rId60" o:title=""/>
             </v:shape>
             <v:rect id="_x0000_s1065" alt="" style="position:absolute;left:2987;top:1686;width:155;height:155" filled="f" strokecolor="#5b9bd4"/>
             <w10:anchorlock/>
@@ -10672,7 +12783,7 @@
                     <pic:cNvPicPr/>
                   </pic:nvPicPr>
                   <pic:blipFill>
-                    <a:blip r:embed="rId59" cstate="print"/>
+                    <a:blip r:embed="rId11" cstate="print"/>
                     <a:stretch>
                       <a:fillRect/>
                     </a:stretch>
@@ -10716,7 +12827,25 @@
           <w:color w:val="5B9BD4"/>
           <w:sz w:val="24"/>
         </w:rPr>
-        <w:t>Figure 15. Example 1 network schematic with properties (k, c, a, lb, ub)</w:t>
+        <w:t xml:space="preserve">Figure 15. Example 1 network schematic with properties (k, c, a, lb, </w:t>
+      </w:r>
+      <w:proofErr w:type="spellStart"/>
+      <w:r>
+        <w:rPr>
+          <w:i/>
+          <w:color w:val="5B9BD4"/>
+          <w:sz w:val="24"/>
+        </w:rPr>
+        <w:t>ub</w:t>
+      </w:r>
+      <w:proofErr w:type="spellEnd"/>
+      <w:r>
+        <w:rPr>
+          <w:i/>
+          <w:color w:val="5B9BD4"/>
+          <w:sz w:val="24"/>
+        </w:rPr>
+        <w:t>)</w:t>
       </w:r>
     </w:p>
     <w:p>
@@ -11037,13 +13166,23 @@
         </w:rPr>
         <w:t xml:space="preserve">from </w:t>
       </w:r>
-      <w:r>
-        <w:rPr>
-          <w:rFonts w:ascii="Courier New"/>
-          <w:color w:val="23292D"/>
-          <w:sz w:val="21"/>
-        </w:rPr>
-        <w:t xml:space="preserve">pyomo.environ </w:t>
+      <w:proofErr w:type="spellStart"/>
+      <w:r>
+        <w:rPr>
+          <w:rFonts w:ascii="Courier New"/>
+          <w:color w:val="23292D"/>
+          <w:sz w:val="21"/>
+        </w:rPr>
+        <w:t>pyomo.environ</w:t>
+      </w:r>
+      <w:proofErr w:type="spellEnd"/>
+      <w:r>
+        <w:rPr>
+          <w:rFonts w:ascii="Courier New"/>
+          <w:color w:val="23292D"/>
+          <w:sz w:val="21"/>
+        </w:rPr>
+        <w:t xml:space="preserve"> </w:t>
       </w:r>
       <w:r>
         <w:rPr>
@@ -11051,8 +13190,18 @@
           <w:color w:val="C00000"/>
           <w:sz w:val="21"/>
         </w:rPr>
-        <w:t>import import</w:t>
-      </w:r>
+        <w:t xml:space="preserve">import </w:t>
+      </w:r>
+      <w:proofErr w:type="spellStart"/>
+      <w:r>
+        <w:rPr>
+          <w:rFonts w:ascii="Courier New"/>
+          <w:color w:val="C00000"/>
+          <w:sz w:val="21"/>
+        </w:rPr>
+        <w:t>import</w:t>
+      </w:r>
+      <w:proofErr w:type="spellEnd"/>
       <w:r>
         <w:rPr>
           <w:rFonts w:ascii="Courier New"/>
@@ -11062,6 +13211,7 @@
         </w:rPr>
         <w:t xml:space="preserve"> </w:t>
       </w:r>
+      <w:proofErr w:type="spellStart"/>
       <w:r>
         <w:rPr>
           <w:rFonts w:ascii="Courier New"/>
@@ -11070,6 +13220,7 @@
         </w:rPr>
         <w:t>itertools</w:t>
       </w:r>
+      <w:proofErr w:type="spellEnd"/>
     </w:p>
     <w:p>
       <w:pPr>
@@ -11097,6 +13248,7 @@
         </w:rPr>
         <w:t xml:space="preserve">model = </w:t>
       </w:r>
+      <w:proofErr w:type="spellStart"/>
       <w:r>
         <w:rPr>
           <w:rFonts w:ascii="Courier New"/>
@@ -11105,6 +13257,7 @@
         </w:rPr>
         <w:t>AbstractModel</w:t>
       </w:r>
+      <w:proofErr w:type="spellEnd"/>
       <w:r>
         <w:rPr>
           <w:rFonts w:ascii="Courier New"/>
@@ -11158,13 +13311,23 @@
         </w:rPr>
         <w:t xml:space="preserve">network </w:t>
       </w:r>
-      <w:r>
-        <w:rPr>
-          <w:rFonts w:ascii="Courier New"/>
-          <w:color w:val="23292D"/>
-          <w:sz w:val="21"/>
-        </w:rPr>
-        <w:t>model.N =</w:t>
+      <w:proofErr w:type="spellStart"/>
+      <w:r>
+        <w:rPr>
+          <w:rFonts w:ascii="Courier New"/>
+          <w:color w:val="23292D"/>
+          <w:sz w:val="21"/>
+        </w:rPr>
+        <w:t>model.N</w:t>
+      </w:r>
+      <w:proofErr w:type="spellEnd"/>
+      <w:r>
+        <w:rPr>
+          <w:rFonts w:ascii="Courier New"/>
+          <w:color w:val="23292D"/>
+          <w:sz w:val="21"/>
+        </w:rPr>
+        <w:t xml:space="preserve"> =</w:t>
       </w:r>
       <w:r>
         <w:rPr>
@@ -11218,13 +13381,23 @@
         </w:rPr>
         <w:t xml:space="preserve"># Network arcs </w:t>
       </w:r>
-      <w:r>
-        <w:rPr>
-          <w:rFonts w:ascii="Courier New"/>
-          <w:color w:val="23292D"/>
-          <w:sz w:val="21"/>
-        </w:rPr>
-        <w:t>model.k =</w:t>
+      <w:proofErr w:type="spellStart"/>
+      <w:r>
+        <w:rPr>
+          <w:rFonts w:ascii="Courier New"/>
+          <w:color w:val="23292D"/>
+          <w:sz w:val="21"/>
+        </w:rPr>
+        <w:t>model.k</w:t>
+      </w:r>
+      <w:proofErr w:type="spellEnd"/>
+      <w:r>
+        <w:rPr>
+          <w:rFonts w:ascii="Courier New"/>
+          <w:color w:val="23292D"/>
+          <w:sz w:val="21"/>
+        </w:rPr>
+        <w:t xml:space="preserve"> =</w:t>
       </w:r>
       <w:r>
         <w:rPr>
@@ -11261,13 +13434,23 @@
           <w:sz w:val="21"/>
         </w:rPr>
       </w:pPr>
-      <w:r>
-        <w:rPr>
-          <w:rFonts w:ascii="Courier New"/>
-          <w:color w:val="23292D"/>
-          <w:sz w:val="21"/>
-        </w:rPr>
-        <w:t xml:space="preserve">model.A = </w:t>
+      <w:proofErr w:type="spellStart"/>
+      <w:r>
+        <w:rPr>
+          <w:rFonts w:ascii="Courier New"/>
+          <w:color w:val="23292D"/>
+          <w:sz w:val="21"/>
+        </w:rPr>
+        <w:t>model.A</w:t>
+      </w:r>
+      <w:proofErr w:type="spellEnd"/>
+      <w:r>
+        <w:rPr>
+          <w:rFonts w:ascii="Courier New"/>
+          <w:color w:val="23292D"/>
+          <w:sz w:val="21"/>
+        </w:rPr>
+        <w:t xml:space="preserve"> = </w:t>
       </w:r>
       <w:r>
         <w:rPr>
@@ -11299,7 +13482,61 @@
           <w:color w:val="23292D"/>
           <w:sz w:val="21"/>
         </w:rPr>
-        <w:t>=model.N*model.N*model.k)</w:t>
+        <w:t>=</w:t>
+      </w:r>
+      <w:proofErr w:type="spellStart"/>
+      <w:r>
+        <w:rPr>
+          <w:rFonts w:ascii="Courier New"/>
+          <w:color w:val="23292D"/>
+          <w:sz w:val="21"/>
+        </w:rPr>
+        <w:t>model.N</w:t>
+      </w:r>
+      <w:proofErr w:type="spellEnd"/>
+      <w:r>
+        <w:rPr>
+          <w:rFonts w:ascii="Courier New"/>
+          <w:color w:val="23292D"/>
+          <w:sz w:val="21"/>
+        </w:rPr>
+        <w:t>*</w:t>
+      </w:r>
+      <w:proofErr w:type="spellStart"/>
+      <w:r>
+        <w:rPr>
+          <w:rFonts w:ascii="Courier New"/>
+          <w:color w:val="23292D"/>
+          <w:sz w:val="21"/>
+        </w:rPr>
+        <w:t>model.N</w:t>
+      </w:r>
+      <w:proofErr w:type="spellEnd"/>
+      <w:r>
+        <w:rPr>
+          <w:rFonts w:ascii="Courier New"/>
+          <w:color w:val="23292D"/>
+          <w:sz w:val="21"/>
+        </w:rPr>
+        <w:t>*</w:t>
+      </w:r>
+      <w:proofErr w:type="spellStart"/>
+      <w:r>
+        <w:rPr>
+          <w:rFonts w:ascii="Courier New"/>
+          <w:color w:val="23292D"/>
+          <w:sz w:val="21"/>
+        </w:rPr>
+        <w:t>model.k</w:t>
+      </w:r>
+      <w:proofErr w:type="spellEnd"/>
+      <w:r>
+        <w:rPr>
+          <w:rFonts w:ascii="Courier New"/>
+          <w:color w:val="23292D"/>
+          <w:sz w:val="21"/>
+        </w:rPr>
+        <w:t>)</w:t>
       </w:r>
     </w:p>
     <w:p>
@@ -11339,13 +13576,23 @@
           <w:sz w:val="21"/>
         </w:rPr>
       </w:pPr>
-      <w:r>
-        <w:rPr>
-          <w:rFonts w:ascii="Courier New"/>
-          <w:color w:val="23292D"/>
-          <w:sz w:val="21"/>
-        </w:rPr>
-        <w:t xml:space="preserve">model.source = </w:t>
+      <w:proofErr w:type="spellStart"/>
+      <w:r>
+        <w:rPr>
+          <w:rFonts w:ascii="Courier New"/>
+          <w:color w:val="23292D"/>
+          <w:sz w:val="21"/>
+        </w:rPr>
+        <w:t>model.source</w:t>
+      </w:r>
+      <w:proofErr w:type="spellEnd"/>
+      <w:r>
+        <w:rPr>
+          <w:rFonts w:ascii="Courier New"/>
+          <w:color w:val="23292D"/>
+          <w:sz w:val="21"/>
+        </w:rPr>
+        <w:t xml:space="preserve"> = </w:t>
       </w:r>
       <w:r>
         <w:rPr>
@@ -11377,7 +13624,25 @@
           <w:color w:val="23292D"/>
           <w:sz w:val="21"/>
         </w:rPr>
-        <w:t xml:space="preserve">=model.N) </w:t>
+        <w:t>=</w:t>
+      </w:r>
+      <w:proofErr w:type="spellStart"/>
+      <w:r>
+        <w:rPr>
+          <w:rFonts w:ascii="Courier New"/>
+          <w:color w:val="23292D"/>
+          <w:sz w:val="21"/>
+        </w:rPr>
+        <w:t>model.N</w:t>
+      </w:r>
+      <w:proofErr w:type="spellEnd"/>
+      <w:r>
+        <w:rPr>
+          <w:rFonts w:ascii="Courier New"/>
+          <w:color w:val="23292D"/>
+          <w:sz w:val="21"/>
+        </w:rPr>
+        <w:t xml:space="preserve">) </w:t>
       </w:r>
       <w:r>
         <w:rPr>
@@ -11397,13 +13662,23 @@
           <w:sz w:val="21"/>
         </w:rPr>
       </w:pPr>
-      <w:r>
-        <w:rPr>
-          <w:rFonts w:ascii="Courier New"/>
-          <w:color w:val="23292D"/>
-          <w:sz w:val="21"/>
-        </w:rPr>
-        <w:t xml:space="preserve">model.sink = </w:t>
+      <w:proofErr w:type="spellStart"/>
+      <w:r>
+        <w:rPr>
+          <w:rFonts w:ascii="Courier New"/>
+          <w:color w:val="23292D"/>
+          <w:sz w:val="21"/>
+        </w:rPr>
+        <w:t>model.sink</w:t>
+      </w:r>
+      <w:proofErr w:type="spellEnd"/>
+      <w:r>
+        <w:rPr>
+          <w:rFonts w:ascii="Courier New"/>
+          <w:color w:val="23292D"/>
+          <w:sz w:val="21"/>
+        </w:rPr>
+        <w:t xml:space="preserve"> = </w:t>
       </w:r>
       <w:r>
         <w:rPr>
@@ -11435,7 +13710,25 @@
           <w:color w:val="23292D"/>
           <w:sz w:val="21"/>
         </w:rPr>
-        <w:t xml:space="preserve">=model.N) </w:t>
+        <w:t>=</w:t>
+      </w:r>
+      <w:proofErr w:type="spellStart"/>
+      <w:r>
+        <w:rPr>
+          <w:rFonts w:ascii="Courier New"/>
+          <w:color w:val="23292D"/>
+          <w:sz w:val="21"/>
+        </w:rPr>
+        <w:t>model.N</w:t>
+      </w:r>
+      <w:proofErr w:type="spellEnd"/>
+      <w:r>
+        <w:rPr>
+          <w:rFonts w:ascii="Courier New"/>
+          <w:color w:val="23292D"/>
+          <w:sz w:val="21"/>
+        </w:rPr>
+        <w:t xml:space="preserve">) </w:t>
       </w:r>
       <w:r>
         <w:rPr>
@@ -11455,13 +13748,23 @@
           <w:sz w:val="21"/>
         </w:rPr>
       </w:pPr>
-      <w:r>
-        <w:rPr>
-          <w:rFonts w:ascii="Courier New"/>
-          <w:color w:val="23292D"/>
-          <w:sz w:val="21"/>
-        </w:rPr>
-        <w:t>model.u =</w:t>
+      <w:proofErr w:type="spellStart"/>
+      <w:r>
+        <w:rPr>
+          <w:rFonts w:ascii="Courier New"/>
+          <w:color w:val="23292D"/>
+          <w:sz w:val="21"/>
+        </w:rPr>
+        <w:t>model.u</w:t>
+      </w:r>
+      <w:proofErr w:type="spellEnd"/>
+      <w:r>
+        <w:rPr>
+          <w:rFonts w:ascii="Courier New"/>
+          <w:color w:val="23292D"/>
+          <w:sz w:val="21"/>
+        </w:rPr>
+        <w:t xml:space="preserve"> =</w:t>
       </w:r>
       <w:r>
         <w:rPr>
@@ -11486,7 +13789,25 @@
           <w:color w:val="23292D"/>
           <w:sz w:val="21"/>
         </w:rPr>
-        <w:t xml:space="preserve">(model.A) </w:t>
+        <w:t>(</w:t>
+      </w:r>
+      <w:proofErr w:type="spellStart"/>
+      <w:r>
+        <w:rPr>
+          <w:rFonts w:ascii="Courier New"/>
+          <w:color w:val="23292D"/>
+          <w:sz w:val="21"/>
+        </w:rPr>
+        <w:t>model.A</w:t>
+      </w:r>
+      <w:proofErr w:type="spellEnd"/>
+      <w:r>
+        <w:rPr>
+          <w:rFonts w:ascii="Courier New"/>
+          <w:color w:val="23292D"/>
+          <w:sz w:val="21"/>
+        </w:rPr>
+        <w:t xml:space="preserve">) </w:t>
       </w:r>
       <w:r>
         <w:rPr>
@@ -11496,13 +13817,23 @@
         </w:rPr>
         <w:t xml:space="preserve"># Flow lower bound </w:t>
       </w:r>
-      <w:r>
-        <w:rPr>
-          <w:rFonts w:ascii="Courier New"/>
-          <w:color w:val="23292D"/>
-          <w:sz w:val="21"/>
-        </w:rPr>
-        <w:t>model.l =</w:t>
+      <w:proofErr w:type="spellStart"/>
+      <w:r>
+        <w:rPr>
+          <w:rFonts w:ascii="Courier New"/>
+          <w:color w:val="23292D"/>
+          <w:sz w:val="21"/>
+        </w:rPr>
+        <w:t>model.l</w:t>
+      </w:r>
+      <w:proofErr w:type="spellEnd"/>
+      <w:r>
+        <w:rPr>
+          <w:rFonts w:ascii="Courier New"/>
+          <w:color w:val="23292D"/>
+          <w:sz w:val="21"/>
+        </w:rPr>
+        <w:t xml:space="preserve"> =</w:t>
       </w:r>
       <w:r>
         <w:rPr>
@@ -11527,7 +13858,25 @@
           <w:color w:val="23292D"/>
           <w:sz w:val="21"/>
         </w:rPr>
-        <w:t>(model.A)</w:t>
+        <w:t>(</w:t>
+      </w:r>
+      <w:proofErr w:type="spellStart"/>
+      <w:r>
+        <w:rPr>
+          <w:rFonts w:ascii="Courier New"/>
+          <w:color w:val="23292D"/>
+          <w:sz w:val="21"/>
+        </w:rPr>
+        <w:t>model.A</w:t>
+      </w:r>
+      <w:proofErr w:type="spellEnd"/>
+      <w:r>
+        <w:rPr>
+          <w:rFonts w:ascii="Courier New"/>
+          <w:color w:val="23292D"/>
+          <w:sz w:val="21"/>
+        </w:rPr>
+        <w:t>)</w:t>
       </w:r>
     </w:p>
     <w:p>
@@ -11564,13 +13913,23 @@
         </w:rPr>
         <w:t xml:space="preserve">(gain/loss) </w:t>
       </w:r>
-      <w:r>
-        <w:rPr>
-          <w:rFonts w:ascii="Courier New"/>
-          <w:color w:val="23292D"/>
-          <w:sz w:val="21"/>
-        </w:rPr>
-        <w:t>model.a =</w:t>
+      <w:proofErr w:type="spellStart"/>
+      <w:r>
+        <w:rPr>
+          <w:rFonts w:ascii="Courier New"/>
+          <w:color w:val="23292D"/>
+          <w:sz w:val="21"/>
+        </w:rPr>
+        <w:t>model.a</w:t>
+      </w:r>
+      <w:proofErr w:type="spellEnd"/>
+      <w:r>
+        <w:rPr>
+          <w:rFonts w:ascii="Courier New"/>
+          <w:color w:val="23292D"/>
+          <w:sz w:val="21"/>
+        </w:rPr>
+        <w:t xml:space="preserve"> =</w:t>
       </w:r>
       <w:r>
         <w:rPr>
@@ -11595,7 +13954,25 @@
           <w:color w:val="23292D"/>
           <w:sz w:val="21"/>
         </w:rPr>
-        <w:t>(model.A)</w:t>
+        <w:t>(</w:t>
+      </w:r>
+      <w:proofErr w:type="spellStart"/>
+      <w:r>
+        <w:rPr>
+          <w:rFonts w:ascii="Courier New"/>
+          <w:color w:val="23292D"/>
+          <w:sz w:val="21"/>
+        </w:rPr>
+        <w:t>model.A</w:t>
+      </w:r>
+      <w:proofErr w:type="spellEnd"/>
+      <w:r>
+        <w:rPr>
+          <w:rFonts w:ascii="Courier New"/>
+          <w:color w:val="23292D"/>
+          <w:sz w:val="21"/>
+        </w:rPr>
+        <w:t>)</w:t>
       </w:r>
     </w:p>
     <w:p>
@@ -11624,13 +14001,23 @@
           <w:sz w:val="21"/>
         </w:rPr>
       </w:pPr>
-      <w:r>
-        <w:rPr>
-          <w:rFonts w:ascii="Courier New"/>
-          <w:color w:val="23292D"/>
-          <w:sz w:val="21"/>
-        </w:rPr>
-        <w:t>model.c =</w:t>
+      <w:proofErr w:type="spellStart"/>
+      <w:r>
+        <w:rPr>
+          <w:rFonts w:ascii="Courier New"/>
+          <w:color w:val="23292D"/>
+          <w:sz w:val="21"/>
+        </w:rPr>
+        <w:t>model.c</w:t>
+      </w:r>
+      <w:proofErr w:type="spellEnd"/>
+      <w:r>
+        <w:rPr>
+          <w:rFonts w:ascii="Courier New"/>
+          <w:color w:val="23292D"/>
+          <w:sz w:val="21"/>
+        </w:rPr>
+        <w:t xml:space="preserve"> =</w:t>
       </w:r>
       <w:r>
         <w:rPr>
@@ -11655,7 +14042,25 @@
           <w:color w:val="23292D"/>
           <w:sz w:val="21"/>
         </w:rPr>
-        <w:t>(model.A)</w:t>
+        <w:t>(</w:t>
+      </w:r>
+      <w:proofErr w:type="spellStart"/>
+      <w:r>
+        <w:rPr>
+          <w:rFonts w:ascii="Courier New"/>
+          <w:color w:val="23292D"/>
+          <w:sz w:val="21"/>
+        </w:rPr>
+        <w:t>model.A</w:t>
+      </w:r>
+      <w:proofErr w:type="spellEnd"/>
+      <w:r>
+        <w:rPr>
+          <w:rFonts w:ascii="Courier New"/>
+          <w:color w:val="23292D"/>
+          <w:sz w:val="21"/>
+        </w:rPr>
+        <w:t>)</w:t>
       </w:r>
     </w:p>
     <w:p>
@@ -11711,13 +14116,23 @@
           <w:sz w:val="21"/>
         </w:rPr>
       </w:pPr>
-      <w:r>
-        <w:rPr>
-          <w:rFonts w:ascii="Courier New"/>
-          <w:color w:val="23292D"/>
-          <w:sz w:val="21"/>
-        </w:rPr>
-        <w:t xml:space="preserve">model.X = </w:t>
+      <w:proofErr w:type="spellStart"/>
+      <w:r>
+        <w:rPr>
+          <w:rFonts w:ascii="Courier New"/>
+          <w:color w:val="23292D"/>
+          <w:sz w:val="21"/>
+        </w:rPr>
+        <w:t>model.X</w:t>
+      </w:r>
+      <w:proofErr w:type="spellEnd"/>
+      <w:r>
+        <w:rPr>
+          <w:rFonts w:ascii="Courier New"/>
+          <w:color w:val="23292D"/>
+          <w:sz w:val="21"/>
+        </w:rPr>
+        <w:t xml:space="preserve"> = </w:t>
       </w:r>
       <w:r>
         <w:rPr>
@@ -11733,7 +14148,25 @@
           <w:color w:val="23292D"/>
           <w:sz w:val="21"/>
         </w:rPr>
-        <w:t xml:space="preserve">(model.A, </w:t>
+        <w:t>(</w:t>
+      </w:r>
+      <w:proofErr w:type="spellStart"/>
+      <w:r>
+        <w:rPr>
+          <w:rFonts w:ascii="Courier New"/>
+          <w:color w:val="23292D"/>
+          <w:sz w:val="21"/>
+        </w:rPr>
+        <w:t>model.A</w:t>
+      </w:r>
+      <w:proofErr w:type="spellEnd"/>
+      <w:r>
+        <w:rPr>
+          <w:rFonts w:ascii="Courier New"/>
+          <w:color w:val="23292D"/>
+          <w:sz w:val="21"/>
+        </w:rPr>
+        <w:t xml:space="preserve">, </w:t>
       </w:r>
       <w:r>
         <w:rPr>
@@ -11785,7 +14218,25 @@
           <w:color w:val="23292D"/>
           <w:sz w:val="21"/>
         </w:rPr>
-        <w:t>def total_rule(model):</w:t>
+        <w:t xml:space="preserve">def </w:t>
+      </w:r>
+      <w:proofErr w:type="spellStart"/>
+      <w:r>
+        <w:rPr>
+          <w:rFonts w:ascii="Courier New"/>
+          <w:color w:val="23292D"/>
+          <w:sz w:val="21"/>
+        </w:rPr>
+        <w:t>total_rule</w:t>
+      </w:r>
+      <w:proofErr w:type="spellEnd"/>
+      <w:r>
+        <w:rPr>
+          <w:rFonts w:ascii="Courier New"/>
+          <w:color w:val="23292D"/>
+          <w:sz w:val="21"/>
+        </w:rPr>
+        <w:t>(model):</w:t>
       </w:r>
     </w:p>
     <w:p>
@@ -11819,7 +14270,97 @@
           <w:color w:val="23292D"/>
           <w:sz w:val="21"/>
         </w:rPr>
-        <w:t>(model.c[i,j,k]*model.X[i,j,k] for (i,j,k) in</w:t>
+        <w:t>(</w:t>
+      </w:r>
+      <w:proofErr w:type="spellStart"/>
+      <w:r>
+        <w:rPr>
+          <w:rFonts w:ascii="Courier New"/>
+          <w:color w:val="23292D"/>
+          <w:sz w:val="21"/>
+        </w:rPr>
+        <w:t>model.c</w:t>
+      </w:r>
+      <w:proofErr w:type="spellEnd"/>
+      <w:r>
+        <w:rPr>
+          <w:rFonts w:ascii="Courier New"/>
+          <w:color w:val="23292D"/>
+          <w:sz w:val="21"/>
+        </w:rPr>
+        <w:t>[</w:t>
+      </w:r>
+      <w:proofErr w:type="spellStart"/>
+      <w:r>
+        <w:rPr>
+          <w:rFonts w:ascii="Courier New"/>
+          <w:color w:val="23292D"/>
+          <w:sz w:val="21"/>
+        </w:rPr>
+        <w:t>i,j,k</w:t>
+      </w:r>
+      <w:proofErr w:type="spellEnd"/>
+      <w:r>
+        <w:rPr>
+          <w:rFonts w:ascii="Courier New"/>
+          <w:color w:val="23292D"/>
+          <w:sz w:val="21"/>
+        </w:rPr>
+        <w:t>]*</w:t>
+      </w:r>
+      <w:proofErr w:type="spellStart"/>
+      <w:r>
+        <w:rPr>
+          <w:rFonts w:ascii="Courier New"/>
+          <w:color w:val="23292D"/>
+          <w:sz w:val="21"/>
+        </w:rPr>
+        <w:t>model.X</w:t>
+      </w:r>
+      <w:proofErr w:type="spellEnd"/>
+      <w:r>
+        <w:rPr>
+          <w:rFonts w:ascii="Courier New"/>
+          <w:color w:val="23292D"/>
+          <w:sz w:val="21"/>
+        </w:rPr>
+        <w:t>[</w:t>
+      </w:r>
+      <w:proofErr w:type="spellStart"/>
+      <w:r>
+        <w:rPr>
+          <w:rFonts w:ascii="Courier New"/>
+          <w:color w:val="23292D"/>
+          <w:sz w:val="21"/>
+        </w:rPr>
+        <w:t>i,j,k</w:t>
+      </w:r>
+      <w:proofErr w:type="spellEnd"/>
+      <w:r>
+        <w:rPr>
+          <w:rFonts w:ascii="Courier New"/>
+          <w:color w:val="23292D"/>
+          <w:sz w:val="21"/>
+        </w:rPr>
+        <w:t>] for (</w:t>
+      </w:r>
+      <w:proofErr w:type="spellStart"/>
+      <w:r>
+        <w:rPr>
+          <w:rFonts w:ascii="Courier New"/>
+          <w:color w:val="23292D"/>
+          <w:sz w:val="21"/>
+        </w:rPr>
+        <w:t>i,j,k</w:t>
+      </w:r>
+      <w:proofErr w:type="spellEnd"/>
+      <w:r>
+        <w:rPr>
+          <w:rFonts w:ascii="Courier New"/>
+          <w:color w:val="23292D"/>
+          <w:sz w:val="21"/>
+        </w:rPr>
+        <w:t>) in</w:t>
       </w:r>
       <w:r>
         <w:rPr>
@@ -11830,13 +14371,41 @@
         </w:rPr>
         <w:t xml:space="preserve"> </w:t>
       </w:r>
-      <w:r>
-        <w:rPr>
-          <w:rFonts w:ascii="Courier New"/>
-          <w:color w:val="23292D"/>
-          <w:sz w:val="21"/>
-        </w:rPr>
-        <w:t xml:space="preserve">model.A) model.total = </w:t>
+      <w:proofErr w:type="spellStart"/>
+      <w:r>
+        <w:rPr>
+          <w:rFonts w:ascii="Courier New"/>
+          <w:color w:val="23292D"/>
+          <w:sz w:val="21"/>
+        </w:rPr>
+        <w:t>model.A</w:t>
+      </w:r>
+      <w:proofErr w:type="spellEnd"/>
+      <w:r>
+        <w:rPr>
+          <w:rFonts w:ascii="Courier New"/>
+          <w:color w:val="23292D"/>
+          <w:sz w:val="21"/>
+        </w:rPr>
+        <w:t xml:space="preserve">) </w:t>
+      </w:r>
+      <w:proofErr w:type="spellStart"/>
+      <w:r>
+        <w:rPr>
+          <w:rFonts w:ascii="Courier New"/>
+          <w:color w:val="23292D"/>
+          <w:sz w:val="21"/>
+        </w:rPr>
+        <w:t>model.total</w:t>
+      </w:r>
+      <w:proofErr w:type="spellEnd"/>
+      <w:r>
+        <w:rPr>
+          <w:rFonts w:ascii="Courier New"/>
+          <w:color w:val="23292D"/>
+          <w:sz w:val="21"/>
+        </w:rPr>
+        <w:t xml:space="preserve"> = </w:t>
       </w:r>
       <w:r>
         <w:rPr>
@@ -11868,7 +14437,25 @@
           <w:color w:val="23292D"/>
           <w:sz w:val="21"/>
         </w:rPr>
-        <w:t xml:space="preserve">=total_rule, </w:t>
+        <w:t>=</w:t>
+      </w:r>
+      <w:proofErr w:type="spellStart"/>
+      <w:r>
+        <w:rPr>
+          <w:rFonts w:ascii="Courier New"/>
+          <w:color w:val="23292D"/>
+          <w:sz w:val="21"/>
+        </w:rPr>
+        <w:t>total_rule</w:t>
+      </w:r>
+      <w:proofErr w:type="spellEnd"/>
+      <w:r>
+        <w:rPr>
+          <w:rFonts w:ascii="Courier New"/>
+          <w:color w:val="23292D"/>
+          <w:sz w:val="21"/>
+        </w:rPr>
+        <w:t xml:space="preserve">, </w:t>
       </w:r>
       <w:r>
         <w:rPr>
@@ -11920,7 +14507,43 @@
           <w:color w:val="23292D"/>
           <w:sz w:val="21"/>
         </w:rPr>
-        <w:t>def limit_rule_upper(model, i, j, k):</w:t>
+        <w:t xml:space="preserve">def </w:t>
+      </w:r>
+      <w:proofErr w:type="spellStart"/>
+      <w:r>
+        <w:rPr>
+          <w:rFonts w:ascii="Courier New"/>
+          <w:color w:val="23292D"/>
+          <w:sz w:val="21"/>
+        </w:rPr>
+        <w:t>limit_rule_upper</w:t>
+      </w:r>
+      <w:proofErr w:type="spellEnd"/>
+      <w:r>
+        <w:rPr>
+          <w:rFonts w:ascii="Courier New"/>
+          <w:color w:val="23292D"/>
+          <w:sz w:val="21"/>
+        </w:rPr>
+        <w:t xml:space="preserve">(model, </w:t>
+      </w:r>
+      <w:proofErr w:type="spellStart"/>
+      <w:r>
+        <w:rPr>
+          <w:rFonts w:ascii="Courier New"/>
+          <w:color w:val="23292D"/>
+          <w:sz w:val="21"/>
+        </w:rPr>
+        <w:t>i</w:t>
+      </w:r>
+      <w:proofErr w:type="spellEnd"/>
+      <w:r>
+        <w:rPr>
+          <w:rFonts w:ascii="Courier New"/>
+          <w:color w:val="23292D"/>
+          <w:sz w:val="21"/>
+        </w:rPr>
+        <w:t>, j, k):</w:t>
       </w:r>
     </w:p>
     <w:p>
@@ -11938,7 +14561,79 @@
           <w:color w:val="23292D"/>
           <w:sz w:val="21"/>
         </w:rPr>
-        <w:t>return model.X[i,j,k] &lt;= model.u[i,j,k]</w:t>
+        <w:t xml:space="preserve">return </w:t>
+      </w:r>
+      <w:proofErr w:type="spellStart"/>
+      <w:r>
+        <w:rPr>
+          <w:rFonts w:ascii="Courier New"/>
+          <w:color w:val="23292D"/>
+          <w:sz w:val="21"/>
+        </w:rPr>
+        <w:t>model.X</w:t>
+      </w:r>
+      <w:proofErr w:type="spellEnd"/>
+      <w:r>
+        <w:rPr>
+          <w:rFonts w:ascii="Courier New"/>
+          <w:color w:val="23292D"/>
+          <w:sz w:val="21"/>
+        </w:rPr>
+        <w:t>[</w:t>
+      </w:r>
+      <w:proofErr w:type="spellStart"/>
+      <w:r>
+        <w:rPr>
+          <w:rFonts w:ascii="Courier New"/>
+          <w:color w:val="23292D"/>
+          <w:sz w:val="21"/>
+        </w:rPr>
+        <w:t>i,j,k</w:t>
+      </w:r>
+      <w:proofErr w:type="spellEnd"/>
+      <w:r>
+        <w:rPr>
+          <w:rFonts w:ascii="Courier New"/>
+          <w:color w:val="23292D"/>
+          <w:sz w:val="21"/>
+        </w:rPr>
+        <w:t xml:space="preserve">] &lt;= </w:t>
+      </w:r>
+      <w:proofErr w:type="spellStart"/>
+      <w:r>
+        <w:rPr>
+          <w:rFonts w:ascii="Courier New"/>
+          <w:color w:val="23292D"/>
+          <w:sz w:val="21"/>
+        </w:rPr>
+        <w:t>model.u</w:t>
+      </w:r>
+      <w:proofErr w:type="spellEnd"/>
+      <w:r>
+        <w:rPr>
+          <w:rFonts w:ascii="Courier New"/>
+          <w:color w:val="23292D"/>
+          <w:sz w:val="21"/>
+        </w:rPr>
+        <w:t>[</w:t>
+      </w:r>
+      <w:proofErr w:type="spellStart"/>
+      <w:r>
+        <w:rPr>
+          <w:rFonts w:ascii="Courier New"/>
+          <w:color w:val="23292D"/>
+          <w:sz w:val="21"/>
+        </w:rPr>
+        <w:t>i,j,k</w:t>
+      </w:r>
+      <w:proofErr w:type="spellEnd"/>
+      <w:r>
+        <w:rPr>
+          <w:rFonts w:ascii="Courier New"/>
+          <w:color w:val="23292D"/>
+          <w:sz w:val="21"/>
+        </w:rPr>
+        <w:t>]</w:t>
       </w:r>
     </w:p>
     <w:p>
@@ -11950,13 +14645,23 @@
           <w:sz w:val="21"/>
         </w:rPr>
       </w:pPr>
-      <w:r>
-        <w:rPr>
-          <w:rFonts w:ascii="Courier New"/>
-          <w:color w:val="23292D"/>
-          <w:sz w:val="21"/>
-        </w:rPr>
-        <w:t xml:space="preserve">model.limit_upper = </w:t>
+      <w:proofErr w:type="spellStart"/>
+      <w:r>
+        <w:rPr>
+          <w:rFonts w:ascii="Courier New"/>
+          <w:color w:val="23292D"/>
+          <w:sz w:val="21"/>
+        </w:rPr>
+        <w:t>model.limit_upper</w:t>
+      </w:r>
+      <w:proofErr w:type="spellEnd"/>
+      <w:r>
+        <w:rPr>
+          <w:rFonts w:ascii="Courier New"/>
+          <w:color w:val="23292D"/>
+          <w:sz w:val="21"/>
+        </w:rPr>
+        <w:t xml:space="preserve"> = </w:t>
       </w:r>
       <w:r>
         <w:rPr>
@@ -11972,7 +14677,25 @@
           <w:color w:val="23292D"/>
           <w:sz w:val="21"/>
         </w:rPr>
-        <w:t xml:space="preserve">(model.A, </w:t>
+        <w:t>(</w:t>
+      </w:r>
+      <w:proofErr w:type="spellStart"/>
+      <w:r>
+        <w:rPr>
+          <w:rFonts w:ascii="Courier New"/>
+          <w:color w:val="23292D"/>
+          <w:sz w:val="21"/>
+        </w:rPr>
+        <w:t>model.A</w:t>
+      </w:r>
+      <w:proofErr w:type="spellEnd"/>
+      <w:r>
+        <w:rPr>
+          <w:rFonts w:ascii="Courier New"/>
+          <w:color w:val="23292D"/>
+          <w:sz w:val="21"/>
+        </w:rPr>
+        <w:t xml:space="preserve">, </w:t>
       </w:r>
       <w:r>
         <w:rPr>
@@ -11988,7 +14711,25 @@
           <w:color w:val="23292D"/>
           <w:sz w:val="21"/>
         </w:rPr>
-        <w:t>=limit_rule_upper)</w:t>
+        <w:t>=</w:t>
+      </w:r>
+      <w:proofErr w:type="spellStart"/>
+      <w:r>
+        <w:rPr>
+          <w:rFonts w:ascii="Courier New"/>
+          <w:color w:val="23292D"/>
+          <w:sz w:val="21"/>
+        </w:rPr>
+        <w:t>limit_rule_upper</w:t>
+      </w:r>
+      <w:proofErr w:type="spellEnd"/>
+      <w:r>
+        <w:rPr>
+          <w:rFonts w:ascii="Courier New"/>
+          <w:color w:val="23292D"/>
+          <w:sz w:val="21"/>
+        </w:rPr>
+        <w:t>)</w:t>
       </w:r>
     </w:p>
     <w:p>
@@ -12024,7 +14765,43 @@
           <w:color w:val="23292D"/>
           <w:sz w:val="21"/>
         </w:rPr>
-        <w:t>def limit_rule_lower(model, i, j, k):</w:t>
+        <w:t xml:space="preserve">def </w:t>
+      </w:r>
+      <w:proofErr w:type="spellStart"/>
+      <w:r>
+        <w:rPr>
+          <w:rFonts w:ascii="Courier New"/>
+          <w:color w:val="23292D"/>
+          <w:sz w:val="21"/>
+        </w:rPr>
+        <w:t>limit_rule_lower</w:t>
+      </w:r>
+      <w:proofErr w:type="spellEnd"/>
+      <w:r>
+        <w:rPr>
+          <w:rFonts w:ascii="Courier New"/>
+          <w:color w:val="23292D"/>
+          <w:sz w:val="21"/>
+        </w:rPr>
+        <w:t xml:space="preserve">(model, </w:t>
+      </w:r>
+      <w:proofErr w:type="spellStart"/>
+      <w:r>
+        <w:rPr>
+          <w:rFonts w:ascii="Courier New"/>
+          <w:color w:val="23292D"/>
+          <w:sz w:val="21"/>
+        </w:rPr>
+        <w:t>i</w:t>
+      </w:r>
+      <w:proofErr w:type="spellEnd"/>
+      <w:r>
+        <w:rPr>
+          <w:rFonts w:ascii="Courier New"/>
+          <w:color w:val="23292D"/>
+          <w:sz w:val="21"/>
+        </w:rPr>
+        <w:t>, j, k):</w:t>
       </w:r>
     </w:p>
     <w:p>
@@ -12042,7 +14819,79 @@
           <w:color w:val="23292D"/>
           <w:sz w:val="21"/>
         </w:rPr>
-        <w:t>return model.X[i,j,k] &gt;= model.l[i,j,k]</w:t>
+        <w:t xml:space="preserve">return </w:t>
+      </w:r>
+      <w:proofErr w:type="spellStart"/>
+      <w:r>
+        <w:rPr>
+          <w:rFonts w:ascii="Courier New"/>
+          <w:color w:val="23292D"/>
+          <w:sz w:val="21"/>
+        </w:rPr>
+        <w:t>model.X</w:t>
+      </w:r>
+      <w:proofErr w:type="spellEnd"/>
+      <w:r>
+        <w:rPr>
+          <w:rFonts w:ascii="Courier New"/>
+          <w:color w:val="23292D"/>
+          <w:sz w:val="21"/>
+        </w:rPr>
+        <w:t>[</w:t>
+      </w:r>
+      <w:proofErr w:type="spellStart"/>
+      <w:r>
+        <w:rPr>
+          <w:rFonts w:ascii="Courier New"/>
+          <w:color w:val="23292D"/>
+          <w:sz w:val="21"/>
+        </w:rPr>
+        <w:t>i,j,k</w:t>
+      </w:r>
+      <w:proofErr w:type="spellEnd"/>
+      <w:r>
+        <w:rPr>
+          <w:rFonts w:ascii="Courier New"/>
+          <w:color w:val="23292D"/>
+          <w:sz w:val="21"/>
+        </w:rPr>
+        <w:t xml:space="preserve">] &gt;= </w:t>
+      </w:r>
+      <w:proofErr w:type="spellStart"/>
+      <w:r>
+        <w:rPr>
+          <w:rFonts w:ascii="Courier New"/>
+          <w:color w:val="23292D"/>
+          <w:sz w:val="21"/>
+        </w:rPr>
+        <w:t>model.l</w:t>
+      </w:r>
+      <w:proofErr w:type="spellEnd"/>
+      <w:r>
+        <w:rPr>
+          <w:rFonts w:ascii="Courier New"/>
+          <w:color w:val="23292D"/>
+          <w:sz w:val="21"/>
+        </w:rPr>
+        <w:t>[</w:t>
+      </w:r>
+      <w:proofErr w:type="spellStart"/>
+      <w:r>
+        <w:rPr>
+          <w:rFonts w:ascii="Courier New"/>
+          <w:color w:val="23292D"/>
+          <w:sz w:val="21"/>
+        </w:rPr>
+        <w:t>i,j,k</w:t>
+      </w:r>
+      <w:proofErr w:type="spellEnd"/>
+      <w:r>
+        <w:rPr>
+          <w:rFonts w:ascii="Courier New"/>
+          <w:color w:val="23292D"/>
+          <w:sz w:val="21"/>
+        </w:rPr>
+        <w:t>]</w:t>
       </w:r>
     </w:p>
     <w:p>
@@ -12054,13 +14903,23 @@
           <w:sz w:val="21"/>
         </w:rPr>
       </w:pPr>
-      <w:r>
-        <w:rPr>
-          <w:rFonts w:ascii="Courier New"/>
-          <w:color w:val="23292D"/>
-          <w:sz w:val="21"/>
-        </w:rPr>
-        <w:t xml:space="preserve">model.limit_lower = </w:t>
+      <w:proofErr w:type="spellStart"/>
+      <w:r>
+        <w:rPr>
+          <w:rFonts w:ascii="Courier New"/>
+          <w:color w:val="23292D"/>
+          <w:sz w:val="21"/>
+        </w:rPr>
+        <w:t>model.limit_lower</w:t>
+      </w:r>
+      <w:proofErr w:type="spellEnd"/>
+      <w:r>
+        <w:rPr>
+          <w:rFonts w:ascii="Courier New"/>
+          <w:color w:val="23292D"/>
+          <w:sz w:val="21"/>
+        </w:rPr>
+        <w:t xml:space="preserve"> = </w:t>
       </w:r>
       <w:r>
         <w:rPr>
@@ -12076,7 +14935,25 @@
           <w:color w:val="23292D"/>
           <w:sz w:val="21"/>
         </w:rPr>
-        <w:t xml:space="preserve">(model.A, </w:t>
+        <w:t>(</w:t>
+      </w:r>
+      <w:proofErr w:type="spellStart"/>
+      <w:r>
+        <w:rPr>
+          <w:rFonts w:ascii="Courier New"/>
+          <w:color w:val="23292D"/>
+          <w:sz w:val="21"/>
+        </w:rPr>
+        <w:t>model.A</w:t>
+      </w:r>
+      <w:proofErr w:type="spellEnd"/>
+      <w:r>
+        <w:rPr>
+          <w:rFonts w:ascii="Courier New"/>
+          <w:color w:val="23292D"/>
+          <w:sz w:val="21"/>
+        </w:rPr>
+        <w:t xml:space="preserve">, </w:t>
       </w:r>
       <w:r>
         <w:rPr>
@@ -12092,7 +14969,25 @@
           <w:color w:val="23292D"/>
           <w:sz w:val="21"/>
         </w:rPr>
-        <w:t>=limit_rule_lower)</w:t>
+        <w:t>=</w:t>
+      </w:r>
+      <w:proofErr w:type="spellStart"/>
+      <w:r>
+        <w:rPr>
+          <w:rFonts w:ascii="Courier New"/>
+          <w:color w:val="23292D"/>
+          <w:sz w:val="21"/>
+        </w:rPr>
+        <w:t>limit_rule_lower</w:t>
+      </w:r>
+      <w:proofErr w:type="spellEnd"/>
+      <w:r>
+        <w:rPr>
+          <w:rFonts w:ascii="Courier New"/>
+          <w:color w:val="23292D"/>
+          <w:sz w:val="21"/>
+        </w:rPr>
+        <w:t>)</w:t>
       </w:r>
     </w:p>
     <w:p>
@@ -12128,7 +15023,25 @@
           <w:color w:val="23292D"/>
           <w:sz w:val="21"/>
         </w:rPr>
-        <w:t>def flow_rule(model, node):</w:t>
+        <w:t xml:space="preserve">def </w:t>
+      </w:r>
+      <w:proofErr w:type="spellStart"/>
+      <w:r>
+        <w:rPr>
+          <w:rFonts w:ascii="Courier New"/>
+          <w:color w:val="23292D"/>
+          <w:sz w:val="21"/>
+        </w:rPr>
+        <w:t>flow_rule</w:t>
+      </w:r>
+      <w:proofErr w:type="spellEnd"/>
+      <w:r>
+        <w:rPr>
+          <w:rFonts w:ascii="Courier New"/>
+          <w:color w:val="23292D"/>
+          <w:sz w:val="21"/>
+        </w:rPr>
+        <w:t>(model, node):</w:t>
       </w:r>
     </w:p>
     <w:p>
@@ -12146,8 +15059,54 @@
           <w:color w:val="23292D"/>
           <w:sz w:val="21"/>
         </w:rPr>
-        <w:t>if node in [value(model.source), value(model.sink)]: return Constraint.Skip</w:t>
-      </w:r>
+        <w:t>if node in [value(</w:t>
+      </w:r>
+      <w:proofErr w:type="spellStart"/>
+      <w:r>
+        <w:rPr>
+          <w:rFonts w:ascii="Courier New"/>
+          <w:color w:val="23292D"/>
+          <w:sz w:val="21"/>
+        </w:rPr>
+        <w:t>model.source</w:t>
+      </w:r>
+      <w:proofErr w:type="spellEnd"/>
+      <w:r>
+        <w:rPr>
+          <w:rFonts w:ascii="Courier New"/>
+          <w:color w:val="23292D"/>
+          <w:sz w:val="21"/>
+        </w:rPr>
+        <w:t>), value(</w:t>
+      </w:r>
+      <w:proofErr w:type="spellStart"/>
+      <w:r>
+        <w:rPr>
+          <w:rFonts w:ascii="Courier New"/>
+          <w:color w:val="23292D"/>
+          <w:sz w:val="21"/>
+        </w:rPr>
+        <w:t>model.sink</w:t>
+      </w:r>
+      <w:proofErr w:type="spellEnd"/>
+      <w:r>
+        <w:rPr>
+          <w:rFonts w:ascii="Courier New"/>
+          <w:color w:val="23292D"/>
+          <w:sz w:val="21"/>
+        </w:rPr>
+        <w:t xml:space="preserve">)]: return </w:t>
+      </w:r>
+      <w:proofErr w:type="spellStart"/>
+      <w:r>
+        <w:rPr>
+          <w:rFonts w:ascii="Courier New"/>
+          <w:color w:val="23292D"/>
+          <w:sz w:val="21"/>
+        </w:rPr>
+        <w:t>Constraint.Skip</w:t>
+      </w:r>
+      <w:proofErr w:type="spellEnd"/>
     </w:p>
     <w:p>
       <w:pPr>
@@ -12180,7 +15139,115 @@
           <w:color w:val="23292D"/>
           <w:sz w:val="21"/>
         </w:rPr>
-        <w:t xml:space="preserve">(model.X[i,j,k]/model.a[i,j,k] for i,j,k in model.A) inflow = </w:t>
+        <w:t>(</w:t>
+      </w:r>
+      <w:proofErr w:type="spellStart"/>
+      <w:r>
+        <w:rPr>
+          <w:rFonts w:ascii="Courier New"/>
+          <w:color w:val="23292D"/>
+          <w:sz w:val="21"/>
+        </w:rPr>
+        <w:t>model.X</w:t>
+      </w:r>
+      <w:proofErr w:type="spellEnd"/>
+      <w:r>
+        <w:rPr>
+          <w:rFonts w:ascii="Courier New"/>
+          <w:color w:val="23292D"/>
+          <w:sz w:val="21"/>
+        </w:rPr>
+        <w:t>[</w:t>
+      </w:r>
+      <w:proofErr w:type="spellStart"/>
+      <w:r>
+        <w:rPr>
+          <w:rFonts w:ascii="Courier New"/>
+          <w:color w:val="23292D"/>
+          <w:sz w:val="21"/>
+        </w:rPr>
+        <w:t>i,j,k</w:t>
+      </w:r>
+      <w:proofErr w:type="spellEnd"/>
+      <w:r>
+        <w:rPr>
+          <w:rFonts w:ascii="Courier New"/>
+          <w:color w:val="23292D"/>
+          <w:sz w:val="21"/>
+        </w:rPr>
+        <w:t>]/</w:t>
+      </w:r>
+      <w:proofErr w:type="spellStart"/>
+      <w:r>
+        <w:rPr>
+          <w:rFonts w:ascii="Courier New"/>
+          <w:color w:val="23292D"/>
+          <w:sz w:val="21"/>
+        </w:rPr>
+        <w:t>model.a</w:t>
+      </w:r>
+      <w:proofErr w:type="spellEnd"/>
+      <w:r>
+        <w:rPr>
+          <w:rFonts w:ascii="Courier New"/>
+          <w:color w:val="23292D"/>
+          <w:sz w:val="21"/>
+        </w:rPr>
+        <w:t>[</w:t>
+      </w:r>
+      <w:proofErr w:type="spellStart"/>
+      <w:r>
+        <w:rPr>
+          <w:rFonts w:ascii="Courier New"/>
+          <w:color w:val="23292D"/>
+          <w:sz w:val="21"/>
+        </w:rPr>
+        <w:t>i,j,k</w:t>
+      </w:r>
+      <w:proofErr w:type="spellEnd"/>
+      <w:r>
+        <w:rPr>
+          <w:rFonts w:ascii="Courier New"/>
+          <w:color w:val="23292D"/>
+          <w:sz w:val="21"/>
+        </w:rPr>
+        <w:t xml:space="preserve">] for </w:t>
+      </w:r>
+      <w:proofErr w:type="spellStart"/>
+      <w:r>
+        <w:rPr>
+          <w:rFonts w:ascii="Courier New"/>
+          <w:color w:val="23292D"/>
+          <w:sz w:val="21"/>
+        </w:rPr>
+        <w:t>i,j,k</w:t>
+      </w:r>
+      <w:proofErr w:type="spellEnd"/>
+      <w:r>
+        <w:rPr>
+          <w:rFonts w:ascii="Courier New"/>
+          <w:color w:val="23292D"/>
+          <w:sz w:val="21"/>
+        </w:rPr>
+        <w:t xml:space="preserve"> in </w:t>
+      </w:r>
+      <w:proofErr w:type="spellStart"/>
+      <w:r>
+        <w:rPr>
+          <w:rFonts w:ascii="Courier New"/>
+          <w:color w:val="23292D"/>
+          <w:sz w:val="21"/>
+        </w:rPr>
+        <w:t>model.A</w:t>
+      </w:r>
+      <w:proofErr w:type="spellEnd"/>
+      <w:r>
+        <w:rPr>
+          <w:rFonts w:ascii="Courier New"/>
+          <w:color w:val="23292D"/>
+          <w:sz w:val="21"/>
+        </w:rPr>
+        <w:t xml:space="preserve">) inflow = </w:t>
       </w:r>
       <w:r>
         <w:rPr>
@@ -12196,7 +15263,79 @@
           <w:color w:val="23292D"/>
           <w:sz w:val="21"/>
         </w:rPr>
-        <w:t>(model.X[i,j,k] for i,j,k in model.A)</w:t>
+        <w:t>(</w:t>
+      </w:r>
+      <w:proofErr w:type="spellStart"/>
+      <w:r>
+        <w:rPr>
+          <w:rFonts w:ascii="Courier New"/>
+          <w:color w:val="23292D"/>
+          <w:sz w:val="21"/>
+        </w:rPr>
+        <w:t>model.X</w:t>
+      </w:r>
+      <w:proofErr w:type="spellEnd"/>
+      <w:r>
+        <w:rPr>
+          <w:rFonts w:ascii="Courier New"/>
+          <w:color w:val="23292D"/>
+          <w:sz w:val="21"/>
+        </w:rPr>
+        <w:t>[</w:t>
+      </w:r>
+      <w:proofErr w:type="spellStart"/>
+      <w:r>
+        <w:rPr>
+          <w:rFonts w:ascii="Courier New"/>
+          <w:color w:val="23292D"/>
+          <w:sz w:val="21"/>
+        </w:rPr>
+        <w:t>i,j,k</w:t>
+      </w:r>
+      <w:proofErr w:type="spellEnd"/>
+      <w:r>
+        <w:rPr>
+          <w:rFonts w:ascii="Courier New"/>
+          <w:color w:val="23292D"/>
+          <w:sz w:val="21"/>
+        </w:rPr>
+        <w:t xml:space="preserve">] for </w:t>
+      </w:r>
+      <w:proofErr w:type="spellStart"/>
+      <w:r>
+        <w:rPr>
+          <w:rFonts w:ascii="Courier New"/>
+          <w:color w:val="23292D"/>
+          <w:sz w:val="21"/>
+        </w:rPr>
+        <w:t>i,j,k</w:t>
+      </w:r>
+      <w:proofErr w:type="spellEnd"/>
+      <w:r>
+        <w:rPr>
+          <w:rFonts w:ascii="Courier New"/>
+          <w:color w:val="23292D"/>
+          <w:sz w:val="21"/>
+        </w:rPr>
+        <w:t xml:space="preserve"> in </w:t>
+      </w:r>
+      <w:proofErr w:type="spellStart"/>
+      <w:r>
+        <w:rPr>
+          <w:rFonts w:ascii="Courier New"/>
+          <w:color w:val="23292D"/>
+          <w:sz w:val="21"/>
+        </w:rPr>
+        <w:t>model.A</w:t>
+      </w:r>
+      <w:proofErr w:type="spellEnd"/>
+      <w:r>
+        <w:rPr>
+          <w:rFonts w:ascii="Courier New"/>
+          <w:color w:val="23292D"/>
+          <w:sz w:val="21"/>
+        </w:rPr>
+        <w:t>)</w:t>
       </w:r>
     </w:p>
     <w:p>
@@ -12226,13 +15365,23 @@
           <w:sz w:val="21"/>
         </w:rPr>
       </w:pPr>
-      <w:r>
-        <w:rPr>
-          <w:rFonts w:ascii="Courier New"/>
-          <w:color w:val="23292D"/>
-          <w:sz w:val="21"/>
-        </w:rPr>
-        <w:t xml:space="preserve">model.flow = </w:t>
+      <w:proofErr w:type="spellStart"/>
+      <w:r>
+        <w:rPr>
+          <w:rFonts w:ascii="Courier New"/>
+          <w:color w:val="23292D"/>
+          <w:sz w:val="21"/>
+        </w:rPr>
+        <w:t>model.flow</w:t>
+      </w:r>
+      <w:proofErr w:type="spellEnd"/>
+      <w:r>
+        <w:rPr>
+          <w:rFonts w:ascii="Courier New"/>
+          <w:color w:val="23292D"/>
+          <w:sz w:val="21"/>
+        </w:rPr>
+        <w:t xml:space="preserve"> = </w:t>
       </w:r>
       <w:r>
         <w:rPr>
@@ -12248,7 +15397,25 @@
           <w:color w:val="23292D"/>
           <w:sz w:val="21"/>
         </w:rPr>
-        <w:t xml:space="preserve">(model.N, </w:t>
+        <w:t>(</w:t>
+      </w:r>
+      <w:proofErr w:type="spellStart"/>
+      <w:r>
+        <w:rPr>
+          <w:rFonts w:ascii="Courier New"/>
+          <w:color w:val="23292D"/>
+          <w:sz w:val="21"/>
+        </w:rPr>
+        <w:t>model.N</w:t>
+      </w:r>
+      <w:proofErr w:type="spellEnd"/>
+      <w:r>
+        <w:rPr>
+          <w:rFonts w:ascii="Courier New"/>
+          <w:color w:val="23292D"/>
+          <w:sz w:val="21"/>
+        </w:rPr>
+        <w:t xml:space="preserve">, </w:t>
       </w:r>
       <w:r>
         <w:rPr>
@@ -12264,7 +15431,25 @@
           <w:color w:val="23292D"/>
           <w:sz w:val="21"/>
         </w:rPr>
-        <w:t>=flow_rule)</w:t>
+        <w:t>=</w:t>
+      </w:r>
+      <w:proofErr w:type="spellStart"/>
+      <w:r>
+        <w:rPr>
+          <w:rFonts w:ascii="Courier New"/>
+          <w:color w:val="23292D"/>
+          <w:sz w:val="21"/>
+        </w:rPr>
+        <w:t>flow_rule</w:t>
+      </w:r>
+      <w:proofErr w:type="spellEnd"/>
+      <w:r>
+        <w:rPr>
+          <w:rFonts w:ascii="Courier New"/>
+          <w:color w:val="23292D"/>
+          <w:sz w:val="21"/>
+        </w:rPr>
+        <w:t>)</w:t>
       </w:r>
     </w:p>
     <w:p>
@@ -12361,7 +15546,15 @@
         <w:ind w:left="160" w:right="169"/>
       </w:pPr>
       <w:r>
-        <w:t>The data file data.dat includes list of nodes, and list of links (i,j,k) with properties. All links have cost c, amplitude a, lower bound l, and upper bound u. Below is an example data file.</w:t>
+        <w:t>The data file data.dat includes list of nodes, and list of links (</w:t>
+      </w:r>
+      <w:proofErr w:type="spellStart"/>
+      <w:r>
+        <w:t>i,j,k</w:t>
+      </w:r>
+      <w:proofErr w:type="spellEnd"/>
+      <w:r>
+        <w:t>) with properties. All links have cost c, amplitude a, lower bound l, and upper bound u. Below is an example data file.</w:t>
       </w:r>
     </w:p>
     <w:p>
@@ -15251,12 +18444,37 @@
                       <w:rFonts w:ascii="Courier New" w:hAnsi="Courier New"/>
                     </w:rPr>
                   </w:pPr>
+                  <w:proofErr w:type="spellStart"/>
                   <w:r>
                     <w:rPr>
                       <w:rFonts w:ascii="Courier New" w:hAnsi="Courier New"/>
                       <w:color w:val="23292D"/>
                     </w:rPr>
-                    <w:t>pyomo solve −−solver=glpk −−solver−suffix=dual</w:t>
+                    <w:t>pyomo</w:t>
+                  </w:r>
+                  <w:proofErr w:type="spellEnd"/>
+                  <w:r>
+                    <w:rPr>
+                      <w:rFonts w:ascii="Courier New" w:hAnsi="Courier New"/>
+                      <w:color w:val="23292D"/>
+                    </w:rPr>
+                    <w:t xml:space="preserve"> solve −−solver=</w:t>
+                  </w:r>
+                  <w:proofErr w:type="spellStart"/>
+                  <w:r>
+                    <w:rPr>
+                      <w:rFonts w:ascii="Courier New" w:hAnsi="Courier New"/>
+                      <w:color w:val="23292D"/>
+                    </w:rPr>
+                    <w:t>glpk</w:t>
+                  </w:r>
+                  <w:proofErr w:type="spellEnd"/>
+                  <w:r>
+                    <w:rPr>
+                      <w:rFonts w:ascii="Courier New" w:hAnsi="Courier New"/>
+                      <w:color w:val="23292D"/>
+                    </w:rPr>
+                    <w:t xml:space="preserve"> −−solver−suffix=dual</w:t>
                   </w:r>
                 </w:p>
                 <w:p>
@@ -15363,7 +18581,61 @@
           <w:color w:val="23292D"/>
           <w:sz w:val="20"/>
         </w:rPr>
-        <w:t>campus-117-092:base_case msdogan$ pyomo solve --solver=glpk --solver- suffix=dual calvin_abstract.py data.dat --stream-solver --json</w:t>
+        <w:t xml:space="preserve">campus-117-092:base_case </w:t>
+      </w:r>
+      <w:proofErr w:type="spellStart"/>
+      <w:r>
+        <w:rPr>
+          <w:rFonts w:ascii="Courier New"/>
+          <w:color w:val="23292D"/>
+          <w:sz w:val="20"/>
+        </w:rPr>
+        <w:t>msdogan</w:t>
+      </w:r>
+      <w:proofErr w:type="spellEnd"/>
+      <w:r>
+        <w:rPr>
+          <w:rFonts w:ascii="Courier New"/>
+          <w:color w:val="23292D"/>
+          <w:sz w:val="20"/>
+        </w:rPr>
+        <w:t xml:space="preserve">$ </w:t>
+      </w:r>
+      <w:proofErr w:type="spellStart"/>
+      <w:r>
+        <w:rPr>
+          <w:rFonts w:ascii="Courier New"/>
+          <w:color w:val="23292D"/>
+          <w:sz w:val="20"/>
+        </w:rPr>
+        <w:t>pyomo</w:t>
+      </w:r>
+      <w:proofErr w:type="spellEnd"/>
+      <w:r>
+        <w:rPr>
+          <w:rFonts w:ascii="Courier New"/>
+          <w:color w:val="23292D"/>
+          <w:sz w:val="20"/>
+        </w:rPr>
+        <w:t xml:space="preserve"> solve --solver=</w:t>
+      </w:r>
+      <w:proofErr w:type="spellStart"/>
+      <w:r>
+        <w:rPr>
+          <w:rFonts w:ascii="Courier New"/>
+          <w:color w:val="23292D"/>
+          <w:sz w:val="20"/>
+        </w:rPr>
+        <w:t>glpk</w:t>
+      </w:r>
+      <w:proofErr w:type="spellEnd"/>
+      <w:r>
+        <w:rPr>
+          <w:rFonts w:ascii="Courier New"/>
+          <w:color w:val="23292D"/>
+          <w:sz w:val="20"/>
+        </w:rPr>
+        <w:t xml:space="preserve"> --solver- suffix=dual calvin_abstract.py data.dat --stream-solver --json</w:t>
       </w:r>
     </w:p>
     <w:p>
@@ -15565,7 +18837,43 @@
           <w:color w:val="23292D"/>
           <w:sz w:val="20"/>
         </w:rPr>
-        <w:t xml:space="preserve">--write /Users/msdogan/Documents/github/CALVIN- </w:t>
+        <w:t>--write /Users/</w:t>
+      </w:r>
+      <w:proofErr w:type="spellStart"/>
+      <w:r>
+        <w:rPr>
+          <w:rFonts w:ascii="Courier New"/>
+          <w:color w:val="23292D"/>
+          <w:sz w:val="20"/>
+        </w:rPr>
+        <w:t>msdogan</w:t>
+      </w:r>
+      <w:proofErr w:type="spellEnd"/>
+      <w:r>
+        <w:rPr>
+          <w:rFonts w:ascii="Courier New"/>
+          <w:color w:val="23292D"/>
+          <w:sz w:val="20"/>
+        </w:rPr>
+        <w:t>/Documents/</w:t>
+      </w:r>
+      <w:proofErr w:type="spellStart"/>
+      <w:r>
+        <w:rPr>
+          <w:rFonts w:ascii="Courier New"/>
+          <w:color w:val="23292D"/>
+          <w:sz w:val="20"/>
+        </w:rPr>
+        <w:t>github</w:t>
+      </w:r>
+      <w:proofErr w:type="spellEnd"/>
+      <w:r>
+        <w:rPr>
+          <w:rFonts w:ascii="Courier New"/>
+          <w:color w:val="23292D"/>
+          <w:sz w:val="20"/>
+        </w:rPr>
+        <w:t xml:space="preserve">/CALVIN- </w:t>
       </w:r>
       <w:r>
         <w:rPr>
@@ -15574,25 +18882,9 @@
           <w:spacing w:val="-1"/>
           <w:sz w:val="20"/>
         </w:rPr>
-        <w:t>shortcourse/Run_Folder/base_case/tmpDSDOmX.glpk.raw</w:t>
-      </w:r>
-    </w:p>
-    <w:p>
-      <w:pPr>
-        <w:ind w:left="160" w:right="1295" w:firstLine="120"/>
-        <w:rPr>
-          <w:rFonts w:ascii="Courier New"/>
-          <w:sz w:val="20"/>
-        </w:rPr>
-      </w:pPr>
-      <w:r>
-        <w:rPr>
-          <w:rFonts w:ascii="Courier New"/>
-          <w:color w:val="23292D"/>
-          <w:sz w:val="20"/>
-        </w:rPr>
-        <w:t xml:space="preserve">--wglp /Users/msdogan/Documents/github/CALVIN- </w:t>
-      </w:r>
+        <w:t>shortcourse/</w:t>
+      </w:r>
+      <w:proofErr w:type="spellStart"/>
       <w:r>
         <w:rPr>
           <w:rFonts w:ascii="Courier New"/>
@@ -15600,8 +18892,180 @@
           <w:spacing w:val="-1"/>
           <w:sz w:val="20"/>
         </w:rPr>
-        <w:t>shortcourse/Run_Folder/base_case/tmpEaoFmb.glpk.glp</w:t>
-      </w:r>
+        <w:t>Run_Folder</w:t>
+      </w:r>
+      <w:proofErr w:type="spellEnd"/>
+      <w:r>
+        <w:rPr>
+          <w:rFonts w:ascii="Courier New"/>
+          <w:color w:val="23292D"/>
+          <w:spacing w:val="-1"/>
+          <w:sz w:val="20"/>
+        </w:rPr>
+        <w:t>/</w:t>
+      </w:r>
+      <w:proofErr w:type="spellStart"/>
+      <w:r>
+        <w:rPr>
+          <w:rFonts w:ascii="Courier New"/>
+          <w:color w:val="23292D"/>
+          <w:spacing w:val="-1"/>
+          <w:sz w:val="20"/>
+        </w:rPr>
+        <w:t>base_case</w:t>
+      </w:r>
+      <w:proofErr w:type="spellEnd"/>
+      <w:r>
+        <w:rPr>
+          <w:rFonts w:ascii="Courier New"/>
+          <w:color w:val="23292D"/>
+          <w:spacing w:val="-1"/>
+          <w:sz w:val="20"/>
+        </w:rPr>
+        <w:t>/</w:t>
+      </w:r>
+      <w:proofErr w:type="spellStart"/>
+      <w:r>
+        <w:rPr>
+          <w:rFonts w:ascii="Courier New"/>
+          <w:color w:val="23292D"/>
+          <w:spacing w:val="-1"/>
+          <w:sz w:val="20"/>
+        </w:rPr>
+        <w:t>tmpDSDOmX.glpk.raw</w:t>
+      </w:r>
+      <w:proofErr w:type="spellEnd"/>
+    </w:p>
+    <w:p>
+      <w:pPr>
+        <w:ind w:left="160" w:right="1295" w:firstLine="120"/>
+        <w:rPr>
+          <w:rFonts w:ascii="Courier New"/>
+          <w:sz w:val="20"/>
+        </w:rPr>
+      </w:pPr>
+      <w:r>
+        <w:rPr>
+          <w:rFonts w:ascii="Courier New"/>
+          <w:color w:val="23292D"/>
+          <w:sz w:val="20"/>
+        </w:rPr>
+        <w:t>--</w:t>
+      </w:r>
+      <w:proofErr w:type="spellStart"/>
+      <w:r>
+        <w:rPr>
+          <w:rFonts w:ascii="Courier New"/>
+          <w:color w:val="23292D"/>
+          <w:sz w:val="20"/>
+        </w:rPr>
+        <w:t>wglp</w:t>
+      </w:r>
+      <w:proofErr w:type="spellEnd"/>
+      <w:r>
+        <w:rPr>
+          <w:rFonts w:ascii="Courier New"/>
+          <w:color w:val="23292D"/>
+          <w:sz w:val="20"/>
+        </w:rPr>
+        <w:t xml:space="preserve"> /Users/</w:t>
+      </w:r>
+      <w:proofErr w:type="spellStart"/>
+      <w:r>
+        <w:rPr>
+          <w:rFonts w:ascii="Courier New"/>
+          <w:color w:val="23292D"/>
+          <w:sz w:val="20"/>
+        </w:rPr>
+        <w:t>msdogan</w:t>
+      </w:r>
+      <w:proofErr w:type="spellEnd"/>
+      <w:r>
+        <w:rPr>
+          <w:rFonts w:ascii="Courier New"/>
+          <w:color w:val="23292D"/>
+          <w:sz w:val="20"/>
+        </w:rPr>
+        <w:t>/Documents/</w:t>
+      </w:r>
+      <w:proofErr w:type="spellStart"/>
+      <w:r>
+        <w:rPr>
+          <w:rFonts w:ascii="Courier New"/>
+          <w:color w:val="23292D"/>
+          <w:sz w:val="20"/>
+        </w:rPr>
+        <w:t>github</w:t>
+      </w:r>
+      <w:proofErr w:type="spellEnd"/>
+      <w:r>
+        <w:rPr>
+          <w:rFonts w:ascii="Courier New"/>
+          <w:color w:val="23292D"/>
+          <w:sz w:val="20"/>
+        </w:rPr>
+        <w:t xml:space="preserve">/CALVIN- </w:t>
+      </w:r>
+      <w:r>
+        <w:rPr>
+          <w:rFonts w:ascii="Courier New"/>
+          <w:color w:val="23292D"/>
+          <w:spacing w:val="-1"/>
+          <w:sz w:val="20"/>
+        </w:rPr>
+        <w:t>shortcourse/</w:t>
+      </w:r>
+      <w:proofErr w:type="spellStart"/>
+      <w:r>
+        <w:rPr>
+          <w:rFonts w:ascii="Courier New"/>
+          <w:color w:val="23292D"/>
+          <w:spacing w:val="-1"/>
+          <w:sz w:val="20"/>
+        </w:rPr>
+        <w:t>Run_Folder</w:t>
+      </w:r>
+      <w:proofErr w:type="spellEnd"/>
+      <w:r>
+        <w:rPr>
+          <w:rFonts w:ascii="Courier New"/>
+          <w:color w:val="23292D"/>
+          <w:spacing w:val="-1"/>
+          <w:sz w:val="20"/>
+        </w:rPr>
+        <w:t>/</w:t>
+      </w:r>
+      <w:proofErr w:type="spellStart"/>
+      <w:r>
+        <w:rPr>
+          <w:rFonts w:ascii="Courier New"/>
+          <w:color w:val="23292D"/>
+          <w:spacing w:val="-1"/>
+          <w:sz w:val="20"/>
+        </w:rPr>
+        <w:t>base_case</w:t>
+      </w:r>
+      <w:proofErr w:type="spellEnd"/>
+      <w:r>
+        <w:rPr>
+          <w:rFonts w:ascii="Courier New"/>
+          <w:color w:val="23292D"/>
+          <w:spacing w:val="-1"/>
+          <w:sz w:val="20"/>
+        </w:rPr>
+        <w:t>/</w:t>
+      </w:r>
+      <w:proofErr w:type="spellStart"/>
+      <w:r>
+        <w:rPr>
+          <w:rFonts w:ascii="Courier New"/>
+          <w:color w:val="23292D"/>
+          <w:spacing w:val="-1"/>
+          <w:sz w:val="20"/>
+        </w:rPr>
+        <w:t>tmpEaoFmb.glpk.glp</w:t>
+      </w:r>
+      <w:proofErr w:type="spellEnd"/>
     </w:p>
     <w:p>
       <w:pPr>
@@ -15618,7 +19082,61 @@
           <w:color w:val="23292D"/>
           <w:sz w:val="20"/>
         </w:rPr>
-        <w:t xml:space="preserve">--cpxlp /Users/msdogan/Documents/github/CALVIN- </w:t>
+        <w:t>--</w:t>
+      </w:r>
+      <w:proofErr w:type="spellStart"/>
+      <w:r>
+        <w:rPr>
+          <w:rFonts w:ascii="Courier New"/>
+          <w:color w:val="23292D"/>
+          <w:sz w:val="20"/>
+        </w:rPr>
+        <w:t>cpxlp</w:t>
+      </w:r>
+      <w:proofErr w:type="spellEnd"/>
+      <w:r>
+        <w:rPr>
+          <w:rFonts w:ascii="Courier New"/>
+          <w:color w:val="23292D"/>
+          <w:sz w:val="20"/>
+        </w:rPr>
+        <w:t xml:space="preserve"> /Users/</w:t>
+      </w:r>
+      <w:proofErr w:type="spellStart"/>
+      <w:r>
+        <w:rPr>
+          <w:rFonts w:ascii="Courier New"/>
+          <w:color w:val="23292D"/>
+          <w:sz w:val="20"/>
+        </w:rPr>
+        <w:t>msdogan</w:t>
+      </w:r>
+      <w:proofErr w:type="spellEnd"/>
+      <w:r>
+        <w:rPr>
+          <w:rFonts w:ascii="Courier New"/>
+          <w:color w:val="23292D"/>
+          <w:sz w:val="20"/>
+        </w:rPr>
+        <w:t>/Documents/</w:t>
+      </w:r>
+      <w:proofErr w:type="spellStart"/>
+      <w:r>
+        <w:rPr>
+          <w:rFonts w:ascii="Courier New"/>
+          <w:color w:val="23292D"/>
+          <w:sz w:val="20"/>
+        </w:rPr>
+        <w:t>github</w:t>
+      </w:r>
+      <w:proofErr w:type="spellEnd"/>
+      <w:r>
+        <w:rPr>
+          <w:rFonts w:ascii="Courier New"/>
+          <w:color w:val="23292D"/>
+          <w:sz w:val="20"/>
+        </w:rPr>
+        <w:t xml:space="preserve">/CALVIN- </w:t>
       </w:r>
       <w:r>
         <w:rPr>
@@ -15627,8 +19145,59 @@
           <w:spacing w:val="-1"/>
           <w:sz w:val="20"/>
         </w:rPr>
-        <w:t>shortcourse/Run_Folder/base_case/tmpfL_tVk.pyomo.lp</w:t>
-      </w:r>
+        <w:t>shortcourse/</w:t>
+      </w:r>
+      <w:proofErr w:type="spellStart"/>
+      <w:r>
+        <w:rPr>
+          <w:rFonts w:ascii="Courier New"/>
+          <w:color w:val="23292D"/>
+          <w:spacing w:val="-1"/>
+          <w:sz w:val="20"/>
+        </w:rPr>
+        <w:t>Run_Folder</w:t>
+      </w:r>
+      <w:proofErr w:type="spellEnd"/>
+      <w:r>
+        <w:rPr>
+          <w:rFonts w:ascii="Courier New"/>
+          <w:color w:val="23292D"/>
+          <w:spacing w:val="-1"/>
+          <w:sz w:val="20"/>
+        </w:rPr>
+        <w:t>/</w:t>
+      </w:r>
+      <w:proofErr w:type="spellStart"/>
+      <w:r>
+        <w:rPr>
+          <w:rFonts w:ascii="Courier New"/>
+          <w:color w:val="23292D"/>
+          <w:spacing w:val="-1"/>
+          <w:sz w:val="20"/>
+        </w:rPr>
+        <w:t>base_case</w:t>
+      </w:r>
+      <w:proofErr w:type="spellEnd"/>
+      <w:r>
+        <w:rPr>
+          <w:rFonts w:ascii="Courier New"/>
+          <w:color w:val="23292D"/>
+          <w:spacing w:val="-1"/>
+          <w:sz w:val="20"/>
+        </w:rPr>
+        <w:t>/</w:t>
+      </w:r>
+      <w:proofErr w:type="spellStart"/>
+      <w:r>
+        <w:rPr>
+          <w:rFonts w:ascii="Courier New"/>
+          <w:color w:val="23292D"/>
+          <w:spacing w:val="-1"/>
+          <w:sz w:val="20"/>
+        </w:rPr>
+        <w:t>tmpfL_tVk.pyomo.lp</w:t>
+      </w:r>
+      <w:proofErr w:type="spellEnd"/>
     </w:p>
     <w:p>
       <w:pPr>
@@ -15645,7 +19214,97 @@
           <w:color w:val="23292D"/>
           <w:sz w:val="20"/>
         </w:rPr>
-        <w:t>Reading problem data from '/Users/msdogan/Documents/github/CALVIN- shortcourse/Run_Folder/base_case/tmpfL_tVk.pyomo.lp'...</w:t>
+        <w:t>Reading problem data from '/Users/</w:t>
+      </w:r>
+      <w:proofErr w:type="spellStart"/>
+      <w:r>
+        <w:rPr>
+          <w:rFonts w:ascii="Courier New"/>
+          <w:color w:val="23292D"/>
+          <w:sz w:val="20"/>
+        </w:rPr>
+        <w:t>msdogan</w:t>
+      </w:r>
+      <w:proofErr w:type="spellEnd"/>
+      <w:r>
+        <w:rPr>
+          <w:rFonts w:ascii="Courier New"/>
+          <w:color w:val="23292D"/>
+          <w:sz w:val="20"/>
+        </w:rPr>
+        <w:t>/Documents/</w:t>
+      </w:r>
+      <w:proofErr w:type="spellStart"/>
+      <w:r>
+        <w:rPr>
+          <w:rFonts w:ascii="Courier New"/>
+          <w:color w:val="23292D"/>
+          <w:sz w:val="20"/>
+        </w:rPr>
+        <w:t>github</w:t>
+      </w:r>
+      <w:proofErr w:type="spellEnd"/>
+      <w:r>
+        <w:rPr>
+          <w:rFonts w:ascii="Courier New"/>
+          <w:color w:val="23292D"/>
+          <w:sz w:val="20"/>
+        </w:rPr>
+        <w:t>/CALVIN- shortcourse/</w:t>
+      </w:r>
+      <w:proofErr w:type="spellStart"/>
+      <w:r>
+        <w:rPr>
+          <w:rFonts w:ascii="Courier New"/>
+          <w:color w:val="23292D"/>
+          <w:sz w:val="20"/>
+        </w:rPr>
+        <w:t>Run_Folder</w:t>
+      </w:r>
+      <w:proofErr w:type="spellEnd"/>
+      <w:r>
+        <w:rPr>
+          <w:rFonts w:ascii="Courier New"/>
+          <w:color w:val="23292D"/>
+          <w:sz w:val="20"/>
+        </w:rPr>
+        <w:t>/</w:t>
+      </w:r>
+      <w:proofErr w:type="spellStart"/>
+      <w:r>
+        <w:rPr>
+          <w:rFonts w:ascii="Courier New"/>
+          <w:color w:val="23292D"/>
+          <w:sz w:val="20"/>
+        </w:rPr>
+        <w:t>base_case</w:t>
+      </w:r>
+      <w:proofErr w:type="spellEnd"/>
+      <w:r>
+        <w:rPr>
+          <w:rFonts w:ascii="Courier New"/>
+          <w:color w:val="23292D"/>
+          <w:sz w:val="20"/>
+        </w:rPr>
+        <w:t>/</w:t>
+      </w:r>
+      <w:proofErr w:type="spellStart"/>
+      <w:r>
+        <w:rPr>
+          <w:rFonts w:ascii="Courier New"/>
+          <w:color w:val="23292D"/>
+          <w:sz w:val="20"/>
+        </w:rPr>
+        <w:t>tmpfL_tVk.pyomo.lp</w:t>
+      </w:r>
+      <w:proofErr w:type="spellEnd"/>
+      <w:r>
+        <w:rPr>
+          <w:rFonts w:ascii="Courier New"/>
+          <w:color w:val="23292D"/>
+          <w:sz w:val="20"/>
+        </w:rPr>
+        <w:t>'...</w:t>
       </w:r>
     </w:p>
     <w:p>
@@ -15697,7 +19356,97 @@
           <w:color w:val="23292D"/>
           <w:sz w:val="20"/>
         </w:rPr>
-        <w:t>Writing problem data to '/Users/msdogan/Documents/github/CALVIN- shortcourse/Run_Folder/base_case/tmpEaoFmb.glpk.glp'...</w:t>
+        <w:t>Writing problem data to '/Users/</w:t>
+      </w:r>
+      <w:proofErr w:type="spellStart"/>
+      <w:r>
+        <w:rPr>
+          <w:rFonts w:ascii="Courier New"/>
+          <w:color w:val="23292D"/>
+          <w:sz w:val="20"/>
+        </w:rPr>
+        <w:t>msdogan</w:t>
+      </w:r>
+      <w:proofErr w:type="spellEnd"/>
+      <w:r>
+        <w:rPr>
+          <w:rFonts w:ascii="Courier New"/>
+          <w:color w:val="23292D"/>
+          <w:sz w:val="20"/>
+        </w:rPr>
+        <w:t>/Documents/</w:t>
+      </w:r>
+      <w:proofErr w:type="spellStart"/>
+      <w:r>
+        <w:rPr>
+          <w:rFonts w:ascii="Courier New"/>
+          <w:color w:val="23292D"/>
+          <w:sz w:val="20"/>
+        </w:rPr>
+        <w:t>github</w:t>
+      </w:r>
+      <w:proofErr w:type="spellEnd"/>
+      <w:r>
+        <w:rPr>
+          <w:rFonts w:ascii="Courier New"/>
+          <w:color w:val="23292D"/>
+          <w:sz w:val="20"/>
+        </w:rPr>
+        <w:t>/CALVIN- shortcourse/</w:t>
+      </w:r>
+      <w:proofErr w:type="spellStart"/>
+      <w:r>
+        <w:rPr>
+          <w:rFonts w:ascii="Courier New"/>
+          <w:color w:val="23292D"/>
+          <w:sz w:val="20"/>
+        </w:rPr>
+        <w:t>Run_Folder</w:t>
+      </w:r>
+      <w:proofErr w:type="spellEnd"/>
+      <w:r>
+        <w:rPr>
+          <w:rFonts w:ascii="Courier New"/>
+          <w:color w:val="23292D"/>
+          <w:sz w:val="20"/>
+        </w:rPr>
+        <w:t>/</w:t>
+      </w:r>
+      <w:proofErr w:type="spellStart"/>
+      <w:r>
+        <w:rPr>
+          <w:rFonts w:ascii="Courier New"/>
+          <w:color w:val="23292D"/>
+          <w:sz w:val="20"/>
+        </w:rPr>
+        <w:t>base_case</w:t>
+      </w:r>
+      <w:proofErr w:type="spellEnd"/>
+      <w:r>
+        <w:rPr>
+          <w:rFonts w:ascii="Courier New"/>
+          <w:color w:val="23292D"/>
+          <w:sz w:val="20"/>
+        </w:rPr>
+        <w:t>/</w:t>
+      </w:r>
+      <w:proofErr w:type="spellStart"/>
+      <w:r>
+        <w:rPr>
+          <w:rFonts w:ascii="Courier New"/>
+          <w:color w:val="23292D"/>
+          <w:sz w:val="20"/>
+        </w:rPr>
+        <w:t>tmpEaoFmb.glpk.glp</w:t>
+      </w:r>
+      <w:proofErr w:type="spellEnd"/>
+      <w:r>
+        <w:rPr>
+          <w:rFonts w:ascii="Courier New"/>
+          <w:color w:val="23292D"/>
+          <w:sz w:val="20"/>
+        </w:rPr>
+        <w:t>'...</w:t>
       </w:r>
     </w:p>
     <w:p>
@@ -15836,8 +19585,17 @@
           <w:sz w:val="20"/>
         </w:rPr>
         <w:tab/>
+      </w:r>
+      <w:proofErr w:type="spellStart"/>
+      <w:r>
+        <w:rPr>
+          <w:rFonts w:ascii="Courier New"/>
+          <w:color w:val="23292D"/>
+          <w:sz w:val="20"/>
+        </w:rPr>
         <w:t>infeas</w:t>
       </w:r>
+      <w:proofErr w:type="spellEnd"/>
       <w:r>
         <w:rPr>
           <w:rFonts w:ascii="Courier New"/>
@@ -15995,7 +19753,97 @@
           <w:color w:val="23292D"/>
           <w:sz w:val="20"/>
         </w:rPr>
-        <w:t>Writing basic solution to '/Users/msdogan/Documents/github/CALVIN- shortcourse/Run_Folder/base_case/tmpDSDOmX.glpk.raw'...</w:t>
+        <w:t>Writing basic solution to '/Users/</w:t>
+      </w:r>
+      <w:proofErr w:type="spellStart"/>
+      <w:r>
+        <w:rPr>
+          <w:rFonts w:ascii="Courier New"/>
+          <w:color w:val="23292D"/>
+          <w:sz w:val="20"/>
+        </w:rPr>
+        <w:t>msdogan</w:t>
+      </w:r>
+      <w:proofErr w:type="spellEnd"/>
+      <w:r>
+        <w:rPr>
+          <w:rFonts w:ascii="Courier New"/>
+          <w:color w:val="23292D"/>
+          <w:sz w:val="20"/>
+        </w:rPr>
+        <w:t>/Documents/</w:t>
+      </w:r>
+      <w:proofErr w:type="spellStart"/>
+      <w:r>
+        <w:rPr>
+          <w:rFonts w:ascii="Courier New"/>
+          <w:color w:val="23292D"/>
+          <w:sz w:val="20"/>
+        </w:rPr>
+        <w:t>github</w:t>
+      </w:r>
+      <w:proofErr w:type="spellEnd"/>
+      <w:r>
+        <w:rPr>
+          <w:rFonts w:ascii="Courier New"/>
+          <w:color w:val="23292D"/>
+          <w:sz w:val="20"/>
+        </w:rPr>
+        <w:t>/CALVIN- shortcourse/</w:t>
+      </w:r>
+      <w:proofErr w:type="spellStart"/>
+      <w:r>
+        <w:rPr>
+          <w:rFonts w:ascii="Courier New"/>
+          <w:color w:val="23292D"/>
+          <w:sz w:val="20"/>
+        </w:rPr>
+        <w:t>Run_Folder</w:t>
+      </w:r>
+      <w:proofErr w:type="spellEnd"/>
+      <w:r>
+        <w:rPr>
+          <w:rFonts w:ascii="Courier New"/>
+          <w:color w:val="23292D"/>
+          <w:sz w:val="20"/>
+        </w:rPr>
+        <w:t>/</w:t>
+      </w:r>
+      <w:proofErr w:type="spellStart"/>
+      <w:r>
+        <w:rPr>
+          <w:rFonts w:ascii="Courier New"/>
+          <w:color w:val="23292D"/>
+          <w:sz w:val="20"/>
+        </w:rPr>
+        <w:t>base_case</w:t>
+      </w:r>
+      <w:proofErr w:type="spellEnd"/>
+      <w:r>
+        <w:rPr>
+          <w:rFonts w:ascii="Courier New"/>
+          <w:color w:val="23292D"/>
+          <w:sz w:val="20"/>
+        </w:rPr>
+        <w:t>/</w:t>
+      </w:r>
+      <w:proofErr w:type="spellStart"/>
+      <w:r>
+        <w:rPr>
+          <w:rFonts w:ascii="Courier New"/>
+          <w:color w:val="23292D"/>
+          <w:sz w:val="20"/>
+        </w:rPr>
+        <w:t>tmpDSDOmX.glpk.raw</w:t>
+      </w:r>
+      <w:proofErr w:type="spellEnd"/>
+      <w:r>
+        <w:rPr>
+          <w:rFonts w:ascii="Courier New"/>
+          <w:color w:val="23292D"/>
+          <w:sz w:val="20"/>
+        </w:rPr>
+        <w:t>'...</w:t>
       </w:r>
     </w:p>
     <w:p>
@@ -16120,8 +19968,18 @@
           <w:color w:val="23292D"/>
           <w:sz w:val="20"/>
         </w:rPr>
-        <w:t>Function Value: -9587.6894813 Solver results file: results.json</w:t>
-      </w:r>
+        <w:t xml:space="preserve">Function Value: -9587.6894813 Solver results file: </w:t>
+      </w:r>
+      <w:proofErr w:type="spellStart"/>
+      <w:r>
+        <w:rPr>
+          <w:rFonts w:ascii="Courier New"/>
+          <w:color w:val="23292D"/>
+          <w:sz w:val="20"/>
+        </w:rPr>
+        <w:t>results.json</w:t>
+      </w:r>
+      <w:proofErr w:type="spellEnd"/>
     </w:p>
     <w:p>
       <w:pPr>
@@ -16260,11 +20118,19 @@
       <w:r>
         <w:t xml:space="preserve">Abstract model generates </w:t>
       </w:r>
+      <w:proofErr w:type="spellStart"/>
       <w:r>
         <w:rPr>
           <w:rFonts w:ascii="Courier New" w:hAnsi="Courier New"/>
         </w:rPr>
-        <w:t xml:space="preserve">results.json </w:t>
+        <w:t>results.json</w:t>
+      </w:r>
+      <w:proofErr w:type="spellEnd"/>
+      <w:r>
+        <w:rPr>
+          <w:rFonts w:ascii="Courier New" w:hAnsi="Courier New"/>
+        </w:rPr>
+        <w:t xml:space="preserve"> </w:t>
       </w:r>
       <w:r>
         <w:t>file and puts all output in one single file. However, often we need outputs in time-series format and separate files for flow, storage, evaporation, and dual values. CALVIN’s Python-based postprocessor scripts create those separate files and save them as *.csv which can be easily shared and used to create figures.</w:t>
@@ -16314,12 +20180,14 @@
       <w:r>
         <w:t xml:space="preserve">to create time-series data from </w:t>
       </w:r>
+      <w:proofErr w:type="spellStart"/>
       <w:r>
         <w:rPr>
           <w:rFonts w:ascii="Courier New"/>
         </w:rPr>
         <w:t>results.json</w:t>
       </w:r>
+      <w:proofErr w:type="spellEnd"/>
       <w:r>
         <w:t>.</w:t>
       </w:r>
@@ -16543,12 +20411,21 @@
                     </w:rPr>
                     <w:t xml:space="preserve">from </w:t>
                   </w:r>
+                  <w:proofErr w:type="spellStart"/>
                   <w:r>
                     <w:rPr>
                       <w:rFonts w:ascii="Courier New"/>
                       <w:color w:val="23292D"/>
                     </w:rPr>
-                    <w:t xml:space="preserve">calvin </w:t>
+                    <w:t>calvin</w:t>
+                  </w:r>
+                  <w:proofErr w:type="spellEnd"/>
+                  <w:r>
+                    <w:rPr>
+                      <w:rFonts w:ascii="Courier New"/>
+                      <w:color w:val="23292D"/>
+                    </w:rPr>
+                    <w:t xml:space="preserve"> </w:t>
                   </w:r>
                   <w:r>
                     <w:rPr>
@@ -16600,12 +20477,21 @@
                       <w:rFonts w:ascii="Courier New"/>
                     </w:rPr>
                   </w:pPr>
+                  <w:proofErr w:type="spellStart"/>
                   <w:r>
                     <w:rPr>
                       <w:rFonts w:ascii="Courier New"/>
                       <w:color w:val="23292D"/>
                     </w:rPr>
-                    <w:t xml:space="preserve">calvin = </w:t>
+                    <w:t>calvin</w:t>
+                  </w:r>
+                  <w:proofErr w:type="spellEnd"/>
+                  <w:r>
+                    <w:rPr>
+                      <w:rFonts w:ascii="Courier New"/>
+                      <w:color w:val="23292D"/>
+                    </w:rPr>
+                    <w:t xml:space="preserve"> = </w:t>
                   </w:r>
                   <w:r>
                     <w:rPr>
@@ -16646,8 +20532,25 @@
                       <w:rFonts w:ascii="Courier New"/>
                       <w:color w:val="808080"/>
                     </w:rPr>
-                    <w:t xml:space="preserve"># create pyomo model from specified data file </w:t>
+                    <w:t xml:space="preserve"># create </w:t>
                   </w:r>
+                  <w:proofErr w:type="spellStart"/>
+                  <w:r>
+                    <w:rPr>
+                      <w:rFonts w:ascii="Courier New"/>
+                      <w:color w:val="808080"/>
+                    </w:rPr>
+                    <w:t>pyomo</w:t>
+                  </w:r>
+                  <w:proofErr w:type="spellEnd"/>
+                  <w:r>
+                    <w:rPr>
+                      <w:rFonts w:ascii="Courier New"/>
+                      <w:color w:val="808080"/>
+                    </w:rPr>
+                    <w:t xml:space="preserve"> model from specified data file </w:t>
+                  </w:r>
+                  <w:proofErr w:type="spellStart"/>
                   <w:r>
                     <w:rPr>
                       <w:rFonts w:ascii="Courier New"/>
@@ -16662,12 +20565,29 @@
                     </w:rPr>
                     <w:t>create_pyomo_model</w:t>
                   </w:r>
+                  <w:proofErr w:type="spellEnd"/>
                   <w:r>
                     <w:rPr>
                       <w:rFonts w:ascii="Courier New"/>
                       <w:color w:val="23292D"/>
                     </w:rPr>
-                    <w:t>(debug_mode=False)</w:t>
+                    <w:t>(</w:t>
+                  </w:r>
+                  <w:proofErr w:type="spellStart"/>
+                  <w:r>
+                    <w:rPr>
+                      <w:rFonts w:ascii="Courier New"/>
+                      <w:color w:val="23292D"/>
+                    </w:rPr>
+                    <w:t>debug_mode</w:t>
+                  </w:r>
+                  <w:proofErr w:type="spellEnd"/>
+                  <w:r>
+                    <w:rPr>
+                      <w:rFonts w:ascii="Courier New"/>
+                      <w:color w:val="23292D"/>
+                    </w:rPr>
+                    <w:t>=False)</w:t>
                   </w:r>
                 </w:p>
                 <w:p>
@@ -16696,6 +20616,7 @@
                     </w:rPr>
                     <w:t xml:space="preserve"># solve the problem </w:t>
                   </w:r>
+                  <w:proofErr w:type="spellStart"/>
                   <w:r>
                     <w:rPr>
                       <w:rFonts w:ascii="Courier New"/>
@@ -16710,12 +20631,61 @@
                     </w:rPr>
                     <w:t>solve_pyomo_model</w:t>
                   </w:r>
+                  <w:proofErr w:type="spellEnd"/>
                   <w:r>
                     <w:rPr>
                       <w:rFonts w:ascii="Courier New"/>
                       <w:color w:val="23292D"/>
                     </w:rPr>
-                    <w:t>(solver='glpk', nproc=1, debug_mode=False)</w:t>
+                    <w:t>(solver='</w:t>
+                  </w:r>
+                  <w:proofErr w:type="spellStart"/>
+                  <w:r>
+                    <w:rPr>
+                      <w:rFonts w:ascii="Courier New"/>
+                      <w:color w:val="23292D"/>
+                    </w:rPr>
+                    <w:t>glpk</w:t>
+                  </w:r>
+                  <w:proofErr w:type="spellEnd"/>
+                  <w:r>
+                    <w:rPr>
+                      <w:rFonts w:ascii="Courier New"/>
+                      <w:color w:val="23292D"/>
+                    </w:rPr>
+                    <w:t xml:space="preserve">', </w:t>
+                  </w:r>
+                  <w:proofErr w:type="spellStart"/>
+                  <w:r>
+                    <w:rPr>
+                      <w:rFonts w:ascii="Courier New"/>
+                      <w:color w:val="23292D"/>
+                    </w:rPr>
+                    <w:t>nproc</w:t>
+                  </w:r>
+                  <w:proofErr w:type="spellEnd"/>
+                  <w:r>
+                    <w:rPr>
+                      <w:rFonts w:ascii="Courier New"/>
+                      <w:color w:val="23292D"/>
+                    </w:rPr>
+                    <w:t xml:space="preserve">=1, </w:t>
+                  </w:r>
+                  <w:proofErr w:type="spellStart"/>
+                  <w:r>
+                    <w:rPr>
+                      <w:rFonts w:ascii="Courier New"/>
+                      <w:color w:val="23292D"/>
+                    </w:rPr>
+                    <w:t>debug_mode</w:t>
+                  </w:r>
+                  <w:proofErr w:type="spellEnd"/>
+                  <w:r>
+                    <w:rPr>
+                      <w:rFonts w:ascii="Courier New"/>
+                      <w:color w:val="23292D"/>
+                    </w:rPr>
+                    <w:t>=False)</w:t>
                   </w:r>
                 </w:p>
                 <w:p>
@@ -16756,7 +20726,55 @@
                       <w:rFonts w:ascii="Courier New"/>
                       <w:color w:val="23292D"/>
                     </w:rPr>
-                    <w:t>(calvin.df, calvin.model, resultdir='results')</w:t>
+                    <w:t>(</w:t>
+                  </w:r>
+                  <w:proofErr w:type="spellStart"/>
+                  <w:r>
+                    <w:rPr>
+                      <w:rFonts w:ascii="Courier New"/>
+                      <w:color w:val="23292D"/>
+                    </w:rPr>
+                    <w:t>calvin.df</w:t>
+                  </w:r>
+                  <w:proofErr w:type="spellEnd"/>
+                  <w:r>
+                    <w:rPr>
+                      <w:rFonts w:ascii="Courier New"/>
+                      <w:color w:val="23292D"/>
+                    </w:rPr>
+                    <w:t xml:space="preserve">, </w:t>
+                  </w:r>
+                  <w:proofErr w:type="spellStart"/>
+                  <w:r>
+                    <w:rPr>
+                      <w:rFonts w:ascii="Courier New"/>
+                      <w:color w:val="23292D"/>
+                    </w:rPr>
+                    <w:t>calvin.model</w:t>
+                  </w:r>
+                  <w:proofErr w:type="spellEnd"/>
+                  <w:r>
+                    <w:rPr>
+                      <w:rFonts w:ascii="Courier New"/>
+                      <w:color w:val="23292D"/>
+                    </w:rPr>
+                    <w:t xml:space="preserve">, </w:t>
+                  </w:r>
+                  <w:proofErr w:type="spellStart"/>
+                  <w:r>
+                    <w:rPr>
+                      <w:rFonts w:ascii="Courier New"/>
+                      <w:color w:val="23292D"/>
+                    </w:rPr>
+                    <w:t>resultdir</w:t>
+                  </w:r>
+                  <w:proofErr w:type="spellEnd"/>
+                  <w:r>
+                    <w:rPr>
+                      <w:rFonts w:ascii="Courier New"/>
+                      <w:color w:val="23292D"/>
+                    </w:rPr>
+                    <w:t>='results')</w:t>
                   </w:r>
                 </w:p>
               </w:txbxContent>
@@ -16842,7 +20860,15 @@
         <w:ind w:left="160" w:right="120"/>
       </w:pPr>
       <w:r>
-        <w:t>2002-Sep. 2003, monthly). Turn on “debug_mode=True” to run concrete model in debug mode.</w:t>
+        <w:t>2002-Sep. 2003, monthly). Turn on “</w:t>
+      </w:r>
+      <w:proofErr w:type="spellStart"/>
+      <w:r>
+        <w:t>debug_mode</w:t>
+      </w:r>
+      <w:proofErr w:type="spellEnd"/>
+      <w:r>
+        <w:t>=True” to run concrete model in debug mode.</w:t>
       </w:r>
     </w:p>
     <w:p>
@@ -16873,12 +20899,21 @@
                     </w:rPr>
                     <w:t xml:space="preserve">from </w:t>
                   </w:r>
+                  <w:proofErr w:type="spellStart"/>
                   <w:r>
                     <w:rPr>
                       <w:rFonts w:ascii="Courier New"/>
                       <w:color w:val="23292D"/>
                     </w:rPr>
-                    <w:t xml:space="preserve">calvin </w:t>
+                    <w:t>calvin</w:t>
+                  </w:r>
+                  <w:proofErr w:type="spellEnd"/>
+                  <w:r>
+                    <w:rPr>
+                      <w:rFonts w:ascii="Courier New"/>
+                      <w:color w:val="23292D"/>
+                    </w:rPr>
+                    <w:t xml:space="preserve"> </w:t>
                   </w:r>
                   <w:r>
                     <w:rPr>
@@ -16930,12 +20965,21 @@
                       <w:rFonts w:ascii="Courier New"/>
                     </w:rPr>
                   </w:pPr>
+                  <w:proofErr w:type="spellStart"/>
                   <w:r>
                     <w:rPr>
                       <w:rFonts w:ascii="Courier New"/>
                       <w:color w:val="23292D"/>
                     </w:rPr>
-                    <w:t xml:space="preserve">calvin = </w:t>
+                    <w:t>calvin</w:t>
+                  </w:r>
+                  <w:proofErr w:type="spellEnd"/>
+                  <w:r>
+                    <w:rPr>
+                      <w:rFonts w:ascii="Courier New"/>
+                      <w:color w:val="23292D"/>
+                    </w:rPr>
+                    <w:t xml:space="preserve"> = </w:t>
                   </w:r>
                   <w:r>
                     <w:rPr>
@@ -16974,8 +21018,25 @@
                       <w:rFonts w:ascii="Courier New"/>
                       <w:color w:val="808080"/>
                     </w:rPr>
-                    <w:t xml:space="preserve"># create pyomo model from specified data file </w:t>
+                    <w:t xml:space="preserve"># create </w:t>
                   </w:r>
+                  <w:proofErr w:type="spellStart"/>
+                  <w:r>
+                    <w:rPr>
+                      <w:rFonts w:ascii="Courier New"/>
+                      <w:color w:val="808080"/>
+                    </w:rPr>
+                    <w:t>pyomo</w:t>
+                  </w:r>
+                  <w:proofErr w:type="spellEnd"/>
+                  <w:r>
+                    <w:rPr>
+                      <w:rFonts w:ascii="Courier New"/>
+                      <w:color w:val="808080"/>
+                    </w:rPr>
+                    <w:t xml:space="preserve"> model from specified data file </w:t>
+                  </w:r>
+                  <w:proofErr w:type="spellStart"/>
                   <w:r>
                     <w:rPr>
                       <w:rFonts w:ascii="Courier New"/>
@@ -16990,12 +21051,29 @@
                     </w:rPr>
                     <w:t>create_pyomo_model</w:t>
                   </w:r>
+                  <w:proofErr w:type="spellEnd"/>
                   <w:r>
                     <w:rPr>
                       <w:rFonts w:ascii="Courier New"/>
                       <w:color w:val="23292D"/>
                     </w:rPr>
-                    <w:t>(debug_mode=True)</w:t>
+                    <w:t>(</w:t>
+                  </w:r>
+                  <w:proofErr w:type="spellStart"/>
+                  <w:r>
+                    <w:rPr>
+                      <w:rFonts w:ascii="Courier New"/>
+                      <w:color w:val="23292D"/>
+                    </w:rPr>
+                    <w:t>debug_mode</w:t>
+                  </w:r>
+                  <w:proofErr w:type="spellEnd"/>
+                  <w:r>
+                    <w:rPr>
+                      <w:rFonts w:ascii="Courier New"/>
+                      <w:color w:val="23292D"/>
+                    </w:rPr>
+                    <w:t>=True)</w:t>
                   </w:r>
                 </w:p>
                 <w:p>
@@ -17022,6 +21100,7 @@
                     </w:rPr>
                     <w:t xml:space="preserve"># solve the problem </w:t>
                   </w:r>
+                  <w:proofErr w:type="spellStart"/>
                   <w:r>
                     <w:rPr>
                       <w:rFonts w:ascii="Courier New"/>
@@ -17036,12 +21115,61 @@
                     </w:rPr>
                     <w:t>solve_pyomo_model</w:t>
                   </w:r>
+                  <w:proofErr w:type="spellEnd"/>
                   <w:r>
                     <w:rPr>
                       <w:rFonts w:ascii="Courier New"/>
                       <w:color w:val="23292D"/>
                     </w:rPr>
-                    <w:t>(solver='glpk', nproc=1, debug_mode=True)</w:t>
+                    <w:t>(solver='</w:t>
+                  </w:r>
+                  <w:proofErr w:type="spellStart"/>
+                  <w:r>
+                    <w:rPr>
+                      <w:rFonts w:ascii="Courier New"/>
+                      <w:color w:val="23292D"/>
+                    </w:rPr>
+                    <w:t>glpk</w:t>
+                  </w:r>
+                  <w:proofErr w:type="spellEnd"/>
+                  <w:r>
+                    <w:rPr>
+                      <w:rFonts w:ascii="Courier New"/>
+                      <w:color w:val="23292D"/>
+                    </w:rPr>
+                    <w:t xml:space="preserve">', </w:t>
+                  </w:r>
+                  <w:proofErr w:type="spellStart"/>
+                  <w:r>
+                    <w:rPr>
+                      <w:rFonts w:ascii="Courier New"/>
+                      <w:color w:val="23292D"/>
+                    </w:rPr>
+                    <w:t>nproc</w:t>
+                  </w:r>
+                  <w:proofErr w:type="spellEnd"/>
+                  <w:r>
+                    <w:rPr>
+                      <w:rFonts w:ascii="Courier New"/>
+                      <w:color w:val="23292D"/>
+                    </w:rPr>
+                    <w:t xml:space="preserve">=1, </w:t>
+                  </w:r>
+                  <w:proofErr w:type="spellStart"/>
+                  <w:r>
+                    <w:rPr>
+                      <w:rFonts w:ascii="Courier New"/>
+                      <w:color w:val="23292D"/>
+                    </w:rPr>
+                    <w:t>debug_mode</w:t>
+                  </w:r>
+                  <w:proofErr w:type="spellEnd"/>
+                  <w:r>
+                    <w:rPr>
+                      <w:rFonts w:ascii="Courier New"/>
+                      <w:color w:val="23292D"/>
+                    </w:rPr>
+                    <w:t>=True)</w:t>
                   </w:r>
                 </w:p>
                 <w:p>
@@ -17080,7 +21208,55 @@
                       <w:rFonts w:ascii="Courier New"/>
                       <w:color w:val="23292D"/>
                     </w:rPr>
-                    <w:t>(calvin.df, calvin.model, resultdir='results- infeasible')</w:t>
+                    <w:t>(</w:t>
+                  </w:r>
+                  <w:proofErr w:type="spellStart"/>
+                  <w:r>
+                    <w:rPr>
+                      <w:rFonts w:ascii="Courier New"/>
+                      <w:color w:val="23292D"/>
+                    </w:rPr>
+                    <w:t>calvin.df</w:t>
+                  </w:r>
+                  <w:proofErr w:type="spellEnd"/>
+                  <w:r>
+                    <w:rPr>
+                      <w:rFonts w:ascii="Courier New"/>
+                      <w:color w:val="23292D"/>
+                    </w:rPr>
+                    <w:t xml:space="preserve">, </w:t>
+                  </w:r>
+                  <w:proofErr w:type="spellStart"/>
+                  <w:r>
+                    <w:rPr>
+                      <w:rFonts w:ascii="Courier New"/>
+                      <w:color w:val="23292D"/>
+                    </w:rPr>
+                    <w:t>calvin.model</w:t>
+                  </w:r>
+                  <w:proofErr w:type="spellEnd"/>
+                  <w:r>
+                    <w:rPr>
+                      <w:rFonts w:ascii="Courier New"/>
+                      <w:color w:val="23292D"/>
+                    </w:rPr>
+                    <w:t xml:space="preserve">, </w:t>
+                  </w:r>
+                  <w:proofErr w:type="spellStart"/>
+                  <w:r>
+                    <w:rPr>
+                      <w:rFonts w:ascii="Courier New"/>
+                      <w:color w:val="23292D"/>
+                    </w:rPr>
+                    <w:t>resultdir</w:t>
+                  </w:r>
+                  <w:proofErr w:type="spellEnd"/>
+                  <w:r>
+                    <w:rPr>
+                      <w:rFonts w:ascii="Courier New"/>
+                      <w:color w:val="23292D"/>
+                    </w:rPr>
+                    <w:t>='results- infeasible')</w:t>
                   </w:r>
                 </w:p>
               </w:txbxContent>
@@ -17215,7 +21391,13 @@
                   <w:ind w:left="20"/>
                 </w:pPr>
                 <w:r>
-                  <w:t>Winter 2024</w:t>
+                  <w:t>Spring</w:t>
+                </w:r>
+                <w:r>
+                  <w:t xml:space="preserve"> 202</w:t>
+                </w:r>
+                <w:r>
+                  <w:t>6</w:t>
                 </w:r>
               </w:p>
             </w:txbxContent>
@@ -18440,7 +22622,6 @@
   <w:style w:type="character" w:default="1" w:styleId="VarsaylanParagrafYazTipi">
     <w:name w:val="Default Paragraph Font"/>
     <w:uiPriority w:val="1"/>
-    <w:semiHidden/>
     <w:unhideWhenUsed/>
   </w:style>
   <w:style w:type="table" w:default="1" w:styleId="NormalTablo">
